--- a/courts/ninth-circuit/california/federal/eastern-district/motion-brief/usage/OUTPUT-motion-brief.docx
+++ b/courts/ninth-circuit/california/federal/eastern-district/motion-brief/usage/OUTPUT-motion-brief.docx
@@ -173,7 +173,7 @@
     </w:p>
     <w:tbl>
       <w:tblPr>
-        <w:tblW w:w="9000" w:type="dxa"/>
+        <w:tblW w:w="8640" w:type="dxa"/>
         <w:tblBorders>
           <w:top w:val="nil"/>
           <w:left w:val="nil"/>
@@ -192,7 +192,7 @@
       <w:tblGrid>
         <w:gridCol w:w="4608"/>
         <w:gridCol w:w="288"/>
-        <w:gridCol w:w="4104"/>
+        <w:gridCol w:w="3744"/>
       </w:tblGrid>
       <w:tr>
         <w:tc>
@@ -260,7 +260,7 @@
         </w:tc>
         <w:tc>
           <w:tcPr>
-            <w:tcW w:w="4104" w:type="dxa"/>
+            <w:tcW w:w="3744" w:type="dxa"/>
           </w:tcPr>
           <w:p>
             <w:pPr>
@@ -407,7 +407,7 @@
     </w:p>
     <w:tbl>
       <w:tblPr>
-        <w:tblW w:w="9000" w:type="dxa"/>
+        <w:tblW w:w="8640" w:type="dxa"/>
         <w:tblBorders>
           <w:top w:val="nil"/>
           <w:left w:val="nil"/>
@@ -426,7 +426,7 @@
       <w:tblGrid>
         <w:gridCol w:w="3744"/>
         <w:gridCol w:w="288"/>
-        <w:gridCol w:w="4968"/>
+        <w:gridCol w:w="4608"/>
       </w:tblGrid>
       <w:tr>
         <w:trPr>
@@ -457,7 +457,7 @@
         </w:tc>
         <w:tc>
           <w:tcPr>
-            <w:tcW w:w="4968" w:type="dxa"/>
+            <w:tcW w:w="4608" w:type="dxa"/>
           </w:tcPr>
           <w:p>
             <w:pPr>
@@ -520,7 +520,7 @@
           <w:footerReference w:type="default" r:id="rId100"/>
           <w:type w:val="nextPage"/>
           <w:pgSz w:w="12240" w:h="15840"/>
-          <w:pgMar w:top="1440" w:right="1080" w:bottom="960" w:left="2160" w:header="720" w:footer="600" w:gutter="0"/>
+          <w:pgMar w:top="1440" w:right="1440" w:bottom="960" w:left="2160" w:header="720" w:footer="600" w:gutter="0"/>
           <w:pgBorders w:offsetFrom="text">
             <w:left w:val="double" w:sz="4" w:space="12" w:color="000000"/>
             <w:right w:val="single" w:sz="4" w:space="7" w:color="000000"/>
@@ -598,7 +598,7 @@
         <w:tab/>
       </w:r>
       <w:r>
-        <w:t>1</w:t>
+        <w:t>2</w:t>
       </w:r>
     </w:p>
     <w:p>
@@ -612,7 +612,7 @@
         <w:tab/>
       </w:r>
       <w:r>
-        <w:t>1</w:t>
+        <w:t>2</w:t>
       </w:r>
     </w:p>
     <w:p>
@@ -1469,7 +1469,7 @@
           <w:footerReference w:type="default" r:id="rId100"/>
           <w:type w:val="nextPage"/>
           <w:pgSz w:w="12240" w:h="15840"/>
-          <w:pgMar w:top="1440" w:right="1080" w:bottom="960" w:left="2160" w:header="720" w:footer="600" w:gutter="0"/>
+          <w:pgMar w:top="1440" w:right="1440" w:bottom="960" w:left="2160" w:header="720" w:footer="600" w:gutter="0"/>
           <w:pgBorders w:offsetFrom="text">
             <w:left w:val="double" w:sz="4" w:space="12" w:color="000000"/>
             <w:right w:val="single" w:sz="4" w:space="7" w:color="000000"/>
@@ -1716,7 +1716,7 @@
     </w:p>
     <w:tbl>
       <w:tblPr>
-        <w:tblW w:w="9000" w:type="dxa"/>
+        <w:tblW w:w="8640" w:type="dxa"/>
         <w:tblBorders>
           <w:top w:val="nil"/>
           <w:left w:val="nil"/>
@@ -1735,7 +1735,7 @@
       <w:tblGrid>
         <w:gridCol w:w="3744"/>
         <w:gridCol w:w="288"/>
-        <w:gridCol w:w="4968"/>
+        <w:gridCol w:w="4608"/>
       </w:tblGrid>
       <w:tr>
         <w:trPr>
@@ -1766,7 +1766,7 @@
         </w:tc>
         <w:tc>
           <w:tcPr>
-            <w:tcW w:w="4968" w:type="dxa"/>
+            <w:tcW w:w="4608" w:type="dxa"/>
           </w:tcPr>
           <w:p>
             <w:pPr>
@@ -1824,7 +1824,7 @@
       <w:headerReference w:type="default" r:id="rId101"/>
       <w:footerReference w:type="default" r:id="rId100"/>
       <w:pgSz w:w="12240" w:h="15840"/>
-      <w:pgMar w:top="1440" w:right="1080" w:bottom="960" w:left="2160" w:header="720" w:footer="600" w:gutter="0"/>
+      <w:pgMar w:top="1440" w:right="1440" w:bottom="960" w:left="2160" w:header="720" w:footer="600" w:gutter="0"/>
       <w:pgBorders w:offsetFrom="text">
         <w:left w:val="double" w:sz="4" w:space="12" w:color="000000"/>
         <w:right w:val="single" w:sz="4" w:space="7" w:color="000000"/>
@@ -1897,7 +1897,7 @@
   <w:p>
     <w:pPr>
       <w:pStyle w:val="LineNo"/>
-      <w:framePr w:w="1555" w:hSpace="0" w:wrap="around" w:vAnchor="page" w:hAnchor="page" w:x="0" w:y="1440"/>
+      <w:framePr w:w="1440" w:hSpace="0" w:wrap="around" w:vAnchor="page" w:hAnchor="page" w:x="0" w:y="1440"/>
     </w:pPr>
     <w:r>
       <w:rPr>
@@ -1909,7 +1909,7 @@
   <w:p>
     <w:pPr>
       <w:pStyle w:val="LineNo"/>
-      <w:framePr w:w="1555" w:hSpace="0" w:wrap="around" w:vAnchor="page" w:hAnchor="page" w:x="0" w:y="1440"/>
+      <w:framePr w:w="1440" w:hSpace="0" w:wrap="around" w:vAnchor="page" w:hAnchor="page" w:x="0" w:y="1440"/>
     </w:pPr>
     <w:r>
       <w:rPr>
@@ -1921,7 +1921,7 @@
   <w:p>
     <w:pPr>
       <w:pStyle w:val="LineNo"/>
-      <w:framePr w:w="1555" w:hSpace="0" w:wrap="around" w:vAnchor="page" w:hAnchor="page" w:x="0" w:y="1440"/>
+      <w:framePr w:w="1440" w:hSpace="0" w:wrap="around" w:vAnchor="page" w:hAnchor="page" w:x="0" w:y="1440"/>
     </w:pPr>
     <w:r>
       <w:rPr>
@@ -1933,7 +1933,7 @@
   <w:p>
     <w:pPr>
       <w:pStyle w:val="LineNo"/>
-      <w:framePr w:w="1555" w:hSpace="0" w:wrap="around" w:vAnchor="page" w:hAnchor="page" w:x="0" w:y="1440"/>
+      <w:framePr w:w="1440" w:hSpace="0" w:wrap="around" w:vAnchor="page" w:hAnchor="page" w:x="0" w:y="1440"/>
     </w:pPr>
     <w:r>
       <w:rPr>
@@ -1945,7 +1945,7 @@
   <w:p>
     <w:pPr>
       <w:pStyle w:val="LineNo"/>
-      <w:framePr w:w="1555" w:hSpace="0" w:wrap="around" w:vAnchor="page" w:hAnchor="page" w:x="0" w:y="1440"/>
+      <w:framePr w:w="1440" w:hSpace="0" w:wrap="around" w:vAnchor="page" w:hAnchor="page" w:x="0" w:y="1440"/>
     </w:pPr>
     <w:r>
       <w:rPr>
@@ -1957,7 +1957,7 @@
   <w:p>
     <w:pPr>
       <w:pStyle w:val="LineNo"/>
-      <w:framePr w:w="1555" w:hSpace="0" w:wrap="around" w:vAnchor="page" w:hAnchor="page" w:x="0" w:y="1440"/>
+      <w:framePr w:w="1440" w:hSpace="0" w:wrap="around" w:vAnchor="page" w:hAnchor="page" w:x="0" w:y="1440"/>
     </w:pPr>
     <w:r>
       <w:rPr>
@@ -1969,7 +1969,7 @@
   <w:p>
     <w:pPr>
       <w:pStyle w:val="LineNo"/>
-      <w:framePr w:w="1555" w:hSpace="0" w:wrap="around" w:vAnchor="page" w:hAnchor="page" w:x="0" w:y="1440"/>
+      <w:framePr w:w="1440" w:hSpace="0" w:wrap="around" w:vAnchor="page" w:hAnchor="page" w:x="0" w:y="1440"/>
     </w:pPr>
     <w:r>
       <w:rPr>
@@ -1981,7 +1981,7 @@
   <w:p>
     <w:pPr>
       <w:pStyle w:val="LineNo"/>
-      <w:framePr w:w="1555" w:hSpace="0" w:wrap="around" w:vAnchor="page" w:hAnchor="page" w:x="0" w:y="1440"/>
+      <w:framePr w:w="1440" w:hSpace="0" w:wrap="around" w:vAnchor="page" w:hAnchor="page" w:x="0" w:y="1440"/>
     </w:pPr>
     <w:r>
       <w:rPr>
@@ -1993,7 +1993,7 @@
   <w:p>
     <w:pPr>
       <w:pStyle w:val="LineNo"/>
-      <w:framePr w:w="1555" w:hSpace="0" w:wrap="around" w:vAnchor="page" w:hAnchor="page" w:x="0" w:y="1440"/>
+      <w:framePr w:w="1440" w:hSpace="0" w:wrap="around" w:vAnchor="page" w:hAnchor="page" w:x="0" w:y="1440"/>
     </w:pPr>
     <w:r>
       <w:rPr>
@@ -2005,7 +2005,7 @@
   <w:p>
     <w:pPr>
       <w:pStyle w:val="LineNo"/>
-      <w:framePr w:w="1555" w:hSpace="0" w:wrap="around" w:vAnchor="page" w:hAnchor="page" w:x="0" w:y="1440"/>
+      <w:framePr w:w="1440" w:hSpace="0" w:wrap="around" w:vAnchor="page" w:hAnchor="page" w:x="0" w:y="1440"/>
     </w:pPr>
     <w:r>
       <w:rPr>
@@ -2017,7 +2017,7 @@
   <w:p>
     <w:pPr>
       <w:pStyle w:val="LineNo"/>
-      <w:framePr w:w="1555" w:hSpace="0" w:wrap="around" w:vAnchor="page" w:hAnchor="page" w:x="0" w:y="1440"/>
+      <w:framePr w:w="1440" w:hSpace="0" w:wrap="around" w:vAnchor="page" w:hAnchor="page" w:x="0" w:y="1440"/>
     </w:pPr>
     <w:r>
       <w:rPr>
@@ -2029,7 +2029,7 @@
   <w:p>
     <w:pPr>
       <w:pStyle w:val="LineNo"/>
-      <w:framePr w:w="1555" w:hSpace="0" w:wrap="around" w:vAnchor="page" w:hAnchor="page" w:x="0" w:y="1440"/>
+      <w:framePr w:w="1440" w:hSpace="0" w:wrap="around" w:vAnchor="page" w:hAnchor="page" w:x="0" w:y="1440"/>
     </w:pPr>
     <w:r>
       <w:rPr>
@@ -2041,7 +2041,7 @@
   <w:p>
     <w:pPr>
       <w:pStyle w:val="LineNo"/>
-      <w:framePr w:w="1555" w:hSpace="0" w:wrap="around" w:vAnchor="page" w:hAnchor="page" w:x="0" w:y="1440"/>
+      <w:framePr w:w="1440" w:hSpace="0" w:wrap="around" w:vAnchor="page" w:hAnchor="page" w:x="0" w:y="1440"/>
     </w:pPr>
     <w:r>
       <w:rPr>
@@ -2053,7 +2053,7 @@
   <w:p>
     <w:pPr>
       <w:pStyle w:val="LineNo"/>
-      <w:framePr w:w="1555" w:hSpace="0" w:wrap="around" w:vAnchor="page" w:hAnchor="page" w:x="0" w:y="1440"/>
+      <w:framePr w:w="1440" w:hSpace="0" w:wrap="around" w:vAnchor="page" w:hAnchor="page" w:x="0" w:y="1440"/>
     </w:pPr>
     <w:r>
       <w:rPr>
@@ -2065,7 +2065,7 @@
   <w:p>
     <w:pPr>
       <w:pStyle w:val="LineNo"/>
-      <w:framePr w:w="1555" w:hSpace="0" w:wrap="around" w:vAnchor="page" w:hAnchor="page" w:x="0" w:y="1440"/>
+      <w:framePr w:w="1440" w:hSpace="0" w:wrap="around" w:vAnchor="page" w:hAnchor="page" w:x="0" w:y="1440"/>
     </w:pPr>
     <w:r>
       <w:rPr>
@@ -2077,7 +2077,7 @@
   <w:p>
     <w:pPr>
       <w:pStyle w:val="LineNo"/>
-      <w:framePr w:w="1555" w:hSpace="0" w:wrap="around" w:vAnchor="page" w:hAnchor="page" w:x="0" w:y="1440"/>
+      <w:framePr w:w="1440" w:hSpace="0" w:wrap="around" w:vAnchor="page" w:hAnchor="page" w:x="0" w:y="1440"/>
     </w:pPr>
     <w:r>
       <w:rPr>
@@ -2089,7 +2089,7 @@
   <w:p>
     <w:pPr>
       <w:pStyle w:val="LineNo"/>
-      <w:framePr w:w="1555" w:hSpace="0" w:wrap="around" w:vAnchor="page" w:hAnchor="page" w:x="0" w:y="1440"/>
+      <w:framePr w:w="1440" w:hSpace="0" w:wrap="around" w:vAnchor="page" w:hAnchor="page" w:x="0" w:y="1440"/>
     </w:pPr>
     <w:r>
       <w:rPr>
@@ -2101,7 +2101,7 @@
   <w:p>
     <w:pPr>
       <w:pStyle w:val="LineNo"/>
-      <w:framePr w:w="1555" w:hSpace="0" w:wrap="around" w:vAnchor="page" w:hAnchor="page" w:x="0" w:y="1440"/>
+      <w:framePr w:w="1440" w:hSpace="0" w:wrap="around" w:vAnchor="page" w:hAnchor="page" w:x="0" w:y="1440"/>
     </w:pPr>
     <w:r>
       <w:rPr>
@@ -2113,7 +2113,7 @@
   <w:p>
     <w:pPr>
       <w:pStyle w:val="LineNo"/>
-      <w:framePr w:w="1555" w:hSpace="0" w:wrap="around" w:vAnchor="page" w:hAnchor="page" w:x="0" w:y="1440"/>
+      <w:framePr w:w="1440" w:hSpace="0" w:wrap="around" w:vAnchor="page" w:hAnchor="page" w:x="0" w:y="1440"/>
     </w:pPr>
     <w:r>
       <w:rPr>
@@ -2125,7 +2125,7 @@
   <w:p>
     <w:pPr>
       <w:pStyle w:val="LineNo"/>
-      <w:framePr w:w="1555" w:hSpace="0" w:wrap="around" w:vAnchor="page" w:hAnchor="page" w:x="0" w:y="1440"/>
+      <w:framePr w:w="1440" w:hSpace="0" w:wrap="around" w:vAnchor="page" w:hAnchor="page" w:x="0" w:y="1440"/>
     </w:pPr>
     <w:r>
       <w:rPr>
@@ -2137,7 +2137,7 @@
   <w:p>
     <w:pPr>
       <w:pStyle w:val="LineNo"/>
-      <w:framePr w:w="1555" w:hSpace="0" w:wrap="around" w:vAnchor="page" w:hAnchor="page" w:x="0" w:y="1440"/>
+      <w:framePr w:w="1440" w:hSpace="0" w:wrap="around" w:vAnchor="page" w:hAnchor="page" w:x="0" w:y="1440"/>
     </w:pPr>
     <w:r>
       <w:rPr>
@@ -2149,7 +2149,7 @@
   <w:p>
     <w:pPr>
       <w:pStyle w:val="LineNo"/>
-      <w:framePr w:w="1555" w:hSpace="0" w:wrap="around" w:vAnchor="page" w:hAnchor="page" w:x="0" w:y="1440"/>
+      <w:framePr w:w="1440" w:hSpace="0" w:wrap="around" w:vAnchor="page" w:hAnchor="page" w:x="0" w:y="1440"/>
     </w:pPr>
     <w:r>
       <w:rPr>
@@ -2161,7 +2161,7 @@
   <w:p>
     <w:pPr>
       <w:pStyle w:val="LineNo"/>
-      <w:framePr w:w="1555" w:hSpace="0" w:wrap="around" w:vAnchor="page" w:hAnchor="page" w:x="0" w:y="1440"/>
+      <w:framePr w:w="1440" w:hSpace="0" w:wrap="around" w:vAnchor="page" w:hAnchor="page" w:x="0" w:y="1440"/>
     </w:pPr>
     <w:r>
       <w:rPr>
@@ -2173,7 +2173,7 @@
   <w:p>
     <w:pPr>
       <w:pStyle w:val="LineNo"/>
-      <w:framePr w:w="1555" w:hSpace="0" w:wrap="around" w:vAnchor="page" w:hAnchor="page" w:x="0" w:y="1440"/>
+      <w:framePr w:w="1440" w:hSpace="0" w:wrap="around" w:vAnchor="page" w:hAnchor="page" w:x="0" w:y="1440"/>
     </w:pPr>
     <w:r>
       <w:rPr>
@@ -2185,7 +2185,7 @@
   <w:p>
     <w:pPr>
       <w:pStyle w:val="LineNo"/>
-      <w:framePr w:w="1555" w:hSpace="0" w:wrap="around" w:vAnchor="page" w:hAnchor="page" w:x="0" w:y="1440"/>
+      <w:framePr w:w="1440" w:hSpace="0" w:wrap="around" w:vAnchor="page" w:hAnchor="page" w:x="0" w:y="1440"/>
     </w:pPr>
     <w:r>
       <w:rPr>
@@ -2197,7 +2197,7 @@
   <w:p>
     <w:pPr>
       <w:pStyle w:val="LineNo"/>
-      <w:framePr w:w="1555" w:hSpace="0" w:wrap="around" w:vAnchor="page" w:hAnchor="page" w:x="0" w:y="1440"/>
+      <w:framePr w:w="1440" w:hSpace="0" w:wrap="around" w:vAnchor="page" w:hAnchor="page" w:x="0" w:y="1440"/>
     </w:pPr>
     <w:r>
       <w:rPr>
@@ -2209,7 +2209,7 @@
   <w:p>
     <w:pPr>
       <w:pStyle w:val="LineNo"/>
-      <w:framePr w:w="1555" w:hSpace="0" w:wrap="around" w:vAnchor="page" w:hAnchor="page" w:x="0" w:y="1440"/>
+      <w:framePr w:w="1440" w:hSpace="0" w:wrap="around" w:vAnchor="page" w:hAnchor="page" w:x="0" w:y="1440"/>
     </w:pPr>
     <w:r>
       <w:rPr>
@@ -2221,7 +2221,7 @@
   <w:p>
     <w:pPr>
       <w:pStyle w:val="LineNo"/>
-      <w:framePr w:w="1555" w:hSpace="0" w:wrap="around" w:vAnchor="page" w:hAnchor="page" w:x="0" w:y="1440"/>
+      <w:framePr w:w="1440" w:hSpace="0" w:wrap="around" w:vAnchor="page" w:hAnchor="page" w:x="0" w:y="1440"/>
     </w:pPr>
     <w:r>
       <w:rPr>
@@ -2327,7 +2327,7 @@
   <w:docDefaults>
     <w:rPrDefault>
       <w:rPr>
-        <w:rFonts w:ascii="EB Garamond" w:hAnsi="EB Garamond" w:eastAsia="EB Garamond" w:cs="EB Garamond"/>
+        <w:rFonts w:ascii="Times New Roman" w:hAnsi="Times New Roman" w:eastAsia="Times New Roman" w:cs="Times New Roman"/>
         <w:sz w:val="24"/>
         <w:szCs w:val="24"/>
         <w:lang w:val="en-US" w:eastAsia="zh-CN" w:bidi="ar-SA"/>
@@ -2349,7 +2349,7 @@
       <w:widowControl/>
     </w:pPr>
     <w:rPr>
-      <w:rFonts w:ascii="EB Garamond" w:hAnsi="EB Garamond" w:eastAsia="EB Garamond" w:cs="EB Garamond"/>
+      <w:rFonts w:ascii="Times New Roman" w:hAnsi="Times New Roman" w:eastAsia="Times New Roman" w:cs="Times New Roman"/>
       <w:sz w:val="24"/>
       <w:szCs w:val="24"/>
     </w:rPr>
@@ -2396,7 +2396,7 @@
       <w:jc w:val="center"/>
     </w:pPr>
     <w:rPr>
-      <w:rFonts w:ascii="EB Garamond" w:hAnsi="EB Garamond" w:eastAsia="EB Garamond" w:cs="EB Garamond"/>
+      <w:rFonts w:ascii="Times New Roman" w:hAnsi="Times New Roman" w:eastAsia="Times New Roman" w:cs="Times New Roman"/>
       <w:sz w:val="56"/>
       <w:szCs w:val="56"/>
     </w:rPr>
@@ -2408,7 +2408,7 @@
     <w:uiPriority w:val="10"/>
     <w:rsid w:val="00A10FD9"/>
     <w:rPr>
-      <w:rFonts w:ascii="EB Garamond" w:hAnsi="EB Garamond" w:eastAsia="EB Garamond" w:cs="EB Garamond"/>
+      <w:rFonts w:ascii="Times New Roman" w:hAnsi="Times New Roman" w:eastAsia="Times New Roman" w:cs="Times New Roman"/>
       <w:sz w:val="56"/>
       <w:szCs w:val="56"/>
     </w:rPr>
@@ -2427,7 +2427,7 @@
       </w:numPr>
     </w:pPr>
     <w:rPr>
-      <w:rFonts w:eastAsiaTheme="majorEastAsia" w:cstheme="majorBidi"/>
+      <w:rFonts w:cstheme="majorBidi"/>
       <w:spacing w:val="15"/>
       <w:sz w:val="28"/>
       <w:szCs w:val="28"/>
@@ -2440,7 +2440,7 @@
     <w:uiPriority w:val="11"/>
     <w:rsid w:val="00A10FD9"/>
     <w:rPr>
-      <w:rFonts w:eastAsiaTheme="majorEastAsia" w:cstheme="majorBidi"/>
+      <w:rFonts w:cstheme="majorBidi"/>
       <w:color w:val="595959" w:themeColor="text1" w:themeTint="A6"/>
       <w:spacing w:val="15"/>
       <w:sz w:val="28"/>
@@ -2599,7 +2599,7 @@
       <w:outlineLvl w:val="3"/>
     </w:pPr>
     <w:rPr>
-      <w:rFonts w:eastAsiaTheme="majorEastAsia" w:cstheme="majorBidi"/>
+      <w:rFonts w:cstheme="majorBidi"/>
       <w:i/>
       <w:iCs/>
       <w:color w:val="0F4761" w:themeColor="accent1" w:themeShade="BF"/>
@@ -2622,7 +2622,7 @@
       <w:outlineLvl w:val="4"/>
     </w:pPr>
     <w:rPr>
-      <w:rFonts w:eastAsiaTheme="majorEastAsia" w:cstheme="majorBidi"/>
+      <w:rFonts w:cstheme="majorBidi"/>
       <w:color w:val="0F4761" w:themeColor="accent1" w:themeShade="BF"/>
     </w:rPr>
   </w:style>
@@ -2643,7 +2643,7 @@
       <w:outlineLvl w:val="5"/>
     </w:pPr>
     <w:rPr>
-      <w:rFonts w:eastAsiaTheme="majorEastAsia" w:cstheme="majorBidi"/>
+      <w:rFonts w:cstheme="majorBidi"/>
       <w:i/>
       <w:iCs/>
       <w:color w:val="595959" w:themeColor="text1" w:themeTint="A6"/>
@@ -2666,7 +2666,7 @@
       <w:outlineLvl w:val="6"/>
     </w:pPr>
     <w:rPr>
-      <w:rFonts w:eastAsiaTheme="majorEastAsia" w:cstheme="majorBidi"/>
+      <w:rFonts w:cstheme="majorBidi"/>
       <w:color w:val="595959" w:themeColor="text1" w:themeTint="A6"/>
     </w:rPr>
   </w:style>
@@ -2687,7 +2687,7 @@
       <w:outlineLvl w:val="7"/>
     </w:pPr>
     <w:rPr>
-      <w:rFonts w:eastAsiaTheme="majorEastAsia" w:cstheme="majorBidi"/>
+      <w:rFonts w:cstheme="majorBidi"/>
       <w:i/>
       <w:iCs/>
       <w:color w:val="272727" w:themeColor="text1" w:themeTint="D8"/>
@@ -2710,7 +2710,7 @@
       <w:outlineLvl w:val="8"/>
     </w:pPr>
     <w:rPr>
-      <w:rFonts w:eastAsiaTheme="majorEastAsia" w:cstheme="majorBidi"/>
+      <w:rFonts w:cstheme="majorBidi"/>
       <w:color w:val="272727" w:themeColor="text1" w:themeTint="D8"/>
     </w:rPr>
   </w:style>
@@ -2721,7 +2721,7 @@
     <w:uiPriority w:val="9"/>
     <w:rsid w:val="00A10FD9"/>
     <w:rPr>
-      <w:rFonts w:ascii="EB Garamond" w:hAnsi="EB Garamond" w:eastAsia="EB Garamond" w:cs="EB Garamond"/>
+      <w:rFonts w:ascii="Times New Roman" w:hAnsi="Times New Roman" w:eastAsia="Times New Roman" w:cs="Times New Roman"/>
       <w:color w:val="0F4761" w:themeColor="accent1" w:themeShade="BF"/>
       <w:sz w:val="40"/>
       <w:szCs w:val="40"/>
@@ -2735,7 +2735,7 @@
     <w:semiHidden/>
     <w:rsid w:val="00A10FD9"/>
     <w:rPr>
-      <w:rFonts w:ascii="EB Garamond" w:hAnsi="EB Garamond" w:eastAsia="EB Garamond" w:cs="EB Garamond"/>
+      <w:rFonts w:ascii="Times New Roman" w:hAnsi="Times New Roman" w:eastAsia="Times New Roman" w:cs="Times New Roman"/>
       <w:color w:val="0F4761" w:themeColor="accent1" w:themeShade="BF"/>
       <w:sz w:val="32"/>
       <w:szCs w:val="32"/>
@@ -2749,7 +2749,7 @@
     <w:semiHidden/>
     <w:rsid w:val="00A10FD9"/>
     <w:rPr>
-      <w:rFonts w:eastAsiaTheme="majorEastAsia" w:cstheme="majorBidi"/>
+      <w:rFonts w:cstheme="majorBidi"/>
       <w:color w:val="0F4761" w:themeColor="accent1" w:themeShade="BF"/>
       <w:sz w:val="28"/>
       <w:szCs w:val="28"/>
@@ -2763,7 +2763,7 @@
     <w:semiHidden/>
     <w:rsid w:val="00A10FD9"/>
     <w:rPr>
-      <w:rFonts w:eastAsiaTheme="majorEastAsia" w:cstheme="majorBidi"/>
+      <w:rFonts w:cstheme="majorBidi"/>
       <w:i/>
       <w:iCs/>
       <w:color w:val="0F4761" w:themeColor="accent1" w:themeShade="BF"/>
@@ -2777,7 +2777,7 @@
     <w:semiHidden/>
     <w:rsid w:val="00A10FD9"/>
     <w:rPr>
-      <w:rFonts w:eastAsiaTheme="majorEastAsia" w:cstheme="majorBidi"/>
+      <w:rFonts w:cstheme="majorBidi"/>
       <w:color w:val="0F4761" w:themeColor="accent1" w:themeShade="BF"/>
     </w:rPr>
   </w:style>
@@ -2789,7 +2789,7 @@
     <w:semiHidden/>
     <w:rsid w:val="00A10FD9"/>
     <w:rPr>
-      <w:rFonts w:eastAsiaTheme="majorEastAsia" w:cstheme="majorBidi"/>
+      <w:rFonts w:cstheme="majorBidi"/>
       <w:i/>
       <w:iCs/>
       <w:color w:val="595959" w:themeColor="text1" w:themeTint="A6"/>
@@ -2803,7 +2803,7 @@
     <w:semiHidden/>
     <w:rsid w:val="00A10FD9"/>
     <w:rPr>
-      <w:rFonts w:eastAsiaTheme="majorEastAsia" w:cstheme="majorBidi"/>
+      <w:rFonts w:cstheme="majorBidi"/>
       <w:color w:val="595959" w:themeColor="text1" w:themeTint="A6"/>
     </w:rPr>
   </w:style>
@@ -2815,7 +2815,7 @@
     <w:semiHidden/>
     <w:rsid w:val="00A10FD9"/>
     <w:rPr>
-      <w:rFonts w:eastAsiaTheme="majorEastAsia" w:cstheme="majorBidi"/>
+      <w:rFonts w:cstheme="majorBidi"/>
       <w:i/>
       <w:iCs/>
       <w:color w:val="272727" w:themeColor="text1" w:themeTint="D8"/>
@@ -2829,7 +2829,7 @@
     <w:semiHidden/>
     <w:rsid w:val="00A10FD9"/>
     <w:rPr>
-      <w:rFonts w:eastAsiaTheme="majorEastAsia" w:cstheme="majorBidi"/>
+      <w:rFonts w:cstheme="majorBidi"/>
       <w:color w:val="272727" w:themeColor="text1" w:themeTint="D8"/>
     </w:rPr>
   </w:style>
@@ -2992,7 +2992,7 @@
       <w:outlineLvl w:val="9"/>
     </w:pPr>
     <w:rPr>
-      <w:rFonts w:ascii="EB Garamond" w:hAnsi="EB Garamond" w:eastAsia="EB Garamond" w:cs="EB Garamond"/>
+      <w:rFonts w:ascii="Times New Roman" w:hAnsi="Times New Roman" w:eastAsia="Times New Roman" w:cs="Times New Roman"/>
       <w:b w:val="0"/>
       <w:bCs w:val="0"/>
       <w:color w:val="365F91" w:themeColor="accent1" w:themeShade="BF"/>
@@ -3033,7 +3033,7 @@
     <w:unhideWhenUsed/>
     <w:pPr>
       <w:tabs>
-        <w:tab w:val="right" w:pos="9000"/>
+        <w:tab w:val="right" w:pos="8620"/>
       </w:tabs>
       <w:spacing w:before="0" w:after="0" w:line="240" w:lineRule="auto"/>
       <w:ind w:firstLine="0"/>
@@ -3143,7 +3143,7 @@
     <w:qFormat/>
     <w:pPr>
       <w:tabs>
-        <w:tab w:val="right" w:leader="dot" w:pos="9000"/>
+        <w:tab w:val="right" w:leader="dot" w:pos="8620"/>
       </w:tabs>
       <w:spacing w:before="0" w:after="240" w:line="276" w:lineRule="exact"/>
       <w:ind w:left="576" w:hanging="576" w:firstLine="0"/>
@@ -3185,7 +3185,7 @@
     <w:unhideWhenUsed/>
     <w:pPr>
       <w:tabs>
-        <w:tab w:val="right" w:leader="dot" w:pos="9000"/>
+        <w:tab w:val="right" w:leader="dot" w:pos="8620"/>
       </w:tabs>
       <w:spacing w:before="0" w:after="0" w:line="480" w:lineRule="exact"/>
       <w:ind w:left="720" w:hanging="720" w:firstLine="0"/>
@@ -3202,7 +3202,7 @@
     <w:unhideWhenUsed/>
     <w:pPr>
       <w:tabs>
-        <w:tab w:val="right" w:leader="dot" w:pos="9000"/>
+        <w:tab w:val="right" w:leader="dot" w:pos="8620"/>
       </w:tabs>
       <w:spacing w:before="0" w:after="0" w:line="480" w:lineRule="exact"/>
       <w:ind w:left="1440" w:hanging="720" w:firstLine="0"/>

--- a/courts/ninth-circuit/california/federal/eastern-district/motion-brief/usage/OUTPUT-motion-brief.docx
+++ b/courts/ninth-circuit/california/federal/eastern-district/motion-brief/usage/OUTPUT-motion-brief.docx
@@ -2,444 +2,552 @@
 <file path=word/document.xml><?xml version="1.0" encoding="utf-8"?>
 <w:document xmlns:w="http://schemas.openxmlformats.org/wordprocessingml/2006/main" xmlns:m="http://schemas.openxmlformats.org/officeDocument/2006/math" xmlns:r="http://schemas.openxmlformats.org/officeDocument/2006/relationships" xmlns:o="urn:schemas-microsoft-com:office:office" xmlns:v="urn:schemas-microsoft-com:vml" xmlns:w10="urn:schemas-microsoft-com:office:word" xmlns:a="http://schemas.openxmlformats.org/drawingml/2006/main" xmlns:pic="http://schemas.openxmlformats.org/drawingml/2006/picture" xmlns:wp="http://schemas.openxmlformats.org/drawingml/2006/wordprocessingDrawing">
   <w:body>
+    <w:tbl>
+      <w:tblPr>
+        <w:tblW w:w="8640" w:type="dxa"/>
+        <w:tblInd w:w="0" w:type="dxa"/>
+        <w:tblBorders>
+          <w:top w:val="nil"/>
+          <w:left w:val="nil"/>
+          <w:bottom w:val="nil"/>
+          <w:right w:val="nil"/>
+        </w:tblBorders>
+        <w:tblLayout w:type="fixed"/>
+        <w:tblCellMar>
+          <w:top w:w="0" w:type="dxa"/>
+          <w:left w:w="0" w:type="dxa"/>
+          <w:bottom w:w="0" w:type="dxa"/>
+          <w:right w:w="0" w:type="dxa"/>
+        </w:tblCellMar>
+        <w:tblLook w:val="0000" w:firstRow="0" w:lastRow="0" w:firstColumn="0" w:lastColumn="0" w:noHBand="0" w:noVBand="0"/>
+      </w:tblPr>
+      <w:tblGrid>
+        <w:gridCol w:w="8640"/>
+      </w:tblGrid>
+      <w:tr>
+        <w:trPr>
+          <w:cantSplit/>
+          <w:trHeight w:val="3360" w:hRule="atLeast"/>
+        </w:trPr>
+        <w:tc>
+          <w:tcPr>
+            <w:tcW w:w="8640" w:type="dxa"/>
+          </w:tcPr>
+          <w:p>
+            <w:pPr>
+              <w:spacing w:before="0" w:after="0" w:line="240" w:lineRule="exact"/>
+              <w:ind w:left="0" w:firstLine="0"/>
+              <w:jc w:val="left"/>
+            </w:pPr>
+            <w:r>
+              <w:t xml:space="preserve">William</w:t>
+            </w:r>
+            <w:r>
+              <w:t xml:space="preserve"> </w:t>
+            </w:r>
+            <w:r>
+              <w:t xml:space="preserve">A.</w:t>
+            </w:r>
+            <w:r>
+              <w:t xml:space="preserve"> </w:t>
+            </w:r>
+            <w:r>
+              <w:t xml:space="preserve">Delgado</w:t>
+            </w:r>
+            <w:r>
+              <w:t xml:space="preserve"> </w:t>
+            </w:r>
+            <w:r>
+              <w:t xml:space="preserve">(SBN</w:t>
+            </w:r>
+            <w:r>
+              <w:t xml:space="preserve"> </w:t>
+            </w:r>
+            <w:r>
+              <w:t xml:space="preserve">222666)</w:t>
+            </w:r>
+          </w:p>
+          <w:p>
+            <w:pPr>
+              <w:spacing w:before="0" w:after="0" w:line="240" w:lineRule="exact"/>
+              <w:ind w:left="0" w:firstLine="0"/>
+              <w:jc w:val="left"/>
+            </w:pPr>
+            <w:r>
+              <w:t xml:space="preserve">wdelgado@dtolaw.com</w:t>
+            </w:r>
+          </w:p>
+          <w:p>
+            <w:pPr>
+              <w:spacing w:before="0" w:after="0" w:line="240" w:lineRule="exact"/>
+              <w:ind w:left="0" w:firstLine="0"/>
+              <w:jc w:val="left"/>
+            </w:pPr>
+            <w:r>
+              <w:t xml:space="preserve">DTO</w:t>
+            </w:r>
+            <w:r>
+              <w:t xml:space="preserve"> </w:t>
+            </w:r>
+            <w:r>
+              <w:t xml:space="preserve">LAW</w:t>
+            </w:r>
+          </w:p>
+          <w:p>
+            <w:pPr>
+              <w:spacing w:before="0" w:after="0" w:line="240" w:lineRule="exact"/>
+              <w:ind w:left="0" w:firstLine="0"/>
+              <w:jc w:val="left"/>
+            </w:pPr>
+            <w:r>
+              <w:t xml:space="preserve">915</w:t>
+            </w:r>
+            <w:r>
+              <w:t xml:space="preserve"> </w:t>
+            </w:r>
+            <w:r>
+              <w:t xml:space="preserve">Wilshire</w:t>
+            </w:r>
+            <w:r>
+              <w:t xml:space="preserve"> </w:t>
+            </w:r>
+            <w:r>
+              <w:t xml:space="preserve">Boulevard,</w:t>
+            </w:r>
+            <w:r>
+              <w:t xml:space="preserve"> </w:t>
+            </w:r>
+            <w:r>
+              <w:t xml:space="preserve">Suite</w:t>
+            </w:r>
+            <w:r>
+              <w:t xml:space="preserve"> </w:t>
+            </w:r>
+            <w:r>
+              <w:t xml:space="preserve">1950</w:t>
+            </w:r>
+          </w:p>
+          <w:p>
+            <w:pPr>
+              <w:spacing w:before="0" w:after="0" w:line="240" w:lineRule="exact"/>
+              <w:ind w:left="0" w:firstLine="0"/>
+              <w:jc w:val="left"/>
+            </w:pPr>
+            <w:r>
+              <w:t xml:space="preserve">Los</w:t>
+            </w:r>
+            <w:r>
+              <w:t xml:space="preserve"> </w:t>
+            </w:r>
+            <w:r>
+              <w:t xml:space="preserve">Angeles,</w:t>
+            </w:r>
+            <w:r>
+              <w:t xml:space="preserve"> </w:t>
+            </w:r>
+            <w:r>
+              <w:t xml:space="preserve">California</w:t>
+            </w:r>
+            <w:r>
+              <w:t xml:space="preserve"> </w:t>
+            </w:r>
+            <w:r>
+              <w:t xml:space="preserve">90017</w:t>
+            </w:r>
+          </w:p>
+          <w:p>
+            <w:pPr>
+              <w:spacing w:before="0" w:after="0" w:line="240" w:lineRule="exact"/>
+              <w:ind w:left="0" w:firstLine="0"/>
+              <w:jc w:val="left"/>
+            </w:pPr>
+            <w:r>
+              <w:t xml:space="preserve">Telephone:</w:t>
+            </w:r>
+            <w:r>
+              <w:t xml:space="preserve"> </w:t>
+            </w:r>
+            <w:r>
+              <w:t xml:space="preserve">(213)</w:t>
+            </w:r>
+            <w:r>
+              <w:t xml:space="preserve"> </w:t>
+            </w:r>
+            <w:r>
+              <w:t xml:space="preserve">335-⁠6999</w:t>
+            </w:r>
+          </w:p>
+          <w:p>
+            <w:pPr>
+              <w:spacing w:before="0" w:after="0" w:line="240" w:lineRule="exact"/>
+              <w:ind w:left="0" w:firstLine="0"/>
+              <w:jc w:val="left"/>
+            </w:pPr>
+            <w:r>
+              <w:t xml:space="preserve">Facsimile:</w:t>
+            </w:r>
+            <w:r>
+              <w:t xml:space="preserve"> </w:t>
+            </w:r>
+            <w:r>
+              <w:t xml:space="preserve">(213)</w:t>
+            </w:r>
+            <w:r>
+              <w:t xml:space="preserve"> </w:t>
+            </w:r>
+            <w:r>
+              <w:t xml:space="preserve">335-⁠7802</w:t>
+            </w:r>
+          </w:p>
+          <w:p>
+            <w:pPr>
+              <w:spacing w:before="0" w:after="0" w:line="240" w:lineRule="exact"/>
+              <w:ind w:left="0" w:firstLine="0"/>
+              <w:jc w:val="left"/>
+            </w:pPr>
+          </w:p>
+          <w:p>
+            <w:pPr>
+              <w:spacing w:before="0" w:after="0" w:line="240" w:lineRule="exact"/>
+              <w:ind w:left="0" w:firstLine="0"/>
+              <w:jc w:val="left"/>
+            </w:pPr>
+            <w:r>
+              <w:t xml:space="preserve">Richard</w:t>
+            </w:r>
+            <w:r>
+              <w:t xml:space="preserve"> </w:t>
+            </w:r>
+            <w:r>
+              <w:t xml:space="preserve">Z.</w:t>
+            </w:r>
+            <w:r>
+              <w:t xml:space="preserve"> </w:t>
+            </w:r>
+            <w:r>
+              <w:t xml:space="preserve">Lee</w:t>
+            </w:r>
+            <w:r>
+              <w:t xml:space="preserve"> </w:t>
+            </w:r>
+            <w:r>
+              <w:t xml:space="preserve">(SBN</w:t>
+            </w:r>
+            <w:r>
+              <w:t xml:space="preserve"> </w:t>
+            </w:r>
+            <w:r>
+              <w:t xml:space="preserve">338126)</w:t>
+            </w:r>
+          </w:p>
+          <w:p>
+            <w:pPr>
+              <w:spacing w:before="0" w:after="0" w:line="240" w:lineRule="exact"/>
+              <w:ind w:left="0" w:firstLine="0"/>
+              <w:jc w:val="left"/>
+            </w:pPr>
+            <w:r>
+              <w:t xml:space="preserve">rlee@dtolaw.com</w:t>
+            </w:r>
+          </w:p>
+          <w:p>
+            <w:pPr>
+              <w:spacing w:before="0" w:after="0" w:line="240" w:lineRule="exact"/>
+              <w:ind w:left="0" w:firstLine="0"/>
+              <w:jc w:val="left"/>
+            </w:pPr>
+            <w:r>
+              <w:t xml:space="preserve">DTO</w:t>
+            </w:r>
+            <w:r>
+              <w:t xml:space="preserve"> </w:t>
+            </w:r>
+            <w:r>
+              <w:t xml:space="preserve">LAW</w:t>
+            </w:r>
+          </w:p>
+          <w:p>
+            <w:pPr>
+              <w:spacing w:before="0" w:after="0" w:line="240" w:lineRule="exact"/>
+              <w:ind w:left="0" w:firstLine="0"/>
+              <w:jc w:val="left"/>
+            </w:pPr>
+            <w:r>
+              <w:t xml:space="preserve">702</w:t>
+            </w:r>
+            <w:r>
+              <w:t xml:space="preserve"> </w:t>
+            </w:r>
+            <w:r>
+              <w:t xml:space="preserve">Marshall</w:t>
+            </w:r>
+            <w:r>
+              <w:t xml:space="preserve"> </w:t>
+            </w:r>
+            <w:r>
+              <w:t xml:space="preserve">Street,</w:t>
+            </w:r>
+            <w:r>
+              <w:t xml:space="preserve"> </w:t>
+            </w:r>
+            <w:r>
+              <w:t xml:space="preserve">Suite</w:t>
+            </w:r>
+            <w:r>
+              <w:t xml:space="preserve"> </w:t>
+            </w:r>
+            <w:r>
+              <w:t xml:space="preserve">640</w:t>
+            </w:r>
+          </w:p>
+          <w:p>
+            <w:pPr>
+              <w:spacing w:before="0" w:after="0" w:line="240" w:lineRule="exact"/>
+              <w:ind w:left="0" w:firstLine="0"/>
+              <w:jc w:val="left"/>
+            </w:pPr>
+            <w:r>
+              <w:t xml:space="preserve">Redwood</w:t>
+            </w:r>
+            <w:r>
+              <w:t xml:space="preserve"> </w:t>
+            </w:r>
+            <w:r>
+              <w:t xml:space="preserve">City,</w:t>
+            </w:r>
+            <w:r>
+              <w:t xml:space="preserve"> </w:t>
+            </w:r>
+            <w:r>
+              <w:t xml:space="preserve">California</w:t>
+            </w:r>
+            <w:r>
+              <w:t xml:space="preserve"> </w:t>
+            </w:r>
+            <w:r>
+              <w:t xml:space="preserve">94063</w:t>
+            </w:r>
+          </w:p>
+          <w:p>
+            <w:pPr>
+              <w:spacing w:before="0" w:after="0" w:line="240" w:lineRule="exact"/>
+              <w:ind w:left="0" w:firstLine="0"/>
+              <w:jc w:val="left"/>
+            </w:pPr>
+            <w:r>
+              <w:t xml:space="preserve">Telephone:</w:t>
+            </w:r>
+            <w:r>
+              <w:t xml:space="preserve"> </w:t>
+            </w:r>
+            <w:r>
+              <w:t xml:space="preserve">(415)</w:t>
+            </w:r>
+            <w:r>
+              <w:t xml:space="preserve"> </w:t>
+            </w:r>
+            <w:r>
+              <w:t xml:space="preserve">630-⁠4100</w:t>
+            </w:r>
+          </w:p>
+          <w:p>
+            <w:pPr>
+              <w:spacing w:before="0" w:after="0" w:line="240" w:lineRule="exact"/>
+              <w:ind w:left="0" w:firstLine="0"/>
+              <w:jc w:val="left"/>
+            </w:pPr>
+            <w:r>
+              <w:t xml:space="preserve">Facsimile:</w:t>
+            </w:r>
+            <w:r>
+              <w:t xml:space="preserve"> </w:t>
+            </w:r>
+            <w:r>
+              <w:t xml:space="preserve">(415)</w:t>
+            </w:r>
+            <w:r>
+              <w:t xml:space="preserve"> </w:t>
+            </w:r>
+            <w:r>
+              <w:t xml:space="preserve">630-⁠4105</w:t>
+            </w:r>
+          </w:p>
+          <w:p>
+            <w:pPr>
+              <w:spacing w:before="0" w:after="0" w:line="240" w:lineRule="exact"/>
+              <w:ind w:left="0" w:firstLine="0"/>
+              <w:jc w:val="left"/>
+            </w:pPr>
+          </w:p>
+          <w:p>
+            <w:pPr>
+              <w:spacing w:before="0" w:after="0" w:line="240" w:lineRule="exact"/>
+              <w:ind w:left="0" w:firstLine="0"/>
+              <w:jc w:val="left"/>
+            </w:pPr>
+            <w:r>
+              <w:t xml:space="preserve">Attorneys</w:t>
+            </w:r>
+            <w:r>
+              <w:t xml:space="preserve"> </w:t>
+            </w:r>
+            <w:r>
+              <w:t xml:space="preserve">for</w:t>
+            </w:r>
+            <w:r>
+              <w:t xml:space="preserve"> </w:t>
+            </w:r>
+            <w:r>
+              <w:t xml:space="preserve">Defendant</w:t>
+            </w:r>
+          </w:p>
+          <w:p>
+            <w:pPr>
+              <w:spacing w:before="0" w:after="0" w:line="240" w:lineRule="exact"/>
+              <w:ind w:left="0" w:firstLine="0"/>
+              <w:jc w:val="left"/>
+            </w:pPr>
+            <w:r>
+              <w:t xml:space="preserve">MORNING</w:t>
+            </w:r>
+            <w:r>
+              <w:t xml:space="preserve"> </w:t>
+            </w:r>
+            <w:r>
+              <w:t xml:space="preserve">LAW</w:t>
+            </w:r>
+            <w:r>
+              <w:t xml:space="preserve"> </w:t>
+            </w:r>
+            <w:r>
+              <w:t xml:space="preserve">GROUP,</w:t>
+            </w:r>
+            <w:r>
+              <w:t xml:space="preserve"> </w:t>
+            </w:r>
+            <w:r>
+              <w:t xml:space="preserve">P.C.</w:t>
+            </w:r>
+          </w:p>
+        </w:tc>
+      </w:tr>
+    </w:tbl>
     <w:p>
       <w:pPr>
-        <w:spacing w:before="0" w:after="0" w:line="192" w:lineRule="exact"/>
+        <w:spacing w:before="0" w:after="0" w:line="480" w:lineRule="exact"/>
         <w:ind w:left="0" w:firstLine="0"/>
-        <w:jc w:val="left"/>
+        <w:jc w:val="center"/>
       </w:pPr>
+      <w:r>
+        <w:rPr>
+          <w:b/>
+          <w:bCs/>
+        </w:rPr>
+        <w:t xml:space="preserve">UNITED</w:t>
+      </w:r>
+      <w:r>
+        <w:rPr>
+          <w:b/>
+          <w:bCs/>
+        </w:rPr>
+        <w:t xml:space="preserve"> </w:t>
+      </w:r>
+      <w:r>
+        <w:rPr>
+          <w:b/>
+          <w:bCs/>
+        </w:rPr>
+        <w:t xml:space="preserve">STATES</w:t>
+      </w:r>
+      <w:r>
+        <w:rPr>
+          <w:b/>
+          <w:bCs/>
+        </w:rPr>
+        <w:t xml:space="preserve"> </w:t>
+      </w:r>
+      <w:r>
+        <w:rPr>
+          <w:b/>
+          <w:bCs/>
+        </w:rPr>
+        <w:t xml:space="preserve">DISTRICT</w:t>
+      </w:r>
+      <w:r>
+        <w:rPr>
+          <w:b/>
+          <w:bCs/>
+        </w:rPr>
+        <w:t xml:space="preserve"> </w:t>
+      </w:r>
+      <w:r>
+        <w:rPr>
+          <w:b/>
+          <w:bCs/>
+        </w:rPr>
+        <w:t xml:space="preserve">COURT</w:t>
+      </w:r>
     </w:p>
     <w:p>
       <w:pPr>
-        <w:spacing w:before="0" w:after="0" w:line="240" w:lineRule="exact"/>
+        <w:spacing w:before="0" w:after="0" w:line="480" w:lineRule="exact"/>
         <w:ind w:left="0" w:firstLine="0"/>
-        <w:jc w:val="left"/>
+        <w:jc w:val="center"/>
       </w:pPr>
       <w:r>
-        <w:t xml:space="preserve">William</w:t>
-      </w:r>
-      <w:r>
-        <w:t xml:space="preserve"> </w:t>
-      </w:r>
-      <w:r>
-        <w:t xml:space="preserve">A.</w:t>
-      </w:r>
-      <w:r>
-        <w:t xml:space="preserve"> </w:t>
-      </w:r>
-      <w:r>
-        <w:t xml:space="preserve">Delgado</w:t>
-      </w:r>
-      <w:r>
-        <w:t xml:space="preserve"> </w:t>
-      </w:r>
-      <w:r>
-        <w:t xml:space="preserve">(SBN</w:t>
-      </w:r>
-      <w:r>
-        <w:t xml:space="preserve"> </w:t>
-      </w:r>
-      <w:r>
-        <w:t xml:space="preserve">222666)</w:t>
+        <w:rPr>
+          <w:b/>
+          <w:bCs/>
+        </w:rPr>
+        <w:t xml:space="preserve">EASTERN</w:t>
+      </w:r>
+      <w:r>
+        <w:rPr>
+          <w:b/>
+          <w:bCs/>
+        </w:rPr>
+        <w:t xml:space="preserve"> </w:t>
+      </w:r>
+      <w:r>
+        <w:rPr>
+          <w:b/>
+          <w:bCs/>
+        </w:rPr>
+        <w:t xml:space="preserve">DISTRICT</w:t>
+      </w:r>
+      <w:r>
+        <w:rPr>
+          <w:b/>
+          <w:bCs/>
+        </w:rPr>
+        <w:t xml:space="preserve"> </w:t>
+      </w:r>
+      <w:r>
+        <w:rPr>
+          <w:b/>
+          <w:bCs/>
+        </w:rPr>
+        <w:t xml:space="preserve">OF</w:t>
+      </w:r>
+      <w:r>
+        <w:rPr>
+          <w:b/>
+          <w:bCs/>
+        </w:rPr>
+        <w:t xml:space="preserve"> </w:t>
+      </w:r>
+      <w:r>
+        <w:rPr>
+          <w:b/>
+          <w:bCs/>
+        </w:rPr>
+        <w:t xml:space="preserve">CALIFORNIA</w:t>
       </w:r>
     </w:p>
     <w:p>
       <w:pPr>
-        <w:spacing w:before="0" w:after="0" w:line="240" w:lineRule="exact"/>
-        <w:ind w:left="0" w:firstLine="0"/>
-        <w:jc w:val="left"/>
+        <w:spacing w:before="0" w:after="0" w:line="480" w:lineRule="exact"/>
       </w:pPr>
-      <w:r>
-        <w:t xml:space="preserve">wdelgado@dtolaw.com</w:t>
-      </w:r>
-    </w:p>
-    <w:p>
-      <w:pPr>
-        <w:spacing w:before="0" w:after="0" w:line="240" w:lineRule="exact"/>
-        <w:ind w:left="0" w:firstLine="0"/>
-        <w:jc w:val="left"/>
-      </w:pPr>
-      <w:r>
-        <w:t xml:space="preserve">DTO</w:t>
-      </w:r>
-      <w:r>
-        <w:t xml:space="preserve"> </w:t>
-      </w:r>
-      <w:r>
-        <w:t xml:space="preserve">LAW</w:t>
-      </w:r>
-    </w:p>
-    <w:p>
-      <w:pPr>
-        <w:spacing w:before="0" w:after="0" w:line="240" w:lineRule="exact"/>
-        <w:ind w:left="0" w:firstLine="0"/>
-        <w:jc w:val="left"/>
-      </w:pPr>
-      <w:r>
-        <w:t xml:space="preserve">915</w:t>
-      </w:r>
-      <w:r>
-        <w:t xml:space="preserve"> </w:t>
-      </w:r>
-      <w:r>
-        <w:t xml:space="preserve">Wilshire</w:t>
-      </w:r>
-      <w:r>
-        <w:t xml:space="preserve"> </w:t>
-      </w:r>
-      <w:r>
-        <w:t xml:space="preserve">Boulevard,</w:t>
-      </w:r>
-      <w:r>
-        <w:t xml:space="preserve"> </w:t>
-      </w:r>
-      <w:r>
-        <w:t xml:space="preserve">Suite</w:t>
-      </w:r>
-      <w:r>
-        <w:t xml:space="preserve"> </w:t>
-      </w:r>
-      <w:r>
-        <w:t xml:space="preserve">1950</w:t>
-      </w:r>
-    </w:p>
-    <w:p>
-      <w:pPr>
-        <w:spacing w:before="0" w:after="0" w:line="240" w:lineRule="exact"/>
-        <w:ind w:left="0" w:firstLine="0"/>
-        <w:jc w:val="left"/>
-      </w:pPr>
-      <w:r>
-        <w:t xml:space="preserve">Los</w:t>
-      </w:r>
-      <w:r>
-        <w:t xml:space="preserve"> </w:t>
-      </w:r>
-      <w:r>
-        <w:t xml:space="preserve">Angeles,</w:t>
-      </w:r>
-      <w:r>
-        <w:t xml:space="preserve"> </w:t>
-      </w:r>
-      <w:r>
-        <w:t xml:space="preserve">California</w:t>
-      </w:r>
-      <w:r>
-        <w:t xml:space="preserve"> </w:t>
-      </w:r>
-      <w:r>
-        <w:t xml:space="preserve">90017</w:t>
-      </w:r>
-    </w:p>
-    <w:p>
-      <w:pPr>
-        <w:spacing w:before="0" w:after="0" w:line="240" w:lineRule="exact"/>
-        <w:ind w:left="0" w:firstLine="0"/>
-        <w:jc w:val="left"/>
-      </w:pPr>
-      <w:r>
-        <w:t xml:space="preserve">Telephone:</w:t>
-      </w:r>
-      <w:r>
-        <w:t xml:space="preserve"> </w:t>
-      </w:r>
-      <w:r>
-        <w:t xml:space="preserve">(213)</w:t>
-      </w:r>
-      <w:r>
-        <w:t xml:space="preserve"> </w:t>
-      </w:r>
-      <w:r>
-        <w:t xml:space="preserve">335</w:t>
-        <w:noBreakHyphen/>
-        <w:t xml:space="preserve">6999</w:t>
-      </w:r>
-    </w:p>
-    <w:p>
-      <w:pPr>
-        <w:spacing w:before="0" w:after="0" w:line="240" w:lineRule="exact"/>
-        <w:ind w:left="0" w:firstLine="0"/>
-        <w:jc w:val="left"/>
-      </w:pPr>
-      <w:r>
-        <w:t xml:space="preserve">Facsimile:</w:t>
-      </w:r>
-      <w:r>
-        <w:t xml:space="preserve"> </w:t>
-      </w:r>
-      <w:r>
-        <w:t xml:space="preserve">(213)</w:t>
-      </w:r>
-      <w:r>
-        <w:t xml:space="preserve"> </w:t>
-      </w:r>
-      <w:r>
-        <w:t xml:space="preserve">335</w:t>
-        <w:noBreakHyphen/>
-        <w:t xml:space="preserve">7802</w:t>
-      </w:r>
-    </w:p>
-    <w:p>
-      <w:pPr>
-        <w:spacing w:before="0" w:after="0" w:line="240" w:lineRule="exact"/>
-        <w:ind w:left="0" w:firstLine="0"/>
-        <w:jc w:val="left"/>
-      </w:pPr>
-    </w:p>
-    <w:p>
-      <w:pPr>
-        <w:spacing w:before="0" w:after="0" w:line="240" w:lineRule="exact"/>
-        <w:ind w:left="0" w:firstLine="0"/>
-        <w:jc w:val="left"/>
-      </w:pPr>
-      <w:r>
-        <w:t xml:space="preserve">Richard</w:t>
-      </w:r>
-      <w:r>
-        <w:t xml:space="preserve"> </w:t>
-      </w:r>
-      <w:r>
-        <w:t xml:space="preserve">Z.</w:t>
-      </w:r>
-      <w:r>
-        <w:t xml:space="preserve"> </w:t>
-      </w:r>
-      <w:r>
-        <w:t xml:space="preserve">Lee</w:t>
-      </w:r>
-      <w:r>
-        <w:t xml:space="preserve"> </w:t>
-      </w:r>
-      <w:r>
-        <w:t xml:space="preserve">(SBN</w:t>
-      </w:r>
-      <w:r>
-        <w:t xml:space="preserve"> </w:t>
-      </w:r>
-      <w:r>
-        <w:t xml:space="preserve">338126)</w:t>
-      </w:r>
-    </w:p>
-    <w:p>
-      <w:pPr>
-        <w:spacing w:before="0" w:after="0" w:line="240" w:lineRule="exact"/>
-        <w:ind w:left="0" w:firstLine="0"/>
-        <w:jc w:val="left"/>
-      </w:pPr>
-      <w:r>
-        <w:t xml:space="preserve">rlee@dtolaw.com</w:t>
-      </w:r>
-    </w:p>
-    <w:p>
-      <w:pPr>
-        <w:spacing w:before="0" w:after="0" w:line="240" w:lineRule="exact"/>
-        <w:ind w:left="0" w:firstLine="0"/>
-        <w:jc w:val="left"/>
-      </w:pPr>
-      <w:r>
-        <w:t xml:space="preserve">DTO</w:t>
-      </w:r>
-      <w:r>
-        <w:t xml:space="preserve"> </w:t>
-      </w:r>
-      <w:r>
-        <w:t xml:space="preserve">LAW</w:t>
-      </w:r>
-    </w:p>
-    <w:p>
-      <w:pPr>
-        <w:spacing w:before="0" w:after="0" w:line="240" w:lineRule="exact"/>
-        <w:ind w:left="0" w:firstLine="0"/>
-        <w:jc w:val="left"/>
-      </w:pPr>
-      <w:r>
-        <w:t xml:space="preserve">702</w:t>
-      </w:r>
-      <w:r>
-        <w:t xml:space="preserve"> </w:t>
-      </w:r>
-      <w:r>
-        <w:t xml:space="preserve">Marshall</w:t>
-      </w:r>
-      <w:r>
-        <w:t xml:space="preserve"> </w:t>
-      </w:r>
-      <w:r>
-        <w:t xml:space="preserve">Street,</w:t>
-      </w:r>
-      <w:r>
-        <w:t xml:space="preserve"> </w:t>
-      </w:r>
-      <w:r>
-        <w:t xml:space="preserve">Suite</w:t>
-      </w:r>
-      <w:r>
-        <w:t xml:space="preserve"> </w:t>
-      </w:r>
-      <w:r>
-        <w:t xml:space="preserve">640</w:t>
-      </w:r>
-    </w:p>
-    <w:p>
-      <w:pPr>
-        <w:spacing w:before="0" w:after="0" w:line="240" w:lineRule="exact"/>
-        <w:ind w:left="0" w:firstLine="0"/>
-        <w:jc w:val="left"/>
-      </w:pPr>
-      <w:r>
-        <w:t xml:space="preserve">Redwood</w:t>
-      </w:r>
-      <w:r>
-        <w:t xml:space="preserve"> </w:t>
-      </w:r>
-      <w:r>
-        <w:t xml:space="preserve">City,</w:t>
-      </w:r>
-      <w:r>
-        <w:t xml:space="preserve"> </w:t>
-      </w:r>
-      <w:r>
-        <w:t xml:space="preserve">California</w:t>
-      </w:r>
-      <w:r>
-        <w:t xml:space="preserve"> </w:t>
-      </w:r>
-      <w:r>
-        <w:t xml:space="preserve">94063</w:t>
-      </w:r>
-    </w:p>
-    <w:p>
-      <w:pPr>
-        <w:spacing w:before="0" w:after="0" w:line="240" w:lineRule="exact"/>
-        <w:ind w:left="0" w:firstLine="0"/>
-        <w:jc w:val="left"/>
-      </w:pPr>
-      <w:r>
-        <w:t xml:space="preserve">Telephone:</w:t>
-      </w:r>
-      <w:r>
-        <w:t xml:space="preserve"> </w:t>
-      </w:r>
-      <w:r>
-        <w:t xml:space="preserve">(415)</w:t>
-      </w:r>
-      <w:r>
-        <w:t xml:space="preserve"> </w:t>
-      </w:r>
-      <w:r>
-        <w:t xml:space="preserve">630</w:t>
-        <w:noBreakHyphen/>
-        <w:t xml:space="preserve">4100</w:t>
-      </w:r>
-    </w:p>
-    <w:p>
-      <w:pPr>
-        <w:spacing w:before="0" w:after="0" w:line="240" w:lineRule="exact"/>
-        <w:ind w:left="0" w:firstLine="0"/>
-        <w:jc w:val="left"/>
-      </w:pPr>
-      <w:r>
-        <w:t xml:space="preserve">Facsimile:</w:t>
-      </w:r>
-      <w:r>
-        <w:t xml:space="preserve"> </w:t>
-      </w:r>
-      <w:r>
-        <w:t xml:space="preserve">(415)</w:t>
-      </w:r>
-      <w:r>
-        <w:t xml:space="preserve"> </w:t>
-      </w:r>
-      <w:r>
-        <w:t xml:space="preserve">630</w:t>
-        <w:noBreakHyphen/>
-        <w:t xml:space="preserve">4105</w:t>
-      </w:r>
-    </w:p>
-    <w:p>
-      <w:pPr>
-        <w:spacing w:before="0" w:after="0" w:line="240" w:lineRule="exact"/>
-        <w:ind w:left="0" w:firstLine="0"/>
-        <w:jc w:val="left"/>
-      </w:pPr>
-    </w:p>
-    <w:p>
-      <w:pPr>
-        <w:spacing w:before="0" w:after="0" w:line="240" w:lineRule="exact"/>
-        <w:ind w:left="0" w:firstLine="0"/>
-        <w:jc w:val="left"/>
-      </w:pPr>
-      <w:r>
-        <w:t xml:space="preserve">Attorneys</w:t>
-      </w:r>
-      <w:r>
-        <w:t xml:space="preserve"> </w:t>
-      </w:r>
-      <w:r>
-        <w:t xml:space="preserve">for</w:t>
-      </w:r>
-      <w:r>
-        <w:t xml:space="preserve"> </w:t>
-      </w:r>
-      <w:r>
-        <w:t xml:space="preserve">Defendant</w:t>
-      </w:r>
-    </w:p>
-    <w:p>
-      <w:pPr>
-        <w:spacing w:before="0" w:after="0" w:line="240" w:lineRule="exact"/>
-        <w:ind w:left="0" w:firstLine="0"/>
-        <w:jc w:val="left"/>
-      </w:pPr>
-      <w:r>
-        <w:t xml:space="preserve">MORNING</w:t>
-      </w:r>
-      <w:r>
-        <w:t xml:space="preserve"> </w:t>
-      </w:r>
-      <w:r>
-        <w:t xml:space="preserve">LAW</w:t>
-      </w:r>
-      <w:r>
-        <w:t xml:space="preserve"> </w:t>
-      </w:r>
-      <w:r>
-        <w:t xml:space="preserve">GROUP,</w:t>
-      </w:r>
-      <w:r>
-        <w:t xml:space="preserve"> </w:t>
-      </w:r>
-      <w:r>
-        <w:t xml:space="preserve">P.C.</w:t>
-      </w:r>
-    </w:p>
-    <w:p>
-      <w:pPr>
-        <w:spacing w:before="288" w:after="0" w:line="480" w:lineRule="exact"/>
-        <w:ind w:left="0" w:firstLine="0"/>
-        <w:jc w:val="center"/>
-      </w:pPr>
-      <w:r>
-        <w:rPr>
-          <w:b/>
-          <w:bCs/>
-        </w:rPr>
-        <w:t xml:space="preserve">UNITED STATES DISTRICT COURT</w:t>
-      </w:r>
-    </w:p>
-    <w:p>
-      <w:pPr>
-        <w:spacing w:before="0" w:after="480" w:line="480" w:lineRule="exact"/>
-        <w:ind w:left="0" w:firstLine="0"/>
-        <w:jc w:val="center"/>
-      </w:pPr>
-      <w:r>
-        <w:rPr>
-          <w:b/>
-          <w:bCs/>
-        </w:rPr>
-        <w:t xml:space="preserve">EASTERN DISTRICT OF CALIFORNIA</w:t>
-      </w:r>
     </w:p>
     <w:tbl>
       <w:tblPr>
@@ -455,132 +563,162 @@
       </w:tblPr>
       <w:tblGrid>
         <w:gridCol w:w="4608"/>
-        <w:gridCol w:w="288"/>
-        <w:gridCol w:w="3744"/>
+        <w:gridCol w:w="4032"/>
       </w:tblGrid>
       <w:tr>
+        <w:trPr>
+          <w:cantSplit/>
+        </w:trPr>
         <w:tc>
           <w:tcPr>
             <w:tcW w:w="4608" w:type="dxa"/>
-            <w:tcBorders>
-              <w:right w:val="single" w:sz="6" w:space="0" w:color="000000"/>
-              <w:bottom w:val="single" w:sz="6" w:space="0" w:color="000000"/>
-            </w:tcBorders>
-            <w:tcMar>
-              <w:right w:w="200" w:type="dxa"/>
-              <w:bottom w:w="160" w:type="dxa"/>
-            </w:tcMar>
           </w:tcPr>
+          <w:tbl>
+            <w:tblPr>
+              <w:tblW w:w="4608" w:type="dxa"/>
+              <w:tblInd w:w="0" w:type="dxa"/>
+              <w:tblBorders>
+                <w:top w:val="nil"/>
+                <w:left w:val="nil"/>
+                <w:bottom w:val="single" w:sz="6" w:space="0" w:color="000000"/>
+                <w:right w:val="single" w:sz="6" w:space="0" w:color="000000"/>
+              </w:tblBorders>
+              <w:tblLayout w:type="fixed"/>
+              <w:tblCellMar>
+                <w:top w:w="0" w:type="dxa"/>
+                <w:left w:w="0" w:type="dxa"/>
+                <w:bottom w:w="160" w:type="dxa"/>
+                <w:right w:w="200" w:type="dxa"/>
+              </w:tblCellMar>
+              <w:tblLook w:val="0000" w:firstRow="0" w:lastRow="0" w:firstColumn="0" w:lastColumn="0" w:noHBand="0" w:noVBand="0"/>
+            </w:tblPr>
+            <w:tblGrid>
+              <w:gridCol w:w="4608"/>
+            </w:tblGrid>
+            <w:tr>
+              <w:trPr>
+                <w:cantSplit/>
+              </w:trPr>
+              <w:tc>
+                <w:tcPr>
+                  <w:tcW w:w="4608" w:type="dxa"/>
+                </w:tcPr>
+                <w:p>
+                  <w:pPr>
+                    <w:spacing w:before="0" w:after="0" w:line="240" w:lineRule="exact"/>
+                    <w:ind w:left="0" w:firstLine="0"/>
+                    <w:jc w:val="left"/>
+                  </w:pPr>
+                  <w:r>
+                    <w:t xml:space="preserve">DANIEL</w:t>
+                  </w:r>
+                  <w:r>
+                    <w:t xml:space="preserve"> </w:t>
+                  </w:r>
+                  <w:r>
+                    <w:t xml:space="preserve">C.</w:t>
+                  </w:r>
+                  <w:r>
+                    <w:t xml:space="preserve"> </w:t>
+                  </w:r>
+                  <w:r>
+                    <w:t xml:space="preserve">WINE,</w:t>
+                  </w:r>
+                </w:p>
+                <w:p>
+                  <w:pPr>
+                    <w:spacing w:before="0" w:after="0" w:line="240" w:lineRule="exact"/>
+                    <w:ind w:left="0" w:firstLine="0"/>
+                    <w:jc w:val="left"/>
+                  </w:pPr>
+                  <w:r>
+                    <w:t xml:space="preserve">Plaintiff,</w:t>
+                  </w:r>
+                </w:p>
+                <w:p>
+                  <w:pPr>
+                    <w:spacing w:before="0" w:after="0" w:line="240" w:lineRule="exact"/>
+                    <w:ind w:left="0" w:firstLine="0"/>
+                    <w:jc w:val="left"/>
+                  </w:pPr>
+                  <w:r>
+                    <w:t xml:space="preserve">v.</w:t>
+                  </w:r>
+                </w:p>
+                <w:p>
+                  <w:pPr>
+                    <w:spacing w:before="0" w:after="0" w:line="240" w:lineRule="exact"/>
+                    <w:ind w:left="0" w:firstLine="0"/>
+                    <w:jc w:val="left"/>
+                  </w:pPr>
+                  <w:r>
+                    <w:t xml:space="preserve">MORNING</w:t>
+                  </w:r>
+                  <w:r>
+                    <w:t xml:space="preserve"> </w:t>
+                  </w:r>
+                  <w:r>
+                    <w:t xml:space="preserve">LAW</w:t>
+                  </w:r>
+                  <w:r>
+                    <w:t xml:space="preserve"> </w:t>
+                  </w:r>
+                  <w:r>
+                    <w:t xml:space="preserve">GROUP,</w:t>
+                  </w:r>
+                  <w:r>
+                    <w:t xml:space="preserve"> </w:t>
+                  </w:r>
+                  <w:r>
+                    <w:t xml:space="preserve">P.C.,</w:t>
+                  </w:r>
+                </w:p>
+                <w:p>
+                  <w:pPr>
+                    <w:spacing w:before="0" w:after="0" w:line="240" w:lineRule="exact"/>
+                    <w:ind w:left="0" w:firstLine="0"/>
+                    <w:jc w:val="left"/>
+                  </w:pPr>
+                  <w:r>
+                    <w:t xml:space="preserve">Defendant.</w:t>
+                  </w:r>
+                </w:p>
+              </w:tc>
+            </w:tr>
+          </w:tbl>
           <w:p>
             <w:pPr>
-              <w:spacing w:before="192" w:after="0" w:line="240" w:lineRule="exact"/>
-              <w:ind w:left="0" w:firstLine="0"/>
-              <w:jc w:val="left"/>
-            </w:pPr>
-            <w:r>
-              <w:t xml:space="preserve">DANIEL</w:t>
-            </w:r>
-            <w:r>
-              <w:t xml:space="preserve"> </w:t>
-            </w:r>
-            <w:r>
-              <w:t xml:space="preserve">C.</w:t>
-            </w:r>
-            <w:r>
-              <w:t xml:space="preserve"> </w:t>
-            </w:r>
-            <w:r>
-              <w:t xml:space="preserve">WINE,</w:t>
-            </w:r>
-          </w:p>
-          <w:p>
-            <w:pPr>
-              <w:spacing w:before="0" w:after="0" w:line="240" w:lineRule="exact"/>
-              <w:ind w:left="0" w:firstLine="0"/>
-              <w:jc w:val="left"/>
-            </w:pPr>
-            <w:r>
-              <w:t xml:space="preserve">Plaintiff,</w:t>
-            </w:r>
-          </w:p>
-          <w:p>
-            <w:pPr>
-              <w:spacing w:before="0" w:after="0" w:line="240" w:lineRule="exact"/>
-              <w:ind w:left="0" w:firstLine="0"/>
-              <w:jc w:val="left"/>
-            </w:pPr>
-            <w:r>
-              <w:t xml:space="preserve">v.</w:t>
-            </w:r>
-          </w:p>
-          <w:p>
-            <w:pPr>
-              <w:spacing w:before="0" w:after="0" w:line="240" w:lineRule="exact"/>
-              <w:ind w:left="0" w:firstLine="0"/>
-              <w:jc w:val="left"/>
-            </w:pPr>
-            <w:r>
-              <w:t xml:space="preserve">MORNING</w:t>
-            </w:r>
-            <w:r>
-              <w:t xml:space="preserve"> </w:t>
-            </w:r>
-            <w:r>
-              <w:t xml:space="preserve">LAW</w:t>
-            </w:r>
-            <w:r>
-              <w:t xml:space="preserve"> </w:t>
-            </w:r>
-            <w:r>
-              <w:t xml:space="preserve">GROUP,</w:t>
-            </w:r>
-            <w:r>
-              <w:t xml:space="preserve"> </w:t>
-            </w:r>
-            <w:r>
-              <w:t xml:space="preserve">P.C.,</w:t>
-            </w:r>
-          </w:p>
-          <w:p>
-            <w:pPr>
-              <w:spacing w:before="0" w:after="0" w:line="240" w:lineRule="exact"/>
-              <w:ind w:left="0" w:firstLine="0"/>
-              <w:jc w:val="left"/>
-            </w:pPr>
-            <w:r>
-              <w:t xml:space="preserve">Defendant.</w:t>
-            </w:r>
-          </w:p>
-        </w:tc>
-        <w:tc>
-          <w:tcPr>
-            <w:tcW w:w="288" w:type="dxa"/>
-          </w:tcPr>
-          <w:p>
-            <w:pPr>
-              <w:spacing w:before="0" w:after="0" w:line="240" w:lineRule="exact"/>
-              <w:ind w:left="0" w:firstLine="0"/>
-              <w:jc w:val="left"/>
+              <w:spacing w:before="0" w:after="0" w:line="1" w:lineRule="exact"/>
             </w:pPr>
           </w:p>
         </w:tc>
         <w:tc>
           <w:tcPr>
-            <w:tcW w:w="3744" w:type="dxa"/>
+            <w:tcW w:w="4032" w:type="dxa"/>
+            <w:tcMar>
+              <w:left w:w="288" w:type="dxa"/>
+            </w:tcMar>
           </w:tcPr>
           <w:p>
             <w:pPr>
-              <w:spacing w:before="192" w:after="0" w:line="240" w:lineRule="exact"/>
+              <w:spacing w:before="0" w:after="0" w:line="240" w:lineRule="exact"/>
               <w:ind w:left="144" w:firstLine="0"/>
               <w:jc w:val="left"/>
             </w:pPr>
             <w:r>
-              <w:t xml:space="preserve">Case No.: </w:t>
-            </w:r>
-            <w:r>
-              <w:t xml:space="preserve">2:26-cv</w:t>
-              <w:noBreakHyphen/>
-              <w:t xml:space="preserve">02243-TLN-CSK</w:t>
+              <w:t xml:space="preserve">Case</w:t>
+            </w:r>
+            <w:r>
+              <w:t xml:space="preserve"> </w:t>
+            </w:r>
+            <w:r>
+              <w:t xml:space="preserve">No.:</w:t>
+            </w:r>
+            <w:r>
+              <w:t xml:space="preserve"> </w:t>
+            </w:r>
+            <w:r>
+              <w:t xml:space="preserve">2:26-cv-⁠02243-TLN-CSK</w:t>
             </w:r>
           </w:p>
           <w:p>
@@ -1102,7 +1240,10 @@
               <w:jc w:val="left"/>
             </w:pPr>
             <w:r>
-              <w:t xml:space="preserve">Date: </w:t>
+              <w:t xml:space="preserve">Date:</w:t>
+            </w:r>
+            <w:r>
+              <w:t xml:space="preserve"> </w:t>
             </w:r>
             <w:r>
               <w:t xml:space="preserve">October</w:t>
@@ -1127,7 +1268,10 @@
               <w:jc w:val="left"/>
             </w:pPr>
             <w:r>
-              <w:t xml:space="preserve">Time: </w:t>
+              <w:t xml:space="preserve">Time:</w:t>
+            </w:r>
+            <w:r>
+              <w:t xml:space="preserve"> </w:t>
             </w:r>
             <w:r>
               <w:t xml:space="preserve">2:00</w:t>
@@ -1146,7 +1290,10 @@
               <w:jc w:val="left"/>
             </w:pPr>
             <w:r>
-              <w:t xml:space="preserve">Place: </w:t>
+              <w:t xml:space="preserve">Place:</w:t>
+            </w:r>
+            <w:r>
+              <w:t xml:space="preserve"> </w:t>
             </w:r>
             <w:r>
               <w:t xml:space="preserve">Courtroom</w:t>
@@ -1165,7 +1312,16 @@
               <w:jc w:val="left"/>
             </w:pPr>
             <w:r>
-              <w:t xml:space="preserve">Action Filed: </w:t>
+              <w:t xml:space="preserve">Action</w:t>
+            </w:r>
+            <w:r>
+              <w:t xml:space="preserve"> </w:t>
+            </w:r>
+            <w:r>
+              <w:t xml:space="preserve">Filed:</w:t>
+            </w:r>
+            <w:r>
+              <w:t xml:space="preserve"> </w:t>
             </w:r>
             <w:r>
               <w:t xml:space="preserve">June</w:t>
@@ -1189,1442 +1345,47 @@
     <w:p>
       <w:pPr>
         <w:pageBreakBefore/>
-        <w:spacing w:before="0" w:after="0" w:line="480" w:lineRule="exact"/>
-        <w:ind w:left="0" w:firstLine="720"/>
-        <w:jc w:val="left"/>
+        <w:spacing w:before="0" w:after="0" w:line="1" w:lineRule="exact"/>
       </w:pPr>
-      <w:r>
-        <w:t xml:space="preserve">TO</w:t>
-      </w:r>
-      <w:r>
-        <w:t xml:space="preserve"> </w:t>
-      </w:r>
-      <w:r>
-        <w:t xml:space="preserve">THE</w:t>
-      </w:r>
-      <w:r>
-        <w:t xml:space="preserve"> </w:t>
-      </w:r>
-      <w:r>
-        <w:t xml:space="preserve">COURT,</w:t>
-      </w:r>
-      <w:r>
-        <w:t xml:space="preserve"> </w:t>
-      </w:r>
-      <w:r>
-        <w:t xml:space="preserve">ALL</w:t>
-      </w:r>
-      <w:r>
-        <w:t xml:space="preserve"> </w:t>
-      </w:r>
-      <w:r>
-        <w:t xml:space="preserve">PARTIES,</w:t>
-      </w:r>
-      <w:r>
-        <w:t xml:space="preserve"> </w:t>
-      </w:r>
-      <w:r>
-        <w:t xml:space="preserve">AND</w:t>
-      </w:r>
-      <w:r>
-        <w:t xml:space="preserve"> </w:t>
-      </w:r>
-      <w:r>
-        <w:t xml:space="preserve">THEIR</w:t>
-      </w:r>
-      <w:r>
-        <w:t xml:space="preserve"> </w:t>
-      </w:r>
-      <w:r>
-        <w:t xml:space="preserve">ATTORNEYS</w:t>
-      </w:r>
-      <w:r>
-        <w:t xml:space="preserve"> </w:t>
-      </w:r>
-      <w:r>
-        <w:t xml:space="preserve">OF</w:t>
-      </w:r>
-      <w:r>
-        <w:t xml:space="preserve"> </w:t>
-      </w:r>
-      <w:r>
-        <w:t xml:space="preserve">RECORD:</w:t>
-      </w:r>
     </w:p>
     <w:p>
       <w:pPr>
-        <w:spacing w:before="0" w:after="0" w:line="480" w:lineRule="exact"/>
-        <w:ind w:left="0" w:firstLine="720"/>
-        <w:jc w:val="left"/>
+        <w:pStyle w:val="BodyText"/>
       </w:pPr>
       <w:r>
-        <w:t xml:space="preserve">PLEASE</w:t>
-      </w:r>
-      <w:r>
-        <w:t xml:space="preserve"> </w:t>
-      </w:r>
-      <w:r>
-        <w:t xml:space="preserve">TAKE</w:t>
-      </w:r>
-      <w:r>
-        <w:t xml:space="preserve"> </w:t>
-      </w:r>
-      <w:r>
-        <w:t xml:space="preserve">NOTICE</w:t>
-      </w:r>
-      <w:r>
-        <w:t xml:space="preserve"> </w:t>
-      </w:r>
-      <w:r>
-        <w:t xml:space="preserve">that</w:t>
-      </w:r>
-      <w:r>
-        <w:t xml:space="preserve"> </w:t>
-      </w:r>
-      <w:r>
-        <w:t xml:space="preserve">on</w:t>
-      </w:r>
-      <w:r>
-        <w:t xml:space="preserve"> </w:t>
-      </w:r>
-      <w:r>
-        <w:t xml:space="preserve">October</w:t>
-      </w:r>
-      <w:r>
-        <w:t xml:space="preserve"> </w:t>
-      </w:r>
-      <w:r>
-        <w:t xml:space="preserve">15,</w:t>
-      </w:r>
-      <w:r>
-        <w:t xml:space="preserve"> </w:t>
-      </w:r>
-      <w:r>
-        <w:t xml:space="preserve">2026,</w:t>
-      </w:r>
-      <w:r>
-        <w:t xml:space="preserve"> </w:t>
-      </w:r>
-      <w:r>
-        <w:t xml:space="preserve">at</w:t>
-      </w:r>
-      <w:r>
-        <w:t xml:space="preserve"> </w:t>
-      </w:r>
-      <w:r>
-        <w:t xml:space="preserve">2:00</w:t>
-      </w:r>
-      <w:r>
-        <w:t xml:space="preserve"> </w:t>
-      </w:r>
-      <w:r>
-        <w:t xml:space="preserve">p.m.,</w:t>
-      </w:r>
-      <w:r>
-        <w:t xml:space="preserve"> </w:t>
-      </w:r>
-      <w:r>
-        <w:t xml:space="preserve">or</w:t>
-      </w:r>
-      <w:r>
-        <w:t xml:space="preserve"> </w:t>
-      </w:r>
-      <w:r>
-        <w:t xml:space="preserve">as</w:t>
-      </w:r>
-      <w:r>
-        <w:t xml:space="preserve"> </w:t>
-      </w:r>
-      <w:r>
-        <w:t xml:space="preserve">soon</w:t>
-      </w:r>
-      <w:r>
-        <w:t xml:space="preserve"> </w:t>
-      </w:r>
-      <w:r>
-        <w:t xml:space="preserve">thereafter</w:t>
-      </w:r>
-      <w:r>
-        <w:t xml:space="preserve"> </w:t>
-      </w:r>
-      <w:r>
-        <w:t xml:space="preserve">as</w:t>
-      </w:r>
-      <w:r>
-        <w:t xml:space="preserve"> </w:t>
-      </w:r>
-      <w:r>
-        <w:t xml:space="preserve">the</w:t>
-      </w:r>
-      <w:r>
-        <w:t xml:space="preserve"> </w:t>
-      </w:r>
-      <w:r>
-        <w:t xml:space="preserve">matter</w:t>
-      </w:r>
-      <w:r>
-        <w:t xml:space="preserve"> </w:t>
-      </w:r>
-      <w:r>
-        <w:t xml:space="preserve">may</w:t>
-      </w:r>
-      <w:r>
-        <w:t xml:space="preserve"> </w:t>
-      </w:r>
-      <w:r>
-        <w:t xml:space="preserve">be</w:t>
-      </w:r>
-      <w:r>
-        <w:t xml:space="preserve"> </w:t>
-      </w:r>
-      <w:r>
-        <w:t xml:space="preserve">heard,</w:t>
-      </w:r>
-      <w:r>
-        <w:t xml:space="preserve"> </w:t>
-      </w:r>
-      <w:r>
-        <w:t xml:space="preserve">in</w:t>
-      </w:r>
-      <w:r>
-        <w:t xml:space="preserve"> </w:t>
-      </w:r>
-      <w:r>
-        <w:t xml:space="preserve">Courtroom</w:t>
-      </w:r>
-      <w:r>
-        <w:t xml:space="preserve"> </w:t>
-      </w:r>
-      <w:r>
-        <w:t xml:space="preserve">2</w:t>
-      </w:r>
-      <w:r>
-        <w:t xml:space="preserve"> </w:t>
-      </w:r>
-      <w:r>
-        <w:t xml:space="preserve">of</w:t>
-      </w:r>
-      <w:r>
-        <w:t xml:space="preserve"> </w:t>
-      </w:r>
-      <w:r>
-        <w:t xml:space="preserve">the</w:t>
-      </w:r>
-      <w:r>
-        <w:t xml:space="preserve"> </w:t>
-      </w:r>
-      <w:r>
-        <w:t xml:space="preserve">above-captioned</w:t>
-      </w:r>
-      <w:r>
-        <w:t xml:space="preserve"> </w:t>
-      </w:r>
-      <w:r>
-        <w:t xml:space="preserve">Court,</w:t>
-      </w:r>
-      <w:r>
-        <w:t xml:space="preserve"> </w:t>
-      </w:r>
-      <w:r>
-        <w:t xml:space="preserve">located</w:t>
-      </w:r>
-      <w:r>
-        <w:t xml:space="preserve"> </w:t>
-      </w:r>
-      <w:r>
-        <w:t xml:space="preserve">at</w:t>
-      </w:r>
-      <w:r>
-        <w:t xml:space="preserve"> </w:t>
-      </w:r>
-      <w:r>
-        <w:t xml:space="preserve">501</w:t>
-      </w:r>
-      <w:r>
-        <w:t xml:space="preserve"> </w:t>
-      </w:r>
-      <w:r>
-        <w:t xml:space="preserve">I</w:t>
-      </w:r>
-      <w:r>
-        <w:t xml:space="preserve"> </w:t>
-      </w:r>
-      <w:r>
-        <w:t xml:space="preserve">Street,</w:t>
-      </w:r>
-      <w:r>
-        <w:t xml:space="preserve"> </w:t>
-      </w:r>
-      <w:r>
-        <w:t xml:space="preserve">Suite</w:t>
-      </w:r>
-      <w:r>
-        <w:t xml:space="preserve"> </w:t>
-      </w:r>
-      <w:r>
-        <w:t xml:space="preserve">4</w:t>
-        <w:noBreakHyphen/>
-        <w:t xml:space="preserve">200,</w:t>
-      </w:r>
-      <w:r>
-        <w:t xml:space="preserve"> </w:t>
-      </w:r>
-      <w:r>
-        <w:t xml:space="preserve">Sacramento,</w:t>
-      </w:r>
-      <w:r>
-        <w:t xml:space="preserve"> </w:t>
-      </w:r>
-      <w:r>
-        <w:t xml:space="preserve">California</w:t>
-      </w:r>
-      <w:r>
-        <w:t xml:space="preserve"> </w:t>
-      </w:r>
-      <w:r>
-        <w:t xml:space="preserve">95814,</w:t>
-      </w:r>
-      <w:r>
-        <w:t xml:space="preserve"> </w:t>
-      </w:r>
-      <w:r>
-        <w:t xml:space="preserve">before</w:t>
-      </w:r>
-      <w:r>
-        <w:t xml:space="preserve"> </w:t>
-      </w:r>
-      <w:r>
-        <w:t xml:space="preserve">the</w:t>
-      </w:r>
-      <w:r>
-        <w:t xml:space="preserve"> </w:t>
-      </w:r>
-      <w:r>
-        <w:t xml:space="preserve">Honorable</w:t>
-      </w:r>
-      <w:r>
-        <w:t xml:space="preserve"> </w:t>
-      </w:r>
-      <w:r>
-        <w:t xml:space="preserve">Troy</w:t>
-      </w:r>
-      <w:r>
-        <w:t xml:space="preserve"> </w:t>
-      </w:r>
-      <w:r>
-        <w:t xml:space="preserve">L.</w:t>
-      </w:r>
-      <w:r>
-        <w:t xml:space="preserve"> </w:t>
-      </w:r>
-      <w:r>
-        <w:t xml:space="preserve">Nunley,</w:t>
-      </w:r>
-      <w:r>
-        <w:t xml:space="preserve"> </w:t>
-      </w:r>
-      <w:r>
-        <w:t xml:space="preserve">Defendant</w:t>
-      </w:r>
-      <w:r>
-        <w:t xml:space="preserve"> </w:t>
-      </w:r>
-      <w:r>
-        <w:t xml:space="preserve">Morning</w:t>
-      </w:r>
-      <w:r>
-        <w:t xml:space="preserve"> </w:t>
-      </w:r>
-      <w:r>
-        <w:t xml:space="preserve">Law</w:t>
-      </w:r>
-      <w:r>
-        <w:t xml:space="preserve"> </w:t>
-      </w:r>
-      <w:r>
-        <w:t xml:space="preserve">Group,</w:t>
-      </w:r>
-      <w:r>
-        <w:t xml:space="preserve"> </w:t>
-      </w:r>
-      <w:r>
-        <w:t xml:space="preserve">P.C.</w:t>
-      </w:r>
-      <w:r>
-        <w:t xml:space="preserve"> </w:t>
-      </w:r>
-      <w:r>
-        <w:t xml:space="preserve">(“MLG”)</w:t>
-      </w:r>
-      <w:r>
-        <w:t xml:space="preserve"> </w:t>
-      </w:r>
-      <w:r>
-        <w:t xml:space="preserve">will</w:t>
-      </w:r>
-      <w:r>
-        <w:t xml:space="preserve"> </w:t>
-      </w:r>
-      <w:r>
-        <w:t xml:space="preserve">and</w:t>
-      </w:r>
-      <w:r>
-        <w:t xml:space="preserve"> </w:t>
-      </w:r>
-      <w:r>
-        <w:t xml:space="preserve">hereby</w:t>
-      </w:r>
-      <w:r>
-        <w:t xml:space="preserve"> </w:t>
-      </w:r>
-      <w:r>
-        <w:t xml:space="preserve">does</w:t>
-      </w:r>
-      <w:r>
-        <w:t xml:space="preserve"> </w:t>
-      </w:r>
-      <w:r>
-        <w:t xml:space="preserve">move</w:t>
-      </w:r>
-      <w:r>
-        <w:t xml:space="preserve"> </w:t>
-      </w:r>
-      <w:r>
-        <w:t xml:space="preserve">to</w:t>
-      </w:r>
-      <w:r>
-        <w:t xml:space="preserve"> </w:t>
-      </w:r>
-      <w:r>
-        <w:t xml:space="preserve">dismiss</w:t>
-      </w:r>
-      <w:r>
-        <w:t xml:space="preserve"> </w:t>
-      </w:r>
-      <w:r>
-        <w:t xml:space="preserve">Plaintiff’s</w:t>
-      </w:r>
-      <w:r>
-        <w:t xml:space="preserve"> </w:t>
-      </w:r>
-      <w:r>
-        <w:t xml:space="preserve">Complaint</w:t>
-      </w:r>
-      <w:r>
-        <w:t xml:space="preserve"> </w:t>
-      </w:r>
-      <w:r>
-        <w:t xml:space="preserve">pursuant</w:t>
-      </w:r>
-      <w:r>
-        <w:t xml:space="preserve"> </w:t>
-      </w:r>
-      <w:r>
-        <w:t xml:space="preserve">to</w:t>
-      </w:r>
-      <w:r>
-        <w:t xml:space="preserve"> </w:t>
-      </w:r>
-      <w:r>
-        <w:t xml:space="preserve">Federal</w:t>
-      </w:r>
-      <w:r>
-        <w:t xml:space="preserve"> </w:t>
-      </w:r>
-      <w:r>
-        <w:t xml:space="preserve">Rule</w:t>
-      </w:r>
-      <w:r>
-        <w:t xml:space="preserve"> </w:t>
-      </w:r>
-      <w:r>
-        <w:t xml:space="preserve">of</w:t>
-      </w:r>
-      <w:r>
-        <w:t xml:space="preserve"> </w:t>
-      </w:r>
-      <w:r>
-        <w:t xml:space="preserve">Civil</w:t>
-      </w:r>
-      <w:r>
-        <w:t xml:space="preserve"> </w:t>
-      </w:r>
-      <w:r>
-        <w:t xml:space="preserve">Procedure</w:t>
-      </w:r>
-      <w:r>
-        <w:t xml:space="preserve"> </w:t>
-      </w:r>
-      <w:r>
-        <w:t xml:space="preserve">12(b)⁠(6).</w:t>
-      </w:r>
-      <w:r>
-        <w:t xml:space="preserve"> </w:t>
-      </w:r>
-      <w:r>
-        <w:t xml:space="preserve">In</w:t>
-      </w:r>
-      <w:r>
-        <w:t xml:space="preserve"> </w:t>
-      </w:r>
-      <w:r>
-        <w:t xml:space="preserve">the</w:t>
-      </w:r>
-      <w:r>
-        <w:t xml:space="preserve"> </w:t>
-      </w:r>
-      <w:r>
-        <w:t xml:space="preserve">alternative,</w:t>
-      </w:r>
-      <w:r>
-        <w:t xml:space="preserve"> </w:t>
-      </w:r>
-      <w:r>
-        <w:t xml:space="preserve">Defendant</w:t>
-      </w:r>
-      <w:r>
-        <w:t xml:space="preserve"> </w:t>
-      </w:r>
-      <w:r>
-        <w:t xml:space="preserve">moves</w:t>
-      </w:r>
-      <w:r>
-        <w:t xml:space="preserve"> </w:t>
-      </w:r>
-      <w:r>
-        <w:t xml:space="preserve">for</w:t>
-      </w:r>
-      <w:r>
-        <w:t xml:space="preserve"> </w:t>
-      </w:r>
-      <w:r>
-        <w:t xml:space="preserve">a</w:t>
-      </w:r>
-      <w:r>
-        <w:t xml:space="preserve"> </w:t>
-      </w:r>
-      <w:r>
-        <w:t xml:space="preserve">more</w:t>
-      </w:r>
-      <w:r>
-        <w:t xml:space="preserve"> </w:t>
-      </w:r>
-      <w:r>
-        <w:t xml:space="preserve">definite</w:t>
-      </w:r>
-      <w:r>
-        <w:t xml:space="preserve"> </w:t>
-      </w:r>
-      <w:r>
-        <w:t xml:space="preserve">statement</w:t>
-      </w:r>
-      <w:r>
-        <w:t xml:space="preserve"> </w:t>
-      </w:r>
-      <w:r>
-        <w:t xml:space="preserve">pursuant</w:t>
-      </w:r>
-      <w:r>
-        <w:t xml:space="preserve"> </w:t>
-      </w:r>
-      <w:r>
-        <w:t xml:space="preserve">to</w:t>
-      </w:r>
-      <w:r>
-        <w:t xml:space="preserve"> </w:t>
-      </w:r>
-      <w:r>
-        <w:t xml:space="preserve">Federal</w:t>
-      </w:r>
-      <w:r>
-        <w:t xml:space="preserve"> </w:t>
-      </w:r>
-      <w:r>
-        <w:t xml:space="preserve">Rule</w:t>
-      </w:r>
-      <w:r>
-        <w:t xml:space="preserve"> </w:t>
-      </w:r>
-      <w:r>
-        <w:t xml:space="preserve">of</w:t>
-      </w:r>
-      <w:r>
-        <w:t xml:space="preserve"> </w:t>
-      </w:r>
-      <w:r>
-        <w:t xml:space="preserve">Civil</w:t>
-      </w:r>
-      <w:r>
-        <w:t xml:space="preserve"> </w:t>
-      </w:r>
-      <w:r>
-        <w:t xml:space="preserve">Procedure</w:t>
-      </w:r>
-      <w:r>
-        <w:t xml:space="preserve"> </w:t>
-      </w:r>
-      <w:r>
-        <w:t xml:space="preserve">12(e).</w:t>
+        <w:t xml:space="preserve">TO THE COURT, ALL PARTIES, AND THEIR ATTORNEYS OF RECORD:</w:t>
       </w:r>
     </w:p>
     <w:p>
       <w:pPr>
-        <w:spacing w:before="0" w:after="0" w:line="480" w:lineRule="exact"/>
-        <w:ind w:left="0" w:firstLine="720"/>
-        <w:jc w:val="left"/>
+        <w:pStyle w:val="BodyText"/>
       </w:pPr>
       <w:r>
-        <w:t xml:space="preserve">The</w:t>
-      </w:r>
-      <w:r>
-        <w:t xml:space="preserve"> </w:t>
-      </w:r>
-      <w:r>
-        <w:t xml:space="preserve">Motion</w:t>
-      </w:r>
-      <w:r>
-        <w:t xml:space="preserve"> </w:t>
-      </w:r>
-      <w:r>
-        <w:t xml:space="preserve">is</w:t>
-      </w:r>
-      <w:r>
-        <w:t xml:space="preserve"> </w:t>
-      </w:r>
-      <w:r>
-        <w:t xml:space="preserve">made</w:t>
-      </w:r>
-      <w:r>
-        <w:t xml:space="preserve"> </w:t>
-      </w:r>
-      <w:r>
-        <w:t xml:space="preserve">on</w:t>
-      </w:r>
-      <w:r>
-        <w:t xml:space="preserve"> </w:t>
-      </w:r>
-      <w:r>
-        <w:t xml:space="preserve">the</w:t>
-      </w:r>
-      <w:r>
-        <w:t xml:space="preserve"> </w:t>
-      </w:r>
-      <w:r>
-        <w:t xml:space="preserve">grounds</w:t>
-      </w:r>
-      <w:r>
-        <w:t xml:space="preserve"> </w:t>
-      </w:r>
-      <w:r>
-        <w:t xml:space="preserve">that</w:t>
-      </w:r>
-      <w:r>
-        <w:t xml:space="preserve"> </w:t>
-      </w:r>
-      <w:r>
-        <w:t xml:space="preserve">the</w:t>
-      </w:r>
-      <w:r>
-        <w:t xml:space="preserve"> </w:t>
-      </w:r>
-      <w:r>
-        <w:t xml:space="preserve">Complaint</w:t>
-      </w:r>
-      <w:r>
-        <w:t xml:space="preserve"> </w:t>
-      </w:r>
-      <w:r>
-        <w:t xml:space="preserve">fails</w:t>
-      </w:r>
-      <w:r>
-        <w:t xml:space="preserve"> </w:t>
-      </w:r>
-      <w:r>
-        <w:t xml:space="preserve">to</w:t>
-      </w:r>
-      <w:r>
-        <w:t xml:space="preserve"> </w:t>
-      </w:r>
-      <w:r>
-        <w:t xml:space="preserve">state</w:t>
-      </w:r>
-      <w:r>
-        <w:t xml:space="preserve"> </w:t>
-      </w:r>
-      <w:r>
-        <w:t xml:space="preserve">any</w:t>
-      </w:r>
-      <w:r>
-        <w:t xml:space="preserve"> </w:t>
-      </w:r>
-      <w:r>
-        <w:t xml:space="preserve">claim</w:t>
-      </w:r>
-      <w:r>
-        <w:t xml:space="preserve"> </w:t>
-      </w:r>
-      <w:r>
-        <w:t xml:space="preserve">against</w:t>
-      </w:r>
-      <w:r>
-        <w:t xml:space="preserve"> </w:t>
-      </w:r>
-      <w:r>
-        <w:t xml:space="preserve">MLG</w:t>
-      </w:r>
-      <w:r>
-        <w:t xml:space="preserve"> </w:t>
-      </w:r>
-      <w:r>
-        <w:t xml:space="preserve">because</w:t>
-      </w:r>
-      <w:r>
-        <w:t xml:space="preserve"> </w:t>
-      </w:r>
-      <w:r>
-        <w:t xml:space="preserve">the</w:t>
-      </w:r>
-      <w:r>
-        <w:t xml:space="preserve"> </w:t>
-      </w:r>
-      <w:r>
-        <w:t xml:space="preserve">alleged</w:t>
-      </w:r>
-      <w:r>
-        <w:t xml:space="preserve"> </w:t>
-      </w:r>
-      <w:r>
-        <w:t xml:space="preserve">enrollment,</w:t>
-      </w:r>
-      <w:r>
-        <w:t xml:space="preserve"> </w:t>
-      </w:r>
-      <w:r>
-        <w:t xml:space="preserve">contract,</w:t>
-      </w:r>
-      <w:r>
-        <w:t xml:space="preserve"> </w:t>
-      </w:r>
-      <w:r>
-        <w:t xml:space="preserve">representations,</w:t>
-      </w:r>
-      <w:r>
-        <w:t xml:space="preserve"> </w:t>
-      </w:r>
-      <w:r>
-        <w:t xml:space="preserve">payments,</w:t>
-      </w:r>
-      <w:r>
-        <w:t xml:space="preserve"> </w:t>
-      </w:r>
-      <w:r>
-        <w:t xml:space="preserve">and</w:t>
-      </w:r>
-      <w:r>
-        <w:t xml:space="preserve"> </w:t>
-      </w:r>
-      <w:r>
-        <w:t xml:space="preserve">attorney-client</w:t>
-      </w:r>
-      <w:r>
-        <w:t xml:space="preserve"> </w:t>
-      </w:r>
-      <w:r>
-        <w:t xml:space="preserve">relationship</w:t>
-      </w:r>
-      <w:r>
-        <w:t xml:space="preserve"> </w:t>
-      </w:r>
-      <w:r>
-        <w:t xml:space="preserve">predate</w:t>
-      </w:r>
-      <w:r>
-        <w:t xml:space="preserve"> </w:t>
-      </w:r>
-      <w:r>
-        <w:t xml:space="preserve">MLG’s</w:t>
-      </w:r>
-      <w:r>
-        <w:t xml:space="preserve"> </w:t>
-      </w:r>
-      <w:r>
-        <w:t xml:space="preserve">existence;</w:t>
-      </w:r>
-      <w:r>
-        <w:t xml:space="preserve"> </w:t>
-      </w:r>
-      <w:r>
-        <w:t xml:space="preserve">the</w:t>
-      </w:r>
-      <w:r>
-        <w:t xml:space="preserve"> </w:t>
-      </w:r>
-      <w:r>
-        <w:t xml:space="preserve">Complaint</w:t>
-      </w:r>
-      <w:r>
-        <w:t xml:space="preserve"> </w:t>
-      </w:r>
-      <w:r>
-        <w:t xml:space="preserve">pleads</w:t>
-      </w:r>
-      <w:r>
-        <w:t xml:space="preserve"> </w:t>
-      </w:r>
-      <w:r>
-        <w:t xml:space="preserve">no</w:t>
-      </w:r>
-      <w:r>
-        <w:t xml:space="preserve"> </w:t>
-      </w:r>
-      <w:r>
-        <w:t xml:space="preserve">basis</w:t>
-      </w:r>
-      <w:r>
-        <w:t xml:space="preserve"> </w:t>
-      </w:r>
-      <w:r>
-        <w:t xml:space="preserve">for</w:t>
-      </w:r>
-      <w:r>
-        <w:t xml:space="preserve"> </w:t>
-      </w:r>
-      <w:r>
-        <w:t xml:space="preserve">attributing</w:t>
-      </w:r>
-      <w:r>
-        <w:t xml:space="preserve"> </w:t>
-      </w:r>
-      <w:r>
-        <w:t xml:space="preserve">any</w:t>
-      </w:r>
-      <w:r>
-        <w:t xml:space="preserve"> </w:t>
-      </w:r>
-      <w:r>
-        <w:t xml:space="preserve">predecessor’s</w:t>
-      </w:r>
-      <w:r>
-        <w:t xml:space="preserve"> </w:t>
-      </w:r>
-      <w:r>
-        <w:t xml:space="preserve">conduct</w:t>
-      </w:r>
-      <w:r>
-        <w:t xml:space="preserve"> </w:t>
-      </w:r>
-      <w:r>
-        <w:t xml:space="preserve">or</w:t>
-      </w:r>
-      <w:r>
-        <w:t xml:space="preserve"> </w:t>
-      </w:r>
-      <w:r>
-        <w:t xml:space="preserve">liabilities</w:t>
-      </w:r>
-      <w:r>
-        <w:t xml:space="preserve"> </w:t>
-      </w:r>
-      <w:r>
-        <w:t xml:space="preserve">to</w:t>
-      </w:r>
-      <w:r>
-        <w:t xml:space="preserve"> </w:t>
-      </w:r>
-      <w:r>
-        <w:t xml:space="preserve">MLG;</w:t>
-      </w:r>
-      <w:r>
-        <w:t xml:space="preserve"> </w:t>
-      </w:r>
-      <w:r>
-        <w:t xml:space="preserve">the</w:t>
-      </w:r>
-      <w:r>
-        <w:t xml:space="preserve"> </w:t>
-      </w:r>
-      <w:r>
-        <w:t xml:space="preserve">judicially</w:t>
-      </w:r>
-      <w:r>
-        <w:t xml:space="preserve"> </w:t>
-      </w:r>
-      <w:r>
-        <w:t xml:space="preserve">noticeable</w:t>
-      </w:r>
-      <w:r>
-        <w:t xml:space="preserve"> </w:t>
-      </w:r>
-      <w:r>
-        <w:t xml:space="preserve">bankruptcy</w:t>
-      </w:r>
-      <w:r>
-        <w:t xml:space="preserve"> </w:t>
-      </w:r>
-      <w:r>
-        <w:t xml:space="preserve">sale</w:t>
-      </w:r>
-      <w:r>
-        <w:t xml:space="preserve"> </w:t>
-      </w:r>
-      <w:r>
-        <w:t xml:space="preserve">documents</w:t>
-      </w:r>
-      <w:r>
-        <w:t xml:space="preserve"> </w:t>
-      </w:r>
-      <w:r>
-        <w:t xml:space="preserve">bar</w:t>
-      </w:r>
-      <w:r>
-        <w:t xml:space="preserve"> </w:t>
-      </w:r>
-      <w:r>
-        <w:t xml:space="preserve">successor-liability</w:t>
-      </w:r>
-      <w:r>
-        <w:t xml:space="preserve"> </w:t>
-      </w:r>
-      <w:r>
-        <w:t xml:space="preserve">theories;</w:t>
-      </w:r>
-      <w:r>
-        <w:t xml:space="preserve"> </w:t>
-      </w:r>
-      <w:r>
-        <w:t xml:space="preserve">and</w:t>
-      </w:r>
-      <w:r>
-        <w:t xml:space="preserve"> </w:t>
-      </w:r>
-      <w:r>
-        <w:t xml:space="preserve">each</w:t>
-      </w:r>
-      <w:r>
-        <w:t xml:space="preserve"> </w:t>
-      </w:r>
-      <w:r>
-        <w:t xml:space="preserve">cause</w:t>
-      </w:r>
-      <w:r>
-        <w:t xml:space="preserve"> </w:t>
-      </w:r>
-      <w:r>
-        <w:t xml:space="preserve">of</w:t>
-      </w:r>
-      <w:r>
-        <w:t xml:space="preserve"> </w:t>
-      </w:r>
-      <w:r>
-        <w:t xml:space="preserve">action</w:t>
-      </w:r>
-      <w:r>
-        <w:t xml:space="preserve"> </w:t>
-      </w:r>
-      <w:r>
-        <w:t xml:space="preserve">is</w:t>
-      </w:r>
-      <w:r>
-        <w:t xml:space="preserve"> </w:t>
-      </w:r>
-      <w:r>
-        <w:t xml:space="preserve">otherwise</w:t>
-      </w:r>
-      <w:r>
-        <w:t xml:space="preserve"> </w:t>
-      </w:r>
-      <w:r>
-        <w:t xml:space="preserve">deficient</w:t>
-      </w:r>
-      <w:r>
-        <w:t xml:space="preserve"> </w:t>
-      </w:r>
-      <w:r>
-        <w:t xml:space="preserve">under</w:t>
-      </w:r>
-      <w:r>
-        <w:t xml:space="preserve"> </w:t>
-      </w:r>
-      <w:r>
-        <w:t xml:space="preserve">the</w:t>
-      </w:r>
-      <w:r>
-        <w:t xml:space="preserve"> </w:t>
-      </w:r>
-      <w:r>
-        <w:t xml:space="preserve">applicable</w:t>
-      </w:r>
-      <w:r>
-        <w:t xml:space="preserve"> </w:t>
-      </w:r>
-      <w:r>
-        <w:t xml:space="preserve">pleading</w:t>
-      </w:r>
-      <w:r>
-        <w:t xml:space="preserve"> </w:t>
-      </w:r>
-      <w:r>
-        <w:t xml:space="preserve">standards.</w:t>
-      </w:r>
-      <w:r>
-        <w:t xml:space="preserve"> </w:t>
-      </w:r>
-      <w:r>
-        <w:t xml:space="preserve">In</w:t>
-      </w:r>
-      <w:r>
-        <w:t xml:space="preserve"> </w:t>
-      </w:r>
-      <w:r>
-        <w:t xml:space="preserve">the</w:t>
-      </w:r>
-      <w:r>
-        <w:t xml:space="preserve"> </w:t>
-      </w:r>
-      <w:r>
-        <w:t xml:space="preserve">alternative,</w:t>
-      </w:r>
-      <w:r>
-        <w:t xml:space="preserve"> </w:t>
-      </w:r>
-      <w:r>
-        <w:t xml:space="preserve">the</w:t>
-      </w:r>
-      <w:r>
-        <w:t xml:space="preserve"> </w:t>
-      </w:r>
-      <w:r>
-        <w:t xml:space="preserve">Complaint</w:t>
-      </w:r>
-      <w:r>
-        <w:t xml:space="preserve"> </w:t>
-      </w:r>
-      <w:r>
-        <w:t xml:space="preserve">is</w:t>
-      </w:r>
-      <w:r>
-        <w:t xml:space="preserve"> </w:t>
-      </w:r>
-      <w:r>
-        <w:t xml:space="preserve">so</w:t>
-      </w:r>
-      <w:r>
-        <w:t xml:space="preserve"> </w:t>
-      </w:r>
-      <w:r>
-        <w:t xml:space="preserve">vague</w:t>
-      </w:r>
-      <w:r>
-        <w:t xml:space="preserve"> </w:t>
-      </w:r>
-      <w:r>
-        <w:t xml:space="preserve">and</w:t>
-      </w:r>
-      <w:r>
-        <w:t xml:space="preserve"> </w:t>
-      </w:r>
-      <w:r>
-        <w:t xml:space="preserve">ambiguous</w:t>
-      </w:r>
-      <w:r>
-        <w:t xml:space="preserve"> </w:t>
-      </w:r>
-      <w:r>
-        <w:t xml:space="preserve">as</w:t>
-      </w:r>
-      <w:r>
-        <w:t xml:space="preserve"> </w:t>
-      </w:r>
-      <w:r>
-        <w:t xml:space="preserve">to</w:t>
-      </w:r>
-      <w:r>
-        <w:t xml:space="preserve"> </w:t>
-      </w:r>
-      <w:r>
-        <w:t xml:space="preserve">MLG’s</w:t>
-      </w:r>
-      <w:r>
-        <w:t xml:space="preserve"> </w:t>
-      </w:r>
-      <w:r>
-        <w:t xml:space="preserve">alleged</w:t>
-      </w:r>
-      <w:r>
-        <w:t xml:space="preserve"> </w:t>
-      </w:r>
-      <w:r>
-        <w:t xml:space="preserve">conduct</w:t>
-      </w:r>
-      <w:r>
-        <w:t xml:space="preserve"> </w:t>
-      </w:r>
-      <w:r>
-        <w:t xml:space="preserve">that</w:t>
-      </w:r>
-      <w:r>
-        <w:t xml:space="preserve"> </w:t>
-      </w:r>
-      <w:r>
-        <w:t xml:space="preserve">MLG</w:t>
-      </w:r>
-      <w:r>
-        <w:t xml:space="preserve"> </w:t>
-      </w:r>
-      <w:r>
-        <w:t xml:space="preserve">cannot</w:t>
-      </w:r>
-      <w:r>
-        <w:t xml:space="preserve"> </w:t>
-      </w:r>
-      <w:r>
-        <w:t xml:space="preserve">reasonably</w:t>
-      </w:r>
-      <w:r>
-        <w:t xml:space="preserve"> </w:t>
-      </w:r>
-      <w:r>
-        <w:t xml:space="preserve">frame</w:t>
-      </w:r>
-      <w:r>
-        <w:t xml:space="preserve"> </w:t>
-      </w:r>
-      <w:r>
-        <w:t xml:space="preserve">a</w:t>
-      </w:r>
-      <w:r>
-        <w:t xml:space="preserve"> </w:t>
-      </w:r>
-      <w:r>
-        <w:t xml:space="preserve">response.</w:t>
+        <w:t xml:space="preserve">PLEASE TAKE NOTICE that on October 15, 2026, at 2:00 p.m., or as soon thereafter as the matter may be heard, in Courtroom 2 of the above-captioned Court, located at 501 I Street, Suite 4-⁠200, Sacramento, California 95814, before the Honorable Troy L. Nunley, Defendant Morning Law Group, P.C. (“MLG”) will and hereby does move to dismiss Plaintiff’s Complaint pursuant to Federal Rule of Civil Procedure 12(b)⁠(6). In the alternative, Defendant moves for a more definite statement pursuant to Federal Rule of Civil Procedure 12(e).</w:t>
       </w:r>
     </w:p>
     <w:p>
       <w:pPr>
-        <w:spacing w:before="0" w:after="0" w:line="480" w:lineRule="exact"/>
-        <w:ind w:left="0" w:firstLine="720"/>
-        <w:jc w:val="left"/>
+        <w:pStyle w:val="BodyText"/>
       </w:pPr>
       <w:r>
-        <w:t xml:space="preserve">This</w:t>
-      </w:r>
-      <w:r>
-        <w:t xml:space="preserve"> </w:t>
-      </w:r>
-      <w:r>
-        <w:t xml:space="preserve">Motion</w:t>
-      </w:r>
-      <w:r>
-        <w:t xml:space="preserve"> </w:t>
-      </w:r>
-      <w:r>
-        <w:t xml:space="preserve">is</w:t>
-      </w:r>
-      <w:r>
-        <w:t xml:space="preserve"> </w:t>
-      </w:r>
-      <w:r>
-        <w:t xml:space="preserve">based</w:t>
-      </w:r>
-      <w:r>
-        <w:t xml:space="preserve"> </w:t>
-      </w:r>
-      <w:r>
-        <w:t xml:space="preserve">upon</w:t>
-      </w:r>
-      <w:r>
-        <w:t xml:space="preserve"> </w:t>
-      </w:r>
-      <w:r>
-        <w:t xml:space="preserve">this</w:t>
-      </w:r>
-      <w:r>
-        <w:t xml:space="preserve"> </w:t>
-      </w:r>
-      <w:r>
-        <w:t xml:space="preserve">Notice,</w:t>
-      </w:r>
-      <w:r>
-        <w:t xml:space="preserve"> </w:t>
-      </w:r>
-      <w:r>
-        <w:t xml:space="preserve">the</w:t>
-      </w:r>
-      <w:r>
-        <w:t xml:space="preserve"> </w:t>
-      </w:r>
-      <w:r>
-        <w:t xml:space="preserve">accompanying</w:t>
-      </w:r>
-      <w:r>
-        <w:t xml:space="preserve"> </w:t>
-      </w:r>
-      <w:r>
-        <w:t xml:space="preserve">Memorandum</w:t>
-      </w:r>
-      <w:r>
-        <w:t xml:space="preserve"> </w:t>
-      </w:r>
-      <w:r>
-        <w:t xml:space="preserve">of</w:t>
-      </w:r>
-      <w:r>
-        <w:t xml:space="preserve"> </w:t>
-      </w:r>
-      <w:r>
-        <w:t xml:space="preserve">Points</w:t>
-      </w:r>
-      <w:r>
-        <w:t xml:space="preserve"> </w:t>
-      </w:r>
-      <w:r>
-        <w:t xml:space="preserve">and</w:t>
-      </w:r>
-      <w:r>
-        <w:t xml:space="preserve"> </w:t>
-      </w:r>
-      <w:r>
-        <w:t xml:space="preserve">Authorities,</w:t>
-      </w:r>
-      <w:r>
-        <w:t xml:space="preserve"> </w:t>
-      </w:r>
-      <w:r>
-        <w:t xml:space="preserve">the</w:t>
-      </w:r>
-      <w:r>
-        <w:t xml:space="preserve"> </w:t>
-      </w:r>
-      <w:r>
-        <w:t xml:space="preserve">accompanying</w:t>
-      </w:r>
-      <w:r>
-        <w:t xml:space="preserve"> </w:t>
-      </w:r>
-      <w:r>
-        <w:t xml:space="preserve">Request</w:t>
-      </w:r>
-      <w:r>
-        <w:t xml:space="preserve"> </w:t>
-      </w:r>
-      <w:r>
-        <w:t xml:space="preserve">for</w:t>
-      </w:r>
-      <w:r>
-        <w:t xml:space="preserve"> </w:t>
-      </w:r>
-      <w:r>
-        <w:t xml:space="preserve">Judicial</w:t>
-      </w:r>
-      <w:r>
-        <w:t xml:space="preserve"> </w:t>
-      </w:r>
-      <w:r>
-        <w:t xml:space="preserve">Notice</w:t>
-      </w:r>
-      <w:r>
-        <w:t xml:space="preserve"> </w:t>
-      </w:r>
-      <w:r>
-        <w:t xml:space="preserve">and</w:t>
-      </w:r>
-      <w:r>
-        <w:t xml:space="preserve"> </w:t>
-      </w:r>
-      <w:r>
-        <w:t xml:space="preserve">Declaration</w:t>
-      </w:r>
-      <w:r>
-        <w:t xml:space="preserve"> </w:t>
-      </w:r>
-      <w:r>
-        <w:t xml:space="preserve">of</w:t>
-      </w:r>
-      <w:r>
-        <w:t xml:space="preserve"> </w:t>
-      </w:r>
-      <w:r>
-        <w:t xml:space="preserve">William</w:t>
-      </w:r>
-      <w:r>
-        <w:t xml:space="preserve"> </w:t>
-      </w:r>
-      <w:r>
-        <w:t xml:space="preserve">A.</w:t>
-      </w:r>
-      <w:r>
-        <w:t xml:space="preserve"> </w:t>
-      </w:r>
-      <w:r>
-        <w:t xml:space="preserve">Delgado,</w:t>
-      </w:r>
-      <w:r>
-        <w:t xml:space="preserve"> </w:t>
-      </w:r>
-      <w:r>
-        <w:t xml:space="preserve">the</w:t>
-      </w:r>
-      <w:r>
-        <w:t xml:space="preserve"> </w:t>
-      </w:r>
-      <w:r>
-        <w:t xml:space="preserve">complete</w:t>
-      </w:r>
-      <w:r>
-        <w:t xml:space="preserve"> </w:t>
-      </w:r>
-      <w:r>
-        <w:t xml:space="preserve">record</w:t>
-      </w:r>
-      <w:r>
-        <w:t xml:space="preserve"> </w:t>
-      </w:r>
-      <w:r>
-        <w:t xml:space="preserve">in</w:t>
-      </w:r>
-      <w:r>
-        <w:t xml:space="preserve"> </w:t>
-      </w:r>
-      <w:r>
-        <w:t xml:space="preserve">this</w:t>
-      </w:r>
-      <w:r>
-        <w:t xml:space="preserve"> </w:t>
-      </w:r>
-      <w:r>
-        <w:t xml:space="preserve">action,</w:t>
-      </w:r>
-      <w:r>
-        <w:t xml:space="preserve"> </w:t>
-      </w:r>
-      <w:r>
-        <w:t xml:space="preserve">and</w:t>
-      </w:r>
-      <w:r>
-        <w:t xml:space="preserve"> </w:t>
-      </w:r>
-      <w:r>
-        <w:t xml:space="preserve">such</w:t>
-      </w:r>
-      <w:r>
-        <w:t xml:space="preserve"> </w:t>
-      </w:r>
-      <w:r>
-        <w:t xml:space="preserve">other</w:t>
-      </w:r>
-      <w:r>
-        <w:t xml:space="preserve"> </w:t>
-      </w:r>
-      <w:r>
-        <w:t xml:space="preserve">matters</w:t>
-      </w:r>
-      <w:r>
-        <w:t xml:space="preserve"> </w:t>
-      </w:r>
-      <w:r>
-        <w:t xml:space="preserve">and</w:t>
-      </w:r>
-      <w:r>
-        <w:t xml:space="preserve"> </w:t>
-      </w:r>
-      <w:r>
-        <w:t xml:space="preserve">arguments</w:t>
-      </w:r>
-      <w:r>
-        <w:t xml:space="preserve"> </w:t>
-      </w:r>
-      <w:r>
-        <w:t xml:space="preserve">as</w:t>
-      </w:r>
-      <w:r>
-        <w:t xml:space="preserve"> </w:t>
-      </w:r>
-      <w:r>
-        <w:t xml:space="preserve">may</w:t>
-      </w:r>
-      <w:r>
-        <w:t xml:space="preserve"> </w:t>
-      </w:r>
-      <w:r>
-        <w:t xml:space="preserve">come</w:t>
-      </w:r>
-      <w:r>
-        <w:t xml:space="preserve"> </w:t>
-      </w:r>
-      <w:r>
-        <w:t xml:space="preserve">before</w:t>
-      </w:r>
-      <w:r>
-        <w:t xml:space="preserve"> </w:t>
-      </w:r>
-      <w:r>
-        <w:t xml:space="preserve">this</w:t>
-      </w:r>
-      <w:r>
-        <w:t xml:space="preserve"> </w:t>
-      </w:r>
-      <w:r>
-        <w:t xml:space="preserve">Court,</w:t>
-      </w:r>
-      <w:r>
-        <w:t xml:space="preserve"> </w:t>
-      </w:r>
-      <w:r>
-        <w:t xml:space="preserve">including</w:t>
-      </w:r>
-      <w:r>
-        <w:t xml:space="preserve"> </w:t>
-      </w:r>
-      <w:r>
-        <w:t xml:space="preserve">those</w:t>
-      </w:r>
-      <w:r>
-        <w:t xml:space="preserve"> </w:t>
-      </w:r>
-      <w:r>
-        <w:t xml:space="preserve">raised</w:t>
-      </w:r>
-      <w:r>
-        <w:t xml:space="preserve"> </w:t>
-      </w:r>
-      <w:r>
-        <w:t xml:space="preserve">in</w:t>
-      </w:r>
-      <w:r>
-        <w:t xml:space="preserve"> </w:t>
-      </w:r>
-      <w:r>
-        <w:t xml:space="preserve">any</w:t>
-      </w:r>
-      <w:r>
-        <w:t xml:space="preserve"> </w:t>
-      </w:r>
-      <w:r>
-        <w:t xml:space="preserve">reply</w:t>
-      </w:r>
-      <w:r>
-        <w:t xml:space="preserve"> </w:t>
-      </w:r>
-      <w:r>
-        <w:t xml:space="preserve">memorandum</w:t>
-      </w:r>
-      <w:r>
-        <w:t xml:space="preserve"> </w:t>
-      </w:r>
-      <w:r>
-        <w:t xml:space="preserve">and</w:t>
-      </w:r>
-      <w:r>
-        <w:t xml:space="preserve"> </w:t>
-      </w:r>
-      <w:r>
-        <w:t xml:space="preserve">oral</w:t>
-      </w:r>
-      <w:r>
-        <w:t xml:space="preserve"> </w:t>
-      </w:r>
-      <w:r>
-        <w:t xml:space="preserve">argument.</w:t>
+        <w:t xml:space="preserve">The Motion is made on the grounds that the Complaint fails to state any claim against MLG because the alleged enrollment, contract, representations, payments, and attorney-client relationship predate MLG’s existence; the Complaint pleads no basis for attributing any predecessor’s conduct or liabilities to MLG; the judicially noticeable bankruptcy sale documents bar successor-liability theories; and each cause of action is otherwise deficient under the applicable pleading standards. In the alternative, the Complaint is so vague and ambiguous as to MLG’s alleged conduct that MLG cannot reasonably frame a response.</w:t>
+      </w:r>
+    </w:p>
+    <w:p>
+      <w:pPr>
+        <w:pStyle w:val="BodyText"/>
+      </w:pPr>
+      <w:r>
+        <w:t xml:space="preserve">This Motion is based upon this Notice, the accompanying Memorandum of Points and Authorities, the accompanying Request for Judicial Notice and Declaration of William A. Delgado, the complete record in this action, and such other matters and arguments as may come before this Court, including those raised in any reply memorandum and oral argument.</w:t>
+      </w:r>
+    </w:p>
+    <w:p>
+      <w:pPr>
+        <w:pStyle w:val="BodyTextKeep"/>
+      </w:pPr>
+      <w:r>
+        <w:t xml:space="preserve">The parties met and conferred on August 24, 2026 pursuant to Section 4(A) of the Court’s Civil Standing Order. During that conference, Plaintiff’s counsel indicated that Plaintiff intended to amend the Complaint to address certain of MLG’s concerns. As of the filing of this Motion, Plaintiff has not filed an amended complaint or dismissal, necessitating this Motion.</w:t>
       </w:r>
     </w:p>
     <w:p>
@@ -2632,356 +1393,6 @@
         <w:keepNext/>
         <w:keepLines/>
         <w:spacing w:before="0" w:after="0" w:line="480" w:lineRule="exact"/>
-        <w:ind w:left="0" w:firstLine="720"/>
-        <w:jc w:val="left"/>
-      </w:pPr>
-      <w:r>
-        <w:t xml:space="preserve">The</w:t>
-      </w:r>
-      <w:r>
-        <w:t xml:space="preserve"> </w:t>
-      </w:r>
-      <w:r>
-        <w:t xml:space="preserve">parties</w:t>
-      </w:r>
-      <w:r>
-        <w:t xml:space="preserve"> </w:t>
-      </w:r>
-      <w:r>
-        <w:t xml:space="preserve">met</w:t>
-      </w:r>
-      <w:r>
-        <w:t xml:space="preserve"> </w:t>
-      </w:r>
-      <w:r>
-        <w:t xml:space="preserve">and</w:t>
-      </w:r>
-      <w:r>
-        <w:t xml:space="preserve"> </w:t>
-      </w:r>
-      <w:r>
-        <w:t xml:space="preserve">conferred</w:t>
-      </w:r>
-      <w:r>
-        <w:t xml:space="preserve"> </w:t>
-      </w:r>
-      <w:r>
-        <w:t xml:space="preserve">on</w:t>
-      </w:r>
-      <w:r>
-        <w:t xml:space="preserve"> </w:t>
-      </w:r>
-      <w:r>
-        <w:t xml:space="preserve">August</w:t>
-      </w:r>
-      <w:r>
-        <w:t xml:space="preserve"> </w:t>
-      </w:r>
-      <w:r>
-        <w:t xml:space="preserve">24,</w:t>
-      </w:r>
-      <w:r>
-        <w:t xml:space="preserve"> </w:t>
-      </w:r>
-      <w:r>
-        <w:t xml:space="preserve">2026</w:t>
-      </w:r>
-      <w:r>
-        <w:t xml:space="preserve"> </w:t>
-      </w:r>
-      <w:r>
-        <w:t xml:space="preserve">pursuant</w:t>
-      </w:r>
-      <w:r>
-        <w:t xml:space="preserve"> </w:t>
-      </w:r>
-      <w:r>
-        <w:t xml:space="preserve">to</w:t>
-      </w:r>
-      <w:r>
-        <w:t xml:space="preserve"> </w:t>
-      </w:r>
-      <w:r>
-        <w:t xml:space="preserve">Section</w:t>
-      </w:r>
-      <w:r>
-        <w:t xml:space="preserve"> </w:t>
-      </w:r>
-      <w:r>
-        <w:t xml:space="preserve">4(A)</w:t>
-      </w:r>
-      <w:r>
-        <w:t xml:space="preserve"> </w:t>
-      </w:r>
-      <w:r>
-        <w:t xml:space="preserve">of</w:t>
-      </w:r>
-      <w:r>
-        <w:t xml:space="preserve"> </w:t>
-      </w:r>
-      <w:r>
-        <w:t xml:space="preserve">the</w:t>
-      </w:r>
-      <w:r>
-        <w:t xml:space="preserve"> </w:t>
-      </w:r>
-      <w:r>
-        <w:t xml:space="preserve">Court’s</w:t>
-      </w:r>
-      <w:r>
-        <w:t xml:space="preserve"> </w:t>
-      </w:r>
-      <w:r>
-        <w:t xml:space="preserve">Civil</w:t>
-      </w:r>
-      <w:r>
-        <w:t xml:space="preserve"> </w:t>
-      </w:r>
-      <w:r>
-        <w:t xml:space="preserve">Standing</w:t>
-      </w:r>
-      <w:r>
-        <w:t xml:space="preserve"> </w:t>
-      </w:r>
-      <w:r>
-        <w:t xml:space="preserve">Order.</w:t>
-      </w:r>
-      <w:r>
-        <w:t xml:space="preserve"> </w:t>
-      </w:r>
-      <w:r>
-        <w:t xml:space="preserve">During</w:t>
-      </w:r>
-      <w:r>
-        <w:t xml:space="preserve"> </w:t>
-      </w:r>
-      <w:r>
-        <w:t xml:space="preserve">that</w:t>
-      </w:r>
-      <w:r>
-        <w:t xml:space="preserve"> </w:t>
-      </w:r>
-      <w:r>
-        <w:t xml:space="preserve">conference,</w:t>
-      </w:r>
-      <w:r>
-        <w:t xml:space="preserve"> </w:t>
-      </w:r>
-      <w:r>
-        <w:t xml:space="preserve">Plaintiff’s</w:t>
-      </w:r>
-      <w:r>
-        <w:t xml:space="preserve"> </w:t>
-      </w:r>
-      <w:r>
-        <w:t xml:space="preserve">counsel</w:t>
-      </w:r>
-      <w:r>
-        <w:t xml:space="preserve"> </w:t>
-      </w:r>
-      <w:r>
-        <w:t xml:space="preserve">indicated</w:t>
-      </w:r>
-      <w:r>
-        <w:t xml:space="preserve"> </w:t>
-      </w:r>
-      <w:r>
-        <w:t xml:space="preserve">that</w:t>
-      </w:r>
-      <w:r>
-        <w:t xml:space="preserve"> </w:t>
-      </w:r>
-      <w:r>
-        <w:t xml:space="preserve">Plaintiff</w:t>
-      </w:r>
-      <w:r>
-        <w:t xml:space="preserve"> </w:t>
-      </w:r>
-      <w:r>
-        <w:t xml:space="preserve">intended</w:t>
-      </w:r>
-      <w:r>
-        <w:t xml:space="preserve"> </w:t>
-      </w:r>
-      <w:r>
-        <w:t xml:space="preserve">to</w:t>
-      </w:r>
-      <w:r>
-        <w:t xml:space="preserve"> </w:t>
-      </w:r>
-      <w:r>
-        <w:t xml:space="preserve">amend</w:t>
-      </w:r>
-      <w:r>
-        <w:t xml:space="preserve"> </w:t>
-      </w:r>
-      <w:r>
-        <w:t xml:space="preserve">the</w:t>
-      </w:r>
-      <w:r>
-        <w:t xml:space="preserve"> </w:t>
-      </w:r>
-      <w:r>
-        <w:t xml:space="preserve">Complaint</w:t>
-      </w:r>
-      <w:r>
-        <w:t xml:space="preserve"> </w:t>
-      </w:r>
-      <w:r>
-        <w:t xml:space="preserve">to</w:t>
-      </w:r>
-      <w:r>
-        <w:t xml:space="preserve"> </w:t>
-      </w:r>
-      <w:r>
-        <w:t xml:space="preserve">address</w:t>
-      </w:r>
-      <w:r>
-        <w:t xml:space="preserve"> </w:t>
-      </w:r>
-      <w:r>
-        <w:t xml:space="preserve">certain</w:t>
-      </w:r>
-      <w:r>
-        <w:t xml:space="preserve"> </w:t>
-      </w:r>
-      <w:r>
-        <w:t xml:space="preserve">of</w:t>
-      </w:r>
-      <w:r>
-        <w:t xml:space="preserve"> </w:t>
-      </w:r>
-      <w:r>
-        <w:t xml:space="preserve">MLG’s</w:t>
-      </w:r>
-      <w:r>
-        <w:t xml:space="preserve"> </w:t>
-      </w:r>
-      <w:r>
-        <w:t xml:space="preserve">concerns.</w:t>
-      </w:r>
-      <w:r>
-        <w:t xml:space="preserve"> </w:t>
-      </w:r>
-      <w:r>
-        <w:t xml:space="preserve">As</w:t>
-      </w:r>
-      <w:r>
-        <w:t xml:space="preserve"> </w:t>
-      </w:r>
-      <w:r>
-        <w:t xml:space="preserve">of</w:t>
-      </w:r>
-      <w:r>
-        <w:t xml:space="preserve"> </w:t>
-      </w:r>
-      <w:r>
-        <w:t xml:space="preserve">the</w:t>
-      </w:r>
-      <w:r>
-        <w:t xml:space="preserve"> </w:t>
-      </w:r>
-      <w:r>
-        <w:t xml:space="preserve">filing</w:t>
-      </w:r>
-      <w:r>
-        <w:t xml:space="preserve"> </w:t>
-      </w:r>
-      <w:r>
-        <w:t xml:space="preserve">of</w:t>
-      </w:r>
-      <w:r>
-        <w:t xml:space="preserve"> </w:t>
-      </w:r>
-      <w:r>
-        <w:t xml:space="preserve">this</w:t>
-      </w:r>
-      <w:r>
-        <w:t xml:space="preserve"> </w:t>
-      </w:r>
-      <w:r>
-        <w:t xml:space="preserve">Motion,</w:t>
-      </w:r>
-      <w:r>
-        <w:t xml:space="preserve"> </w:t>
-      </w:r>
-      <w:r>
-        <w:t xml:space="preserve">Plaintiff</w:t>
-      </w:r>
-      <w:r>
-        <w:t xml:space="preserve"> </w:t>
-      </w:r>
-      <w:r>
-        <w:t xml:space="preserve">has</w:t>
-      </w:r>
-      <w:r>
-        <w:t xml:space="preserve"> </w:t>
-      </w:r>
-      <w:r>
-        <w:t xml:space="preserve">not</w:t>
-      </w:r>
-      <w:r>
-        <w:t xml:space="preserve"> </w:t>
-      </w:r>
-      <w:r>
-        <w:t xml:space="preserve">filed</w:t>
-      </w:r>
-      <w:r>
-        <w:t xml:space="preserve"> </w:t>
-      </w:r>
-      <w:r>
-        <w:t xml:space="preserve">an</w:t>
-      </w:r>
-      <w:r>
-        <w:t xml:space="preserve"> </w:t>
-      </w:r>
-      <w:r>
-        <w:t xml:space="preserve">amended</w:t>
-      </w:r>
-      <w:r>
-        <w:t xml:space="preserve"> </w:t>
-      </w:r>
-      <w:r>
-        <w:t xml:space="preserve">complaint</w:t>
-      </w:r>
-      <w:r>
-        <w:t xml:space="preserve"> </w:t>
-      </w:r>
-      <w:r>
-        <w:t xml:space="preserve">or</w:t>
-      </w:r>
-      <w:r>
-        <w:t xml:space="preserve"> </w:t>
-      </w:r>
-      <w:r>
-        <w:t xml:space="preserve">dismissal,</w:t>
-      </w:r>
-      <w:r>
-        <w:t xml:space="preserve"> </w:t>
-      </w:r>
-      <w:r>
-        <w:t xml:space="preserve">necessitating</w:t>
-      </w:r>
-      <w:r>
-        <w:t xml:space="preserve"> </w:t>
-      </w:r>
-      <w:r>
-        <w:t xml:space="preserve">this</w:t>
-      </w:r>
-      <w:r>
-        <w:t xml:space="preserve"> </w:t>
-      </w:r>
-      <w:r>
-        <w:t xml:space="preserve">Motion.</w:t>
-      </w:r>
-    </w:p>
-    <w:p>
-      <w:pPr>
-        <w:keepNext/>
-        <w:keepLines/>
-        <w:spacing w:before="460" w:after="0" w:line="20" w:lineRule="exact"/>
-        <w:ind w:left="0" w:firstLine="0"/>
-        <w:jc w:val="left"/>
       </w:pPr>
     </w:p>
     <w:tbl>
@@ -2997,195 +1408,230 @@
         <w:tblLook w:val="0000" w:firstRow="0" w:lastRow="0" w:firstColumn="0" w:lastColumn="0" w:noHBand="0" w:noVBand="0"/>
       </w:tblPr>
       <w:tblGrid>
-        <w:gridCol w:w="3744"/>
-        <w:gridCol w:w="288"/>
-        <w:gridCol w:w="4608"/>
+        <w:gridCol w:w="8640"/>
       </w:tblGrid>
       <w:tr>
         <w:trPr>
           <w:cantSplit/>
-          <w:trHeight w:val="1920" w:hRule="exact"/>
         </w:trPr>
         <w:tc>
           <w:tcPr>
-            <w:tcW w:w="3744" w:type="dxa"/>
+            <w:tcW w:w="8640" w:type="dxa"/>
           </w:tcPr>
+          <w:tbl>
+            <w:tblPr>
+              <w:tblW w:w="8640" w:type="dxa"/>
+              <w:tblLayout w:type="fixed"/>
+              <w:tblCellMar>
+                <w:top w:w="0" w:type="dxa"/>
+                <w:left w:w="0" w:type="dxa"/>
+                <w:bottom w:w="0" w:type="dxa"/>
+                <w:right w:w="0" w:type="dxa"/>
+              </w:tblCellMar>
+              <w:tblLook w:val="0000" w:firstRow="0" w:lastRow="0" w:firstColumn="0" w:lastColumn="0" w:noHBand="0" w:noVBand="0"/>
+            </w:tblPr>
+            <w:tblGrid>
+              <w:gridCol w:w="3744"/>
+              <w:gridCol w:w="4896"/>
+            </w:tblGrid>
+            <w:tr>
+              <w:trPr>
+                <w:cantSplit/>
+              </w:trPr>
+              <w:tc>
+                <w:tcPr>
+                  <w:tcW w:w="3744" w:type="dxa"/>
+                </w:tcPr>
+                <w:p>
+                  <w:pPr>
+                    <w:spacing w:before="0" w:after="0" w:line="240" w:lineRule="exact"/>
+                    <w:ind w:left="0" w:firstLine="0"/>
+                    <w:jc w:val="left"/>
+                  </w:pPr>
+                  <w:r>
+                    <w:t xml:space="preserve">Dated:</w:t>
+                  </w:r>
+                  <w:r>
+                    <w:t xml:space="preserve"> </w:t>
+                  </w:r>
+                  <w:r>
+                    <w:t xml:space="preserve">September</w:t>
+                  </w:r>
+                  <w:r>
+                    <w:t xml:space="preserve"> </w:t>
+                  </w:r>
+                  <w:r>
+                    <w:t xml:space="preserve">4,</w:t>
+                  </w:r>
+                  <w:r>
+                    <w:t xml:space="preserve"> </w:t>
+                  </w:r>
+                  <w:r>
+                    <w:t xml:space="preserve">2026</w:t>
+                  </w:r>
+                </w:p>
+              </w:tc>
+              <w:tc>
+                <w:tcPr>
+                  <w:tcW w:w="4896" w:type="dxa"/>
+                  <w:tcMar>
+                    <w:left w:w="288" w:type="dxa"/>
+                  </w:tcMar>
+                </w:tcPr>
+                <w:p>
+                  <w:pPr>
+                    <w:spacing w:before="0" w:after="0" w:line="240" w:lineRule="exact"/>
+                    <w:ind w:left="0" w:firstLine="0"/>
+                    <w:jc w:val="left"/>
+                  </w:pPr>
+                  <w:r>
+                    <w:t xml:space="preserve">DTO</w:t>
+                  </w:r>
+                  <w:r>
+                    <w:t xml:space="preserve"> </w:t>
+                  </w:r>
+                  <w:r>
+                    <w:t xml:space="preserve">LAW</w:t>
+                  </w:r>
+                </w:p>
+                <w:p>
+                  <w:pPr>
+                    <w:spacing w:before="240" w:after="0" w:line="240" w:lineRule="exact"/>
+                    <w:ind w:left="0" w:firstLine="0"/>
+                    <w:jc w:val="left"/>
+                  </w:pPr>
+                  <w:r>
+                    <w:t xml:space="preserve">By:</w:t>
+                  </w:r>
+                  <w:r>
+                    <w:t xml:space="preserve"> ⁠</w:t>
+                  </w:r>
+                  <w:r>
+                    <w:t xml:space="preserve">/s/</w:t>
+                  </w:r>
+                  <w:r>
+                    <w:t xml:space="preserve"> </w:t>
+                  </w:r>
+                  <w:r>
+                    <w:t xml:space="preserve">William</w:t>
+                  </w:r>
+                  <w:r>
+                    <w:t xml:space="preserve"> </w:t>
+                  </w:r>
+                  <w:r>
+                    <w:t xml:space="preserve">A.</w:t>
+                  </w:r>
+                  <w:r>
+                    <w:t xml:space="preserve"> </w:t>
+                  </w:r>
+                  <w:r>
+                    <w:t xml:space="preserve">Delgado</w:t>
+                  </w:r>
+                </w:p>
+                <w:p>
+                  <w:pPr>
+                    <w:spacing w:before="0" w:after="0" w:line="240" w:lineRule="exact"/>
+                    <w:ind w:left="0" w:firstLine="0"/>
+                    <w:jc w:val="left"/>
+                  </w:pPr>
+                  <w:r>
+                    <w:t xml:space="preserve">William</w:t>
+                  </w:r>
+                  <w:r>
+                    <w:t xml:space="preserve"> </w:t>
+                  </w:r>
+                  <w:r>
+                    <w:t xml:space="preserve">A.</w:t>
+                  </w:r>
+                  <w:r>
+                    <w:t xml:space="preserve"> </w:t>
+                  </w:r>
+                  <w:r>
+                    <w:t xml:space="preserve">Delgado</w:t>
+                  </w:r>
+                </w:p>
+                <w:p>
+                  <w:pPr>
+                    <w:spacing w:before="0" w:after="0" w:line="240" w:lineRule="exact"/>
+                    <w:ind w:left="0" w:firstLine="0"/>
+                    <w:jc w:val="left"/>
+                  </w:pPr>
+                  <w:r>
+                    <w:t xml:space="preserve">Attorneys</w:t>
+                  </w:r>
+                  <w:r>
+                    <w:t xml:space="preserve"> </w:t>
+                  </w:r>
+                  <w:r>
+                    <w:t xml:space="preserve">for</w:t>
+                  </w:r>
+                  <w:r>
+                    <w:t xml:space="preserve"> </w:t>
+                  </w:r>
+                  <w:r>
+                    <w:t xml:space="preserve">Defendant</w:t>
+                  </w:r>
+                </w:p>
+                <w:p>
+                  <w:pPr>
+                    <w:spacing w:before="0" w:after="0" w:line="240" w:lineRule="exact"/>
+                    <w:ind w:left="0" w:firstLine="0"/>
+                    <w:jc w:val="left"/>
+                  </w:pPr>
+                  <w:r>
+                    <w:t xml:space="preserve">MORNING</w:t>
+                  </w:r>
+                  <w:r>
+                    <w:t xml:space="preserve"> </w:t>
+                  </w:r>
+                  <w:r>
+                    <w:t xml:space="preserve">LAW</w:t>
+                  </w:r>
+                  <w:r>
+                    <w:t xml:space="preserve"> </w:t>
+                  </w:r>
+                  <w:r>
+                    <w:t xml:space="preserve">GROUP,</w:t>
+                  </w:r>
+                  <w:r>
+                    <w:t xml:space="preserve"> </w:t>
+                  </w:r>
+                  <w:r>
+                    <w:t xml:space="preserve">P.C.</w:t>
+                  </w:r>
+                </w:p>
+              </w:tc>
+            </w:tr>
+          </w:tbl>
           <w:p>
             <w:pPr>
-              <w:spacing w:before="192" w:after="0" w:line="240" w:lineRule="exact"/>
-              <w:ind w:left="0" w:firstLine="0"/>
-              <w:jc w:val="left"/>
+              <w:spacing w:before="0" w:after="0" w:line="1" w:lineRule="exact"/>
             </w:pPr>
-            <w:r>
-              <w:t xml:space="preserve">Dated: </w:t>
-            </w:r>
-            <w:r>
-              <w:t xml:space="preserve">September</w:t>
-            </w:r>
-            <w:r>
-              <w:t xml:space="preserve"> </w:t>
-            </w:r>
-            <w:r>
-              <w:t xml:space="preserve">4,</w:t>
-            </w:r>
-            <w:r>
-              <w:t xml:space="preserve"> </w:t>
-            </w:r>
-            <w:r>
-              <w:t xml:space="preserve">2026</w:t>
-            </w:r>
-          </w:p>
-        </w:tc>
-        <w:tc>
-          <w:tcPr>
-            <w:tcW w:w="288" w:type="dxa"/>
-          </w:tcPr>
-          <w:p>
-            <w:pPr>
-              <w:spacing w:before="0" w:after="0" w:line="240" w:lineRule="exact"/>
-              <w:ind w:left="0" w:firstLine="0"/>
-              <w:jc w:val="left"/>
-            </w:pPr>
-          </w:p>
-        </w:tc>
-        <w:tc>
-          <w:tcPr>
-            <w:tcW w:w="4608" w:type="dxa"/>
-          </w:tcPr>
-          <w:p>
-            <w:pPr>
-              <w:spacing w:before="192" w:after="0" w:line="240" w:lineRule="exact"/>
-              <w:ind w:left="0" w:firstLine="0"/>
-              <w:jc w:val="left"/>
-            </w:pPr>
-            <w:r>
-              <w:t xml:space="preserve">DTO</w:t>
-            </w:r>
-            <w:r>
-              <w:t xml:space="preserve"> </w:t>
-            </w:r>
-            <w:r>
-              <w:t xml:space="preserve">LAW</w:t>
-            </w:r>
-          </w:p>
-          <w:p>
-            <w:pPr>
-              <w:spacing w:before="240" w:after="0" w:line="240" w:lineRule="exact"/>
-              <w:ind w:left="0" w:firstLine="0"/>
-              <w:jc w:val="left"/>
-            </w:pPr>
-            <w:r>
-              <w:t xml:space="preserve">By: /s/ </w:t>
-            </w:r>
-            <w:r>
-              <w:t xml:space="preserve">William</w:t>
-            </w:r>
-            <w:r>
-              <w:t xml:space="preserve"> </w:t>
-            </w:r>
-            <w:r>
-              <w:t xml:space="preserve">A.</w:t>
-            </w:r>
-            <w:r>
-              <w:t xml:space="preserve"> </w:t>
-            </w:r>
-            <w:r>
-              <w:t xml:space="preserve">Delgado</w:t>
-            </w:r>
-          </w:p>
-          <w:p>
-            <w:pPr>
-              <w:spacing w:before="0" w:after="0" w:line="240" w:lineRule="exact"/>
-              <w:ind w:left="0" w:firstLine="0"/>
-              <w:jc w:val="left"/>
-            </w:pPr>
-            <w:r>
-              <w:t xml:space="preserve">William</w:t>
-            </w:r>
-            <w:r>
-              <w:t xml:space="preserve"> </w:t>
-            </w:r>
-            <w:r>
-              <w:t xml:space="preserve">A.</w:t>
-            </w:r>
-            <w:r>
-              <w:t xml:space="preserve"> </w:t>
-            </w:r>
-            <w:r>
-              <w:t xml:space="preserve">Delgado</w:t>
-            </w:r>
-          </w:p>
-          <w:p>
-            <w:pPr>
-              <w:spacing w:before="0" w:after="0" w:line="240" w:lineRule="exact"/>
-              <w:ind w:left="0" w:firstLine="0"/>
-              <w:jc w:val="left"/>
-            </w:pPr>
-            <w:r>
-              <w:t xml:space="preserve">Attorneys</w:t>
-            </w:r>
-            <w:r>
-              <w:t xml:space="preserve"> </w:t>
-            </w:r>
-            <w:r>
-              <w:t xml:space="preserve">for</w:t>
-            </w:r>
-            <w:r>
-              <w:t xml:space="preserve"> </w:t>
-            </w:r>
-            <w:r>
-              <w:t xml:space="preserve">Defendant</w:t>
-            </w:r>
-          </w:p>
-          <w:p>
-            <w:pPr>
-              <w:spacing w:before="0" w:after="0" w:line="240" w:lineRule="exact"/>
-              <w:ind w:left="0" w:firstLine="0"/>
-              <w:jc w:val="left"/>
-            </w:pPr>
-            <w:r>
-              <w:t xml:space="preserve">MORNING</w:t>
-            </w:r>
-            <w:r>
-              <w:t xml:space="preserve"> </w:t>
-            </w:r>
-            <w:r>
-              <w:t xml:space="preserve">LAW</w:t>
-            </w:r>
-            <w:r>
-              <w:t xml:space="preserve"> </w:t>
-            </w:r>
-            <w:r>
-              <w:t xml:space="preserve">GROUP,</w:t>
-            </w:r>
-            <w:r>
-              <w:t xml:space="preserve"> </w:t>
-            </w:r>
-            <w:r>
-              <w:t xml:space="preserve">P.C.</w:t>
-            </w:r>
           </w:p>
         </w:tc>
       </w:tr>
     </w:tbl>
     <w:p>
       <w:pPr>
-        <w:spacing w:before="0" w:after="0" w:line="20" w:lineRule="exact"/>
+        <w:spacing w:before="0" w:after="0" w:line="1" w:lineRule="exact"/>
         <w:sectPr>
-          <w:footerReference w:type="default" r:id="rIdCaedPage"/>
-          <w:type w:val="nextPage"/>
+          <w:headerReference w:type="default" r:id="rIdXdPleading"/>
+          <w:footerReference w:type="default" r:id="rIdXdPage"/>
           <w:pgSz w:w="12240" w:h="15840"/>
           <w:pgMar w:top="1440" w:right="1440" w:bottom="1440" w:left="2160" w:header="720" w:footer="1080" w:gutter="0"/>
-          <w:pgBorders w:offsetFrom="text">
-            <w:left w:val="double" w:sz="4" w:space="12" w:color="000000"/>
-            <w:right w:val="single" w:sz="4" w:space="7" w:color="000000"/>
-          </w:pgBorders>
           <w:pgNumType w:fmt="decimal" w:start="1"/>
         </w:sectPr>
       </w:pPr>
     </w:p>
     <w:p>
       <w:pPr>
+        <w:spacing w:before="0" w:after="0" w:line="1" w:lineRule="exact"/>
+      </w:pPr>
+    </w:p>
+    <w:p>
+      <w:pPr>
+        <w:keepNext/>
+        <w:keepLines/>
         <w:spacing w:before="0" w:after="0" w:line="480" w:lineRule="exact"/>
         <w:ind w:left="0" w:firstLine="0"/>
         <w:jc w:val="center"/>
@@ -3195,21 +1641,35 @@
           <w:b/>
           <w:bCs/>
         </w:rPr>
-        <w:t xml:space="preserve">TABLE OF CONTENTS</w:t>
-      </w:r>
-    </w:p>
-    <w:p>
-      <w:pPr>
-        <w:spacing w:before="0" w:after="0" w:line="480" w:lineRule="exact"/>
-        <w:ind w:left="0" w:firstLine="0"/>
-        <w:jc w:val="right"/>
-      </w:pPr>
+        <w:t xml:space="preserve">TABLE</w:t>
+      </w:r>
       <w:r>
         <w:rPr>
           <w:b/>
           <w:bCs/>
         </w:rPr>
-        <w:t xml:space="preserve">Page</w:t>
+        <w:t xml:space="preserve"> </w:t>
+      </w:r>
+      <w:r>
+        <w:rPr>
+          <w:b/>
+          <w:bCs/>
+        </w:rPr>
+        <w:t xml:space="preserve">OF</w:t>
+      </w:r>
+      <w:r>
+        <w:rPr>
+          <w:b/>
+          <w:bCs/>
+        </w:rPr>
+        <w:t xml:space="preserve"> </w:t>
+      </w:r>
+      <w:r>
+        <w:rPr>
+          <w:b/>
+          <w:bCs/>
+        </w:rPr>
+        <w:t xml:space="preserve">CONTENTS</w:t>
       </w:r>
     </w:p>
     <w:p>
@@ -3220,7 +1680,6 @@
         </w:tabs>
         <w:spacing w:before="0" w:after="0" w:line="480" w:lineRule="exact"/>
         <w:ind w:left="0" w:right="720" w:firstLine="0"/>
-        <w:jc w:val="left"/>
       </w:pPr>
       <w:r>
         <w:t xml:space="preserve">I.</w:t>
@@ -3249,7 +1708,6 @@
         </w:tabs>
         <w:spacing w:before="0" w:after="0" w:line="480" w:lineRule="exact"/>
         <w:ind w:left="0" w:right="720" w:firstLine="0"/>
-        <w:jc w:val="left"/>
       </w:pPr>
       <w:r>
         <w:t xml:space="preserve">II.</w:t>
@@ -3284,7 +1742,6 @@
         </w:tabs>
         <w:spacing w:before="0" w:after="0" w:line="480" w:lineRule="exact"/>
         <w:ind w:left="720" w:right="720" w:firstLine="0"/>
-        <w:jc w:val="left"/>
       </w:pPr>
       <w:r>
         <w:t xml:space="preserve">A.</w:t>
@@ -3325,7 +1782,6 @@
         </w:tabs>
         <w:spacing w:before="0" w:after="0" w:line="480" w:lineRule="exact"/>
         <w:ind w:left="0" w:right="720" w:firstLine="0"/>
-        <w:jc w:val="left"/>
       </w:pPr>
       <w:r>
         <w:t xml:space="preserve">III.</w:t>
@@ -3354,7 +1810,6 @@
         </w:tabs>
         <w:spacing w:before="0" w:after="0" w:line="480" w:lineRule="exact"/>
         <w:ind w:left="720" w:right="720" w:firstLine="0"/>
-        <w:jc w:val="left"/>
       </w:pPr>
       <w:r>
         <w:t xml:space="preserve">D.</w:t>
@@ -3479,7 +1934,6 @@
         </w:tabs>
         <w:spacing w:before="0" w:after="0" w:line="480" w:lineRule="exact"/>
         <w:ind w:left="0" w:right="720" w:firstLine="0"/>
-        <w:jc w:val="left"/>
       </w:pPr>
       <w:r>
         <w:t xml:space="preserve">IV.</w:t>
@@ -3503,6 +1957,13 @@
     <w:p>
       <w:pPr>
         <w:pageBreakBefore/>
+        <w:spacing w:before="0" w:after="0" w:line="1" w:lineRule="exact"/>
+      </w:pPr>
+    </w:p>
+    <w:p>
+      <w:pPr>
+        <w:keepNext/>
+        <w:keepLines/>
         <w:spacing w:before="0" w:after="0" w:line="480" w:lineRule="exact"/>
         <w:ind w:left="0" w:firstLine="0"/>
         <w:jc w:val="center"/>
@@ -3512,25 +1973,41 @@
           <w:b/>
           <w:bCs/>
         </w:rPr>
-        <w:t xml:space="preserve">TABLE OF AUTHORITIES</w:t>
+        <w:t xml:space="preserve">TABLE</w:t>
+      </w:r>
+      <w:r>
+        <w:rPr>
+          <w:b/>
+          <w:bCs/>
+        </w:rPr>
+        <w:t xml:space="preserve"> </w:t>
+      </w:r>
+      <w:r>
+        <w:rPr>
+          <w:b/>
+          <w:bCs/>
+        </w:rPr>
+        <w:t xml:space="preserve">OF</w:t>
+      </w:r>
+      <w:r>
+        <w:rPr>
+          <w:b/>
+          <w:bCs/>
+        </w:rPr>
+        <w:t xml:space="preserve"> </w:t>
+      </w:r>
+      <w:r>
+        <w:rPr>
+          <w:b/>
+          <w:bCs/>
+        </w:rPr>
+        <w:t xml:space="preserve">AUTHORITIES</w:t>
       </w:r>
     </w:p>
     <w:p>
       <w:pPr>
-        <w:spacing w:before="0" w:after="0" w:line="480" w:lineRule="exact"/>
-        <w:ind w:left="0" w:firstLine="0"/>
-        <w:jc w:val="right"/>
-      </w:pPr>
-      <w:r>
-        <w:rPr>
-          <w:b/>
-          <w:bCs/>
-        </w:rPr>
-        <w:t xml:space="preserve">Page(s)</w:t>
-      </w:r>
-    </w:p>
-    <w:p>
-      <w:pPr>
+        <w:keepNext/>
+        <w:keepLines/>
         <w:spacing w:before="0" w:after="0" w:line="480" w:lineRule="exact"/>
         <w:ind w:left="0" w:firstLine="0"/>
         <w:jc w:val="left"/>
@@ -3549,9 +2026,8 @@
         <w:tabs>
           <w:tab w:val="right" w:leader="dot" w:pos="8640"/>
         </w:tabs>
-        <w:spacing w:before="0" w:after="240" w:line="240" w:lineRule="exact"/>
+        <w:spacing w:before="240" w:after="0" w:line="240" w:lineRule="exact"/>
         <w:ind w:left="576" w:right="1440" w:hanging="576"/>
-        <w:jc w:val="left"/>
       </w:pPr>
       <w:r>
         <w:rPr>
@@ -3753,9 +2229,8 @@
         <w:tabs>
           <w:tab w:val="right" w:leader="dot" w:pos="8640"/>
         </w:tabs>
-        <w:spacing w:before="0" w:after="240" w:line="240" w:lineRule="exact"/>
+        <w:spacing w:before="240" w:after="0" w:line="240" w:lineRule="exact"/>
         <w:ind w:left="576" w:right="1440" w:hanging="576"/>
-        <w:jc w:val="left"/>
       </w:pPr>
       <w:r>
         <w:rPr>
@@ -3915,9 +2390,8 @@
         <w:tabs>
           <w:tab w:val="right" w:leader="dot" w:pos="8640"/>
         </w:tabs>
-        <w:spacing w:before="0" w:after="240" w:line="240" w:lineRule="exact"/>
+        <w:spacing w:before="240" w:after="0" w:line="240" w:lineRule="exact"/>
         <w:ind w:left="576" w:right="1440" w:hanging="576"/>
-        <w:jc w:val="left"/>
       </w:pPr>
       <w:r>
         <w:rPr>
@@ -4051,9 +2525,8 @@
         <w:tabs>
           <w:tab w:val="right" w:leader="dot" w:pos="8640"/>
         </w:tabs>
-        <w:spacing w:before="0" w:after="240" w:line="240" w:lineRule="exact"/>
+        <w:spacing w:before="240" w:after="0" w:line="240" w:lineRule="exact"/>
         <w:ind w:left="576" w:right="1440" w:hanging="576"/>
-        <w:jc w:val="left"/>
       </w:pPr>
       <w:r>
         <w:rPr>
@@ -4139,9 +2612,8 @@
         <w:tabs>
           <w:tab w:val="right" w:leader="dot" w:pos="8640"/>
         </w:tabs>
-        <w:spacing w:before="0" w:after="240" w:line="240" w:lineRule="exact"/>
+        <w:spacing w:before="240" w:after="0" w:line="240" w:lineRule="exact"/>
         <w:ind w:left="576" w:right="1440" w:hanging="576"/>
-        <w:jc w:val="left"/>
       </w:pPr>
       <w:r>
         <w:rPr>
@@ -4335,9 +2807,8 @@
         <w:tabs>
           <w:tab w:val="right" w:leader="dot" w:pos="8640"/>
         </w:tabs>
-        <w:spacing w:before="0" w:after="240" w:line="240" w:lineRule="exact"/>
+        <w:spacing w:before="240" w:after="0" w:line="240" w:lineRule="exact"/>
         <w:ind w:left="576" w:right="1440" w:hanging="576"/>
-        <w:jc w:val="left"/>
       </w:pPr>
       <w:r>
         <w:rPr>
@@ -4408,13 +2879,7 @@
         <w:tab/>
       </w:r>
       <w:r>
-        <w:t xml:space="preserve">4,</w:t>
-      </w:r>
-      <w:r>
-        <w:t xml:space="preserve"> </w:t>
-      </w:r>
-      <w:r>
-        <w:t xml:space="preserve">11</w:t>
+        <w:t xml:space="preserve">4, 11</w:t>
       </w:r>
     </w:p>
     <w:p>
@@ -4423,9 +2888,8 @@
         <w:tabs>
           <w:tab w:val="right" w:leader="dot" w:pos="8640"/>
         </w:tabs>
-        <w:spacing w:before="0" w:after="240" w:line="240" w:lineRule="exact"/>
+        <w:spacing w:before="240" w:after="0" w:line="240" w:lineRule="exact"/>
         <w:ind w:left="576" w:right="1440" w:hanging="576"/>
-        <w:jc w:val="left"/>
       </w:pPr>
       <w:r>
         <w:rPr>
@@ -4631,9 +3095,8 @@
         <w:tabs>
           <w:tab w:val="right" w:leader="dot" w:pos="8640"/>
         </w:tabs>
-        <w:spacing w:before="0" w:after="240" w:line="240" w:lineRule="exact"/>
+        <w:spacing w:before="240" w:after="0" w:line="240" w:lineRule="exact"/>
         <w:ind w:left="576" w:right="1440" w:hanging="576"/>
-        <w:jc w:val="left"/>
       </w:pPr>
       <w:r>
         <w:rPr>
@@ -4753,9 +3216,8 @@
         <w:tabs>
           <w:tab w:val="right" w:leader="dot" w:pos="8640"/>
         </w:tabs>
-        <w:spacing w:before="0" w:after="240" w:line="240" w:lineRule="exact"/>
+        <w:spacing w:before="240" w:after="0" w:line="240" w:lineRule="exact"/>
         <w:ind w:left="576" w:right="1440" w:hanging="576"/>
-        <w:jc w:val="left"/>
       </w:pPr>
       <w:r>
         <w:rPr>
@@ -4863,9 +3325,8 @@
         <w:tabs>
           <w:tab w:val="right" w:leader="dot" w:pos="8640"/>
         </w:tabs>
-        <w:spacing w:before="0" w:after="240" w:line="240" w:lineRule="exact"/>
+        <w:spacing w:before="240" w:after="0" w:line="240" w:lineRule="exact"/>
         <w:ind w:left="576" w:right="1440" w:hanging="576"/>
-        <w:jc w:val="left"/>
       </w:pPr>
       <w:r>
         <w:rPr>
@@ -4997,9 +3458,8 @@
         <w:tabs>
           <w:tab w:val="right" w:leader="dot" w:pos="8640"/>
         </w:tabs>
-        <w:spacing w:before="0" w:after="240" w:line="240" w:lineRule="exact"/>
+        <w:spacing w:before="240" w:after="0" w:line="240" w:lineRule="exact"/>
         <w:ind w:left="576" w:right="1440" w:hanging="576"/>
-        <w:jc w:val="left"/>
       </w:pPr>
       <w:r>
         <w:rPr>
@@ -5173,9 +3633,8 @@
         <w:tabs>
           <w:tab w:val="right" w:leader="dot" w:pos="8640"/>
         </w:tabs>
-        <w:spacing w:before="0" w:after="240" w:line="240" w:lineRule="exact"/>
+        <w:spacing w:before="240" w:after="0" w:line="240" w:lineRule="exact"/>
         <w:ind w:left="576" w:right="1440" w:hanging="576"/>
-        <w:jc w:val="left"/>
       </w:pPr>
       <w:r>
         <w:rPr>
@@ -5267,9 +3726,8 @@
         <w:tabs>
           <w:tab w:val="right" w:leader="dot" w:pos="8640"/>
         </w:tabs>
-        <w:spacing w:before="0" w:after="240" w:line="240" w:lineRule="exact"/>
+        <w:spacing w:before="240" w:after="0" w:line="240" w:lineRule="exact"/>
         <w:ind w:left="576" w:right="1440" w:hanging="576"/>
-        <w:jc w:val="left"/>
       </w:pPr>
       <w:r>
         <w:rPr>
@@ -5415,9 +3873,8 @@
         <w:tabs>
           <w:tab w:val="right" w:leader="dot" w:pos="8640"/>
         </w:tabs>
-        <w:spacing w:before="0" w:after="240" w:line="240" w:lineRule="exact"/>
+        <w:spacing w:before="240" w:after="0" w:line="240" w:lineRule="exact"/>
         <w:ind w:left="576" w:right="1440" w:hanging="576"/>
-        <w:jc w:val="left"/>
       </w:pPr>
       <w:r>
         <w:rPr>
@@ -5535,9 +3992,8 @@
         <w:tabs>
           <w:tab w:val="right" w:leader="dot" w:pos="8640"/>
         </w:tabs>
-        <w:spacing w:before="0" w:after="240" w:line="240" w:lineRule="exact"/>
+        <w:spacing w:before="240" w:after="0" w:line="240" w:lineRule="exact"/>
         <w:ind w:left="576" w:right="1440" w:hanging="576"/>
-        <w:jc w:val="left"/>
       </w:pPr>
       <w:r>
         <w:rPr>
@@ -5739,9 +4195,8 @@
         <w:tabs>
           <w:tab w:val="right" w:leader="dot" w:pos="8640"/>
         </w:tabs>
-        <w:spacing w:before="0" w:after="240" w:line="240" w:lineRule="exact"/>
+        <w:spacing w:before="240" w:after="0" w:line="240" w:lineRule="exact"/>
         <w:ind w:left="576" w:right="1440" w:hanging="576"/>
-        <w:jc w:val="left"/>
       </w:pPr>
       <w:r>
         <w:rPr>
@@ -5948,13 +4403,7 @@
         <w:tab/>
       </w:r>
       <w:r>
-        <w:t xml:space="preserve">5,</w:t>
-      </w:r>
-      <w:r>
-        <w:t xml:space="preserve"> </w:t>
-      </w:r>
-      <w:r>
-        <w:t xml:space="preserve">17</w:t>
+        <w:t xml:space="preserve">5, 17</w:t>
       </w:r>
     </w:p>
     <w:p>
@@ -5963,9 +4412,8 @@
         <w:tabs>
           <w:tab w:val="right" w:leader="dot" w:pos="8640"/>
         </w:tabs>
-        <w:spacing w:before="0" w:after="240" w:line="240" w:lineRule="exact"/>
+        <w:spacing w:before="240" w:after="0" w:line="240" w:lineRule="exact"/>
         <w:ind w:left="576" w:right="1440" w:hanging="576"/>
-        <w:jc w:val="left"/>
       </w:pPr>
       <w:r>
         <w:rPr>
@@ -6083,9 +4531,8 @@
         <w:tabs>
           <w:tab w:val="right" w:leader="dot" w:pos="8640"/>
         </w:tabs>
-        <w:spacing w:before="0" w:after="240" w:line="240" w:lineRule="exact"/>
+        <w:spacing w:before="240" w:after="0" w:line="240" w:lineRule="exact"/>
         <w:ind w:left="576" w:right="1440" w:hanging="576"/>
-        <w:jc w:val="left"/>
       </w:pPr>
       <w:r>
         <w:rPr>
@@ -6203,9 +4650,8 @@
         <w:tabs>
           <w:tab w:val="right" w:leader="dot" w:pos="8640"/>
         </w:tabs>
-        <w:spacing w:before="0" w:after="240" w:line="240" w:lineRule="exact"/>
+        <w:spacing w:before="240" w:after="0" w:line="240" w:lineRule="exact"/>
         <w:ind w:left="576" w:right="1440" w:hanging="576"/>
-        <w:jc w:val="left"/>
       </w:pPr>
       <w:r>
         <w:rPr>
@@ -6351,9 +4797,8 @@
         <w:tabs>
           <w:tab w:val="right" w:leader="dot" w:pos="8640"/>
         </w:tabs>
-        <w:spacing w:before="0" w:after="240" w:line="240" w:lineRule="exact"/>
+        <w:spacing w:before="240" w:after="0" w:line="240" w:lineRule="exact"/>
         <w:ind w:left="576" w:right="1440" w:hanging="576"/>
-        <w:jc w:val="left"/>
       </w:pPr>
       <w:r>
         <w:rPr>
@@ -6499,9 +4944,8 @@
         <w:tabs>
           <w:tab w:val="right" w:leader="dot" w:pos="8640"/>
         </w:tabs>
-        <w:spacing w:before="0" w:after="240" w:line="240" w:lineRule="exact"/>
+        <w:spacing w:before="240" w:after="0" w:line="240" w:lineRule="exact"/>
         <w:ind w:left="576" w:right="1440" w:hanging="576"/>
-        <w:jc w:val="left"/>
       </w:pPr>
       <w:r>
         <w:rPr>
@@ -6639,9 +5083,8 @@
         <w:tabs>
           <w:tab w:val="right" w:leader="dot" w:pos="8640"/>
         </w:tabs>
-        <w:spacing w:before="0" w:after="240" w:line="240" w:lineRule="exact"/>
+        <w:spacing w:before="240" w:after="0" w:line="240" w:lineRule="exact"/>
         <w:ind w:left="576" w:right="1440" w:hanging="576"/>
-        <w:jc w:val="left"/>
       </w:pPr>
       <w:r>
         <w:rPr>
@@ -6761,9 +5204,8 @@
         <w:tabs>
           <w:tab w:val="right" w:leader="dot" w:pos="8640"/>
         </w:tabs>
-        <w:spacing w:before="0" w:after="240" w:line="240" w:lineRule="exact"/>
+        <w:spacing w:before="240" w:after="0" w:line="240" w:lineRule="exact"/>
         <w:ind w:left="576" w:right="1440" w:hanging="576"/>
-        <w:jc w:val="left"/>
       </w:pPr>
       <w:r>
         <w:rPr>
@@ -6883,9 +5325,8 @@
         <w:tabs>
           <w:tab w:val="right" w:leader="dot" w:pos="8640"/>
         </w:tabs>
-        <w:spacing w:before="0" w:after="240" w:line="240" w:lineRule="exact"/>
+        <w:spacing w:before="240" w:after="0" w:line="240" w:lineRule="exact"/>
         <w:ind w:left="576" w:right="1440" w:hanging="576"/>
-        <w:jc w:val="left"/>
       </w:pPr>
       <w:r>
         <w:rPr>
@@ -7027,9 +5468,8 @@
         <w:tabs>
           <w:tab w:val="right" w:leader="dot" w:pos="8640"/>
         </w:tabs>
-        <w:spacing w:before="0" w:after="240" w:line="240" w:lineRule="exact"/>
+        <w:spacing w:before="240" w:after="0" w:line="240" w:lineRule="exact"/>
         <w:ind w:left="576" w:right="1440" w:hanging="576"/>
-        <w:jc w:val="left"/>
       </w:pPr>
       <w:r>
         <w:rPr>
@@ -7139,9 +5579,8 @@
         <w:tabs>
           <w:tab w:val="right" w:leader="dot" w:pos="8640"/>
         </w:tabs>
-        <w:spacing w:before="0" w:after="240" w:line="240" w:lineRule="exact"/>
+        <w:spacing w:before="240" w:after="0" w:line="240" w:lineRule="exact"/>
         <w:ind w:left="576" w:right="1440" w:hanging="576"/>
-        <w:jc w:val="left"/>
       </w:pPr>
       <w:r>
         <w:rPr>
@@ -7251,9 +5690,8 @@
         <w:tabs>
           <w:tab w:val="right" w:leader="dot" w:pos="8640"/>
         </w:tabs>
-        <w:spacing w:before="0" w:after="240" w:line="240" w:lineRule="exact"/>
+        <w:spacing w:before="240" w:after="0" w:line="240" w:lineRule="exact"/>
         <w:ind w:left="576" w:right="1440" w:hanging="576"/>
-        <w:jc w:val="left"/>
       </w:pPr>
       <w:r>
         <w:rPr>
@@ -7357,9 +5795,8 @@
         <w:tabs>
           <w:tab w:val="right" w:leader="dot" w:pos="8640"/>
         </w:tabs>
-        <w:spacing w:before="0" w:after="240" w:line="240" w:lineRule="exact"/>
+        <w:spacing w:before="240" w:after="0" w:line="240" w:lineRule="exact"/>
         <w:ind w:left="576" w:right="1440" w:hanging="576"/>
-        <w:jc w:val="left"/>
       </w:pPr>
       <w:r>
         <w:rPr>
@@ -7519,9 +5956,8 @@
         <w:tabs>
           <w:tab w:val="right" w:leader="dot" w:pos="8640"/>
         </w:tabs>
-        <w:spacing w:before="0" w:after="240" w:line="240" w:lineRule="exact"/>
+        <w:spacing w:before="240" w:after="0" w:line="240" w:lineRule="exact"/>
         <w:ind w:left="576" w:right="1440" w:hanging="576"/>
-        <w:jc w:val="left"/>
       </w:pPr>
       <w:r>
         <w:rPr>
@@ -7639,9 +6075,8 @@
         <w:tabs>
           <w:tab w:val="right" w:leader="dot" w:pos="8640"/>
         </w:tabs>
-        <w:spacing w:before="0" w:after="240" w:line="240" w:lineRule="exact"/>
+        <w:spacing w:before="240" w:after="0" w:line="240" w:lineRule="exact"/>
         <w:ind w:left="576" w:right="1440" w:hanging="576"/>
-        <w:jc w:val="left"/>
       </w:pPr>
       <w:r>
         <w:rPr>
@@ -7761,9 +6196,8 @@
         <w:tabs>
           <w:tab w:val="right" w:leader="dot" w:pos="8640"/>
         </w:tabs>
-        <w:spacing w:before="0" w:after="240" w:line="240" w:lineRule="exact"/>
+        <w:spacing w:before="240" w:after="0" w:line="240" w:lineRule="exact"/>
         <w:ind w:left="576" w:right="1440" w:hanging="576"/>
-        <w:jc w:val="left"/>
       </w:pPr>
       <w:r>
         <w:rPr>
@@ -7886,17 +6320,13 @@
         <w:tab/>
       </w:r>
       <w:r>
-        <w:t xml:space="preserve">5,</w:t>
-      </w:r>
-      <w:r>
-        <w:t xml:space="preserve"> </w:t>
-      </w:r>
-      <w:r>
-        <w:t xml:space="preserve">9</w:t>
+        <w:t xml:space="preserve">5, 9</w:t>
       </w:r>
     </w:p>
     <w:p>
       <w:pPr>
+        <w:keepNext/>
+        <w:keepLines/>
         <w:spacing w:before="0" w:after="0" w:line="480" w:lineRule="exact"/>
         <w:ind w:left="0" w:firstLine="0"/>
         <w:jc w:val="left"/>
@@ -7915,9 +6345,8 @@
         <w:tabs>
           <w:tab w:val="right" w:leader="dot" w:pos="8640"/>
         </w:tabs>
-        <w:spacing w:before="0" w:after="240" w:line="240" w:lineRule="exact"/>
+        <w:spacing w:before="240" w:after="0" w:line="240" w:lineRule="exact"/>
         <w:ind w:left="576" w:right="1440" w:hanging="576"/>
-        <w:jc w:val="left"/>
       </w:pPr>
       <w:r>
         <w:t xml:space="preserve">11</w:t>
@@ -7947,13 +6376,7 @@
         <w:tab/>
       </w:r>
       <w:r>
-        <w:t xml:space="preserve">3,</w:t>
-      </w:r>
-      <w:r>
-        <w:t xml:space="preserve"> </w:t>
-      </w:r>
-      <w:r>
-        <w:t xml:space="preserve">7</w:t>
+        <w:t xml:space="preserve">3, 7</w:t>
       </w:r>
     </w:p>
     <w:p>
@@ -7962,9 +6385,8 @@
         <w:tabs>
           <w:tab w:val="right" w:leader="dot" w:pos="8640"/>
         </w:tabs>
-        <w:spacing w:before="0" w:after="240" w:line="240" w:lineRule="exact"/>
+        <w:spacing w:before="240" w:after="0" w:line="240" w:lineRule="exact"/>
         <w:ind w:left="576" w:right="1440" w:hanging="576"/>
-        <w:jc w:val="left"/>
       </w:pPr>
       <w:r>
         <w:t xml:space="preserve">11</w:t>
@@ -8003,9 +6425,8 @@
         <w:tabs>
           <w:tab w:val="right" w:leader="dot" w:pos="8640"/>
         </w:tabs>
-        <w:spacing w:before="0" w:after="240" w:line="240" w:lineRule="exact"/>
+        <w:spacing w:before="240" w:after="0" w:line="240" w:lineRule="exact"/>
         <w:ind w:left="576" w:right="1440" w:hanging="576"/>
-        <w:jc w:val="left"/>
       </w:pPr>
       <w:r>
         <w:t xml:space="preserve">11</w:t>
@@ -8044,9 +6465,8 @@
         <w:tabs>
           <w:tab w:val="right" w:leader="dot" w:pos="8640"/>
         </w:tabs>
-        <w:spacing w:before="0" w:after="240" w:line="240" w:lineRule="exact"/>
+        <w:spacing w:before="240" w:after="0" w:line="240" w:lineRule="exact"/>
         <w:ind w:left="576" w:right="1440" w:hanging="576"/>
-        <w:jc w:val="left"/>
       </w:pPr>
       <w:r>
         <w:t xml:space="preserve">15</w:t>
@@ -8085,9 +6505,8 @@
         <w:tabs>
           <w:tab w:val="right" w:leader="dot" w:pos="8640"/>
         </w:tabs>
-        <w:spacing w:before="0" w:after="240" w:line="240" w:lineRule="exact"/>
+        <w:spacing w:before="240" w:after="0" w:line="240" w:lineRule="exact"/>
         <w:ind w:left="576" w:right="1440" w:hanging="576"/>
-        <w:jc w:val="left"/>
       </w:pPr>
       <w:r>
         <w:t xml:space="preserve">Cal.</w:t>
@@ -8138,9 +6557,8 @@
         <w:tabs>
           <w:tab w:val="right" w:leader="dot" w:pos="8640"/>
         </w:tabs>
-        <w:spacing w:before="0" w:after="240" w:line="240" w:lineRule="exact"/>
+        <w:spacing w:before="240" w:after="0" w:line="240" w:lineRule="exact"/>
         <w:ind w:left="576" w:right="1440" w:hanging="576"/>
-        <w:jc w:val="left"/>
       </w:pPr>
       <w:r>
         <w:t xml:space="preserve">Cal.</w:t>
@@ -8191,9 +6609,8 @@
         <w:tabs>
           <w:tab w:val="right" w:leader="dot" w:pos="8640"/>
         </w:tabs>
-        <w:spacing w:before="0" w:after="240" w:line="240" w:lineRule="exact"/>
+        <w:spacing w:before="240" w:after="0" w:line="240" w:lineRule="exact"/>
         <w:ind w:left="576" w:right="1440" w:hanging="576"/>
-        <w:jc w:val="left"/>
       </w:pPr>
       <w:r>
         <w:t xml:space="preserve">Cal.</w:t>
@@ -8234,6 +6651,8 @@
     </w:p>
     <w:p>
       <w:pPr>
+        <w:keepNext/>
+        <w:keepLines/>
         <w:spacing w:before="0" w:after="0" w:line="480" w:lineRule="exact"/>
         <w:ind w:left="0" w:firstLine="0"/>
         <w:jc w:val="left"/>
@@ -8266,9 +6685,8 @@
         <w:tabs>
           <w:tab w:val="right" w:leader="dot" w:pos="8640"/>
         </w:tabs>
-        <w:spacing w:before="0" w:after="240" w:line="240" w:lineRule="exact"/>
+        <w:spacing w:before="240" w:after="0" w:line="240" w:lineRule="exact"/>
         <w:ind w:left="576" w:right="1440" w:hanging="576"/>
-        <w:jc w:val="left"/>
       </w:pPr>
       <w:r>
         <w:t xml:space="preserve">Fed.</w:t>
@@ -8313,9 +6731,8 @@
         <w:tabs>
           <w:tab w:val="right" w:leader="dot" w:pos="8640"/>
         </w:tabs>
-        <w:spacing w:before="0" w:after="240" w:line="240" w:lineRule="exact"/>
+        <w:spacing w:before="240" w:after="0" w:line="240" w:lineRule="exact"/>
         <w:ind w:left="576" w:right="1440" w:hanging="576"/>
-        <w:jc w:val="left"/>
       </w:pPr>
       <w:r>
         <w:t xml:space="preserve">Fed.</w:t>
@@ -8351,19 +6768,7 @@
         <w:tab/>
       </w:r>
       <w:r>
-        <w:t xml:space="preserve">1,</w:t>
-      </w:r>
-      <w:r>
-        <w:t xml:space="preserve"> </w:t>
-      </w:r>
-      <w:r>
-        <w:t xml:space="preserve">4,</w:t>
-      </w:r>
-      <w:r>
-        <w:t xml:space="preserve"> </w:t>
-      </w:r>
-      <w:r>
-        <w:t xml:space="preserve">8</w:t>
+        <w:t xml:space="preserve">1, 4, 8</w:t>
       </w:r>
     </w:p>
     <w:p>
@@ -8372,9 +6777,8 @@
         <w:tabs>
           <w:tab w:val="right" w:leader="dot" w:pos="8640"/>
         </w:tabs>
-        <w:spacing w:before="0" w:after="240" w:line="240" w:lineRule="exact"/>
+        <w:spacing w:before="240" w:after="0" w:line="240" w:lineRule="exact"/>
         <w:ind w:left="576" w:right="1440" w:hanging="576"/>
-        <w:jc w:val="left"/>
       </w:pPr>
       <w:r>
         <w:t xml:space="preserve">Fed.</w:t>
@@ -8410,39 +6814,17 @@
         <w:tab/>
       </w:r>
       <w:r>
-        <w:t xml:space="preserve">1,</w:t>
-      </w:r>
-      <w:r>
-        <w:t xml:space="preserve"> </w:t>
-      </w:r>
-      <w:r>
-        <w:t xml:space="preserve">5,</w:t>
-      </w:r>
-      <w:r>
-        <w:t xml:space="preserve"> </w:t>
-      </w:r>
-      <w:r>
-        <w:t xml:space="preserve">17,</w:t>
-      </w:r>
-      <w:r>
-        <w:t xml:space="preserve"> </w:t>
-      </w:r>
-      <w:r>
-        <w:t xml:space="preserve">18</w:t>
+        <w:t xml:space="preserve">1, 5, 17, 18</w:t>
       </w:r>
     </w:p>
     <w:p>
       <w:pPr>
-        <w:spacing w:before="0" w:after="0" w:line="20" w:lineRule="exact"/>
+        <w:spacing w:before="0" w:after="0" w:line="1" w:lineRule="exact"/>
         <w:sectPr>
-          <w:footerReference w:type="default" r:id="rIdCaedPage"/>
-          <w:type w:val="nextPage"/>
+          <w:headerReference w:type="default" r:id="rIdXdPleading"/>
+          <w:footerReference w:type="default" r:id="rIdXdPage"/>
           <w:pgSz w:w="12240" w:h="15840"/>
           <w:pgMar w:top="1440" w:right="1440" w:bottom="1440" w:left="2160" w:header="720" w:footer="1080" w:gutter="0"/>
-          <w:pgBorders w:offsetFrom="text">
-            <w:left w:val="double" w:sz="4" w:space="12" w:color="000000"/>
-            <w:right w:val="single" w:sz="4" w:space="7" w:color="000000"/>
-          </w:pgBorders>
           <w:pgNumType w:fmt="lowerRoman" w:start="1"/>
         </w:sectPr>
       </w:pPr>
@@ -8458,12 +6840,67 @@
           <w:b/>
           <w:bCs/>
         </w:rPr>
-        <w:t xml:space="preserve">MEMORANDUM OF POINTS AND AUTHORITIES</w:t>
+        <w:t xml:space="preserve">MEMORANDUM</w:t>
+      </w:r>
+      <w:r>
+        <w:rPr>
+          <w:b/>
+          <w:bCs/>
+        </w:rPr>
+        <w:t xml:space="preserve"> </w:t>
+      </w:r>
+      <w:r>
+        <w:rPr>
+          <w:b/>
+          <w:bCs/>
+        </w:rPr>
+        <w:t xml:space="preserve">OF</w:t>
+      </w:r>
+      <w:r>
+        <w:rPr>
+          <w:b/>
+          <w:bCs/>
+        </w:rPr>
+        <w:t xml:space="preserve"> </w:t>
+      </w:r>
+      <w:r>
+        <w:rPr>
+          <w:b/>
+          <w:bCs/>
+        </w:rPr>
+        <w:t xml:space="preserve">POINTS</w:t>
+      </w:r>
+      <w:r>
+        <w:rPr>
+          <w:b/>
+          <w:bCs/>
+        </w:rPr>
+        <w:t xml:space="preserve"> </w:t>
+      </w:r>
+      <w:r>
+        <w:rPr>
+          <w:b/>
+          <w:bCs/>
+        </w:rPr>
+        <w:t xml:space="preserve">AND</w:t>
+      </w:r>
+      <w:r>
+        <w:rPr>
+          <w:b/>
+          <w:bCs/>
+        </w:rPr>
+        <w:t xml:space="preserve"> </w:t>
+      </w:r>
+      <w:r>
+        <w:rPr>
+          <w:b/>
+          <w:bCs/>
+        </w:rPr>
+        <w:t xml:space="preserve">AUTHORITIES</w:t>
       </w:r>
     </w:p>
     <w:p>
       <w:pPr>
-        <w:pStyle w:val="Heading1"/>
         <w:keepNext/>
         <w:keepLines/>
         <w:spacing w:before="0" w:after="0" w:line="480" w:lineRule="exact"/>
@@ -8494,1315 +6931,30 @@
     </w:p>
     <w:p>
       <w:pPr>
-        <w:spacing w:before="0" w:after="0" w:line="480" w:lineRule="exact"/>
-        <w:ind w:left="0" w:firstLine="720"/>
-        <w:jc w:val="left"/>
+        <w:pStyle w:val="BodyText"/>
       </w:pPr>
       <w:r>
-        <w:t xml:space="preserve">Plaintiff</w:t>
-      </w:r>
-      <w:r>
-        <w:t xml:space="preserve"> </w:t>
-      </w:r>
-      <w:r>
-        <w:t xml:space="preserve">Daniel</w:t>
-      </w:r>
-      <w:r>
-        <w:t xml:space="preserve"> </w:t>
-      </w:r>
-      <w:r>
-        <w:t xml:space="preserve">C.</w:t>
-      </w:r>
-      <w:r>
-        <w:t xml:space="preserve"> </w:t>
-      </w:r>
-      <w:r>
-        <w:t xml:space="preserve">Wine’s</w:t>
-      </w:r>
-      <w:r>
-        <w:t xml:space="preserve"> </w:t>
-      </w:r>
-      <w:r>
-        <w:t xml:space="preserve">Complaint</w:t>
-      </w:r>
-      <w:r>
-        <w:t xml:space="preserve"> </w:t>
-      </w:r>
-      <w:r>
-        <w:t xml:space="preserve">depends</w:t>
-      </w:r>
-      <w:r>
-        <w:t xml:space="preserve"> </w:t>
-      </w:r>
-      <w:r>
-        <w:t xml:space="preserve">on</w:t>
-      </w:r>
-      <w:r>
-        <w:t xml:space="preserve"> </w:t>
-      </w:r>
-      <w:r>
-        <w:t xml:space="preserve">a</w:t>
-      </w:r>
-      <w:r>
-        <w:t xml:space="preserve"> </w:t>
-      </w:r>
-      <w:r>
-        <w:t xml:space="preserve">threshold</w:t>
-      </w:r>
-      <w:r>
-        <w:t xml:space="preserve"> </w:t>
-      </w:r>
-      <w:r>
-        <w:t xml:space="preserve">premise</w:t>
-      </w:r>
-      <w:r>
-        <w:t xml:space="preserve"> </w:t>
-      </w:r>
-      <w:r>
-        <w:t xml:space="preserve">that</w:t>
-      </w:r>
-      <w:r>
-        <w:t xml:space="preserve"> </w:t>
-      </w:r>
-      <w:r>
-        <w:t xml:space="preserve">cannot</w:t>
-      </w:r>
-      <w:r>
-        <w:t xml:space="preserve"> </w:t>
-      </w:r>
-      <w:r>
-        <w:t xml:space="preserve">support</w:t>
-      </w:r>
-      <w:r>
-        <w:t xml:space="preserve"> </w:t>
-      </w:r>
-      <w:r>
-        <w:t xml:space="preserve">liability</w:t>
-      </w:r>
-      <w:r>
-        <w:t xml:space="preserve"> </w:t>
-      </w:r>
-      <w:r>
-        <w:t xml:space="preserve">against</w:t>
-      </w:r>
-      <w:r>
-        <w:t xml:space="preserve"> </w:t>
-      </w:r>
-      <w:r>
-        <w:t xml:space="preserve">Morning</w:t>
-      </w:r>
-      <w:r>
-        <w:t xml:space="preserve"> </w:t>
-      </w:r>
-      <w:r>
-        <w:t xml:space="preserve">Law</w:t>
-      </w:r>
-      <w:r>
-        <w:t xml:space="preserve"> </w:t>
-      </w:r>
-      <w:r>
-        <w:t xml:space="preserve">Group,</w:t>
-      </w:r>
-      <w:r>
-        <w:t xml:space="preserve"> </w:t>
-      </w:r>
-      <w:r>
-        <w:t xml:space="preserve">P.C.</w:t>
-      </w:r>
-      <w:r>
-        <w:t xml:space="preserve"> </w:t>
-      </w:r>
-      <w:r>
-        <w:t xml:space="preserve">(“MLG”).</w:t>
-      </w:r>
-      <w:r>
-        <w:t xml:space="preserve"> </w:t>
-      </w:r>
-      <w:r>
-        <w:t xml:space="preserve">According</w:t>
-      </w:r>
-      <w:r>
-        <w:t xml:space="preserve"> </w:t>
-      </w:r>
-      <w:r>
-        <w:t xml:space="preserve">to</w:t>
-      </w:r>
-      <w:r>
-        <w:t xml:space="preserve"> </w:t>
-      </w:r>
-      <w:r>
-        <w:t xml:space="preserve">the</w:t>
-      </w:r>
-      <w:r>
-        <w:t xml:space="preserve"> </w:t>
-      </w:r>
-      <w:r>
-        <w:t xml:space="preserve">Complaint,</w:t>
-      </w:r>
-      <w:r>
-        <w:t xml:space="preserve"> </w:t>
-      </w:r>
-      <w:r>
-        <w:t xml:space="preserve">the</w:t>
-      </w:r>
-      <w:r>
-        <w:t xml:space="preserve"> </w:t>
-      </w:r>
-      <w:r>
-        <w:t xml:space="preserve">alleged</w:t>
-      </w:r>
-      <w:r>
-        <w:t xml:space="preserve"> </w:t>
-      </w:r>
-      <w:r>
-        <w:t xml:space="preserve">debt-resolution</w:t>
-      </w:r>
-      <w:r>
-        <w:t xml:space="preserve"> </w:t>
-      </w:r>
-      <w:r>
-        <w:t xml:space="preserve">relationship</w:t>
-      </w:r>
-      <w:r>
-        <w:t xml:space="preserve"> </w:t>
-      </w:r>
-      <w:r>
-        <w:t xml:space="preserve">between</w:t>
-      </w:r>
-      <w:r>
-        <w:t xml:space="preserve"> </w:t>
-      </w:r>
-      <w:r>
-        <w:t xml:space="preserve">Plaintiff</w:t>
-      </w:r>
-      <w:r>
-        <w:t xml:space="preserve"> </w:t>
-      </w:r>
-      <w:r>
-        <w:t xml:space="preserve">and</w:t>
-      </w:r>
-      <w:r>
-        <w:t xml:space="preserve"> </w:t>
-      </w:r>
-      <w:r>
-        <w:t xml:space="preserve">MLG</w:t>
-      </w:r>
-      <w:r>
-        <w:t xml:space="preserve"> </w:t>
-      </w:r>
-      <w:r>
-        <w:t xml:space="preserve">began</w:t>
-      </w:r>
-      <w:r>
-        <w:t xml:space="preserve"> </w:t>
-      </w:r>
-      <w:r>
-        <w:t xml:space="preserve">in</w:t>
-      </w:r>
-      <w:r>
-        <w:t xml:space="preserve"> </w:t>
-      </w:r>
-      <w:r>
-        <w:t xml:space="preserve">October</w:t>
-      </w:r>
-      <w:r>
-        <w:t xml:space="preserve"> </w:t>
-      </w:r>
-      <w:r>
-        <w:t xml:space="preserve">2021.</w:t>
-      </w:r>
-      <w:r>
-        <w:t xml:space="preserve"> </w:t>
-      </w:r>
-      <w:r>
-        <w:t xml:space="preserve">Nevertheless,</w:t>
-      </w:r>
-      <w:r>
-        <w:t xml:space="preserve"> </w:t>
-      </w:r>
-      <w:r>
-        <w:t xml:space="preserve">MLG</w:t>
-      </w:r>
-      <w:r>
-        <w:t xml:space="preserve"> </w:t>
-      </w:r>
-      <w:r>
-        <w:t xml:space="preserve">did</w:t>
-      </w:r>
-      <w:r>
-        <w:t xml:space="preserve"> </w:t>
-      </w:r>
-      <w:r>
-        <w:t xml:space="preserve">not</w:t>
-      </w:r>
-      <w:r>
-        <w:t xml:space="preserve"> </w:t>
-      </w:r>
-      <w:r>
-        <w:t xml:space="preserve">even</w:t>
-      </w:r>
-      <w:r>
-        <w:t xml:space="preserve"> </w:t>
-      </w:r>
-      <w:r>
-        <w:t xml:space="preserve">exist</w:t>
-      </w:r>
-      <w:r>
-        <w:t xml:space="preserve"> </w:t>
-      </w:r>
-      <w:r>
-        <w:t xml:space="preserve">until</w:t>
-      </w:r>
-      <w:r>
-        <w:t xml:space="preserve"> </w:t>
-      </w:r>
-      <w:r>
-        <w:t xml:space="preserve">August</w:t>
-      </w:r>
-      <w:r>
-        <w:t xml:space="preserve"> </w:t>
-      </w:r>
-      <w:r>
-        <w:t xml:space="preserve">17,</w:t>
-      </w:r>
-      <w:r>
-        <w:t xml:space="preserve"> </w:t>
-      </w:r>
-      <w:r>
-        <w:t xml:space="preserve">2022.</w:t>
-      </w:r>
-      <w:r>
-        <w:t xml:space="preserve"> </w:t>
-      </w:r>
-      <w:r>
-        <w:t xml:space="preserve">If</w:t>
-      </w:r>
-      <w:r>
-        <w:t xml:space="preserve"> </w:t>
-      </w:r>
-      <w:r>
-        <w:t xml:space="preserve">Plaintiff</w:t>
-      </w:r>
-      <w:r>
-        <w:t xml:space="preserve"> </w:t>
-      </w:r>
-      <w:r>
-        <w:t xml:space="preserve">entered</w:t>
-      </w:r>
-      <w:r>
-        <w:t xml:space="preserve"> </w:t>
-      </w:r>
-      <w:r>
-        <w:t xml:space="preserve">into</w:t>
-      </w:r>
-      <w:r>
-        <w:t xml:space="preserve"> </w:t>
-      </w:r>
-      <w:r>
-        <w:t xml:space="preserve">a</w:t>
-      </w:r>
-      <w:r>
-        <w:t xml:space="preserve"> </w:t>
-      </w:r>
-      <w:r>
-        <w:t xml:space="preserve">relationship</w:t>
-      </w:r>
-      <w:r>
-        <w:t xml:space="preserve"> </w:t>
-      </w:r>
-      <w:r>
-        <w:t xml:space="preserve">in</w:t>
-      </w:r>
-      <w:r>
-        <w:t xml:space="preserve"> </w:t>
-      </w:r>
-      <w:r>
-        <w:t xml:space="preserve">October</w:t>
-      </w:r>
-      <w:r>
-        <w:t xml:space="preserve"> </w:t>
-      </w:r>
-      <w:r>
-        <w:t xml:space="preserve">2021</w:t>
-      </w:r>
-      <w:r>
-        <w:t xml:space="preserve"> </w:t>
-      </w:r>
-      <w:r>
-        <w:t xml:space="preserve">with</w:t>
-      </w:r>
-      <w:r>
-        <w:t xml:space="preserve"> </w:t>
-      </w:r>
-      <w:r>
-        <w:t xml:space="preserve">some</w:t>
-      </w:r>
-      <w:r>
-        <w:t xml:space="preserve"> </w:t>
-      </w:r>
-      <w:r>
-        <w:t xml:space="preserve">entity,</w:t>
-      </w:r>
-      <w:r>
-        <w:t xml:space="preserve"> </w:t>
-      </w:r>
-      <w:r>
-        <w:t xml:space="preserve">it</w:t>
-      </w:r>
-      <w:r>
-        <w:t xml:space="preserve"> </w:t>
-      </w:r>
-      <w:r>
-        <w:t xml:space="preserve">wasn’t</w:t>
-      </w:r>
-      <w:r>
-        <w:t xml:space="preserve"> </w:t>
-      </w:r>
-      <w:r>
-        <w:t xml:space="preserve">with</w:t>
-      </w:r>
-      <w:r>
-        <w:t xml:space="preserve"> </w:t>
-      </w:r>
-      <w:r>
-        <w:t xml:space="preserve">MLG,</w:t>
-      </w:r>
-      <w:r>
-        <w:t xml:space="preserve"> </w:t>
-      </w:r>
-      <w:r>
-        <w:t xml:space="preserve">and</w:t>
-      </w:r>
-      <w:r>
-        <w:t xml:space="preserve"> </w:t>
-      </w:r>
-      <w:r>
-        <w:t xml:space="preserve">the</w:t>
-      </w:r>
-      <w:r>
-        <w:t xml:space="preserve"> </w:t>
-      </w:r>
-      <w:r>
-        <w:t xml:space="preserve">Complaint</w:t>
-      </w:r>
-      <w:r>
-        <w:t xml:space="preserve"> </w:t>
-      </w:r>
-      <w:r>
-        <w:t xml:space="preserve">fails</w:t>
-      </w:r>
-      <w:r>
-        <w:t xml:space="preserve"> </w:t>
-      </w:r>
-      <w:r>
-        <w:t xml:space="preserve">to</w:t>
-      </w:r>
-      <w:r>
-        <w:t xml:space="preserve"> </w:t>
-      </w:r>
-      <w:r>
-        <w:t xml:space="preserve">identify</w:t>
-      </w:r>
-      <w:r>
-        <w:t xml:space="preserve"> </w:t>
-      </w:r>
-      <w:r>
-        <w:t xml:space="preserve">that</w:t>
-      </w:r>
-      <w:r>
-        <w:t xml:space="preserve"> </w:t>
-      </w:r>
-      <w:r>
-        <w:t xml:space="preserve">entity</w:t>
-      </w:r>
-      <w:r>
-        <w:t xml:space="preserve"> </w:t>
-      </w:r>
-      <w:r>
-        <w:t xml:space="preserve">or</w:t>
-      </w:r>
-      <w:r>
-        <w:t xml:space="preserve"> </w:t>
-      </w:r>
-      <w:r>
-        <w:t xml:space="preserve">a</w:t>
-      </w:r>
-      <w:r>
-        <w:t xml:space="preserve"> </w:t>
-      </w:r>
-      <w:r>
-        <w:t xml:space="preserve">viable</w:t>
-      </w:r>
-      <w:r>
-        <w:t xml:space="preserve"> </w:t>
-      </w:r>
-      <w:r>
-        <w:t xml:space="preserve">theory</w:t>
-      </w:r>
-      <w:r>
-        <w:t xml:space="preserve"> </w:t>
-      </w:r>
-      <w:r>
-        <w:t xml:space="preserve">for</w:t>
-      </w:r>
-      <w:r>
-        <w:t xml:space="preserve"> </w:t>
-      </w:r>
-      <w:r>
-        <w:t xml:space="preserve">attributing</w:t>
-      </w:r>
-      <w:r>
-        <w:t xml:space="preserve"> </w:t>
-      </w:r>
-      <w:r>
-        <w:t xml:space="preserve">that</w:t>
-      </w:r>
-      <w:r>
-        <w:t xml:space="preserve"> </w:t>
-      </w:r>
-      <w:r>
-        <w:t xml:space="preserve">entity’s</w:t>
-      </w:r>
-      <w:r>
-        <w:t xml:space="preserve"> </w:t>
-      </w:r>
-      <w:r>
-        <w:t xml:space="preserve">conduct</w:t>
-      </w:r>
-      <w:r>
-        <w:t xml:space="preserve"> </w:t>
-      </w:r>
-      <w:r>
-        <w:t xml:space="preserve">or</w:t>
-      </w:r>
-      <w:r>
-        <w:t xml:space="preserve"> </w:t>
-      </w:r>
-      <w:r>
-        <w:t xml:space="preserve">liabilities</w:t>
-      </w:r>
-      <w:r>
-        <w:t xml:space="preserve"> </w:t>
-      </w:r>
-      <w:r>
-        <w:t xml:space="preserve">to</w:t>
-      </w:r>
-      <w:r>
-        <w:t xml:space="preserve"> </w:t>
-      </w:r>
-      <w:r>
-        <w:t xml:space="preserve">MLG.</w:t>
+        <w:t xml:space="preserve">Plaintiff Daniel C. Wine’s Complaint depends on a threshold premise that cannot support liability against Morning Law Group, P.C. (“MLG”). According to the Complaint, the alleged debt-resolution relationship between Plaintiff and MLG began in October 2021. Nevertheless, MLG did not even exist until August 17, 2022. If Plaintiff entered into a relationship in October 2021 with some entity, it wasn’t with MLG, and the Complaint fails to identify that entity or a viable theory for attributing that entity’s conduct or liabilities to MLG.</w:t>
       </w:r>
     </w:p>
     <w:p>
       <w:pPr>
-        <w:spacing w:before="0" w:after="0" w:line="480" w:lineRule="exact"/>
-        <w:ind w:left="0" w:firstLine="720"/>
-        <w:jc w:val="left"/>
+        <w:pStyle w:val="BodyText"/>
       </w:pPr>
       <w:r>
-        <w:t xml:space="preserve">The</w:t>
-      </w:r>
-      <w:r>
-        <w:t xml:space="preserve"> </w:t>
-      </w:r>
-      <w:r>
-        <w:t xml:space="preserve">only</w:t>
-      </w:r>
-      <w:r>
-        <w:t xml:space="preserve"> </w:t>
-      </w:r>
-      <w:r>
-        <w:t xml:space="preserve">apparent</w:t>
-      </w:r>
-      <w:r>
-        <w:t xml:space="preserve"> </w:t>
-      </w:r>
-      <w:r>
-        <w:t xml:space="preserve">connection</w:t>
-      </w:r>
-      <w:r>
-        <w:t xml:space="preserve"> </w:t>
-      </w:r>
-      <w:r>
-        <w:t xml:space="preserve">is</w:t>
-      </w:r>
-      <w:r>
-        <w:t xml:space="preserve"> </w:t>
-      </w:r>
-      <w:r>
-        <w:t xml:space="preserve">a</w:t>
-      </w:r>
-      <w:r>
-        <w:t xml:space="preserve"> </w:t>
-      </w:r>
-      <w:r>
-        <w:t xml:space="preserve">bankruptcy</w:t>
-      </w:r>
-      <w:r>
-        <w:t xml:space="preserve"> </w:t>
-      </w:r>
-      <w:r>
-        <w:t xml:space="preserve">sale</w:t>
-      </w:r>
-      <w:r>
-        <w:t xml:space="preserve"> </w:t>
-      </w:r>
-      <w:r>
-        <w:t xml:space="preserve">in</w:t>
-      </w:r>
-      <w:r>
-        <w:t xml:space="preserve"> </w:t>
-      </w:r>
-      <w:r>
-        <w:t xml:space="preserve">August</w:t>
-      </w:r>
-      <w:r>
-        <w:t xml:space="preserve"> </w:t>
-      </w:r>
-      <w:r>
-        <w:t xml:space="preserve">2023</w:t>
-      </w:r>
-      <w:r>
-        <w:t xml:space="preserve"> </w:t>
-      </w:r>
-      <w:r>
-        <w:t xml:space="preserve">through</w:t>
-      </w:r>
-      <w:r>
-        <w:t xml:space="preserve"> </w:t>
-      </w:r>
-      <w:r>
-        <w:t xml:space="preserve">which</w:t>
-      </w:r>
-      <w:r>
-        <w:t xml:space="preserve"> </w:t>
-      </w:r>
-      <w:r>
-        <w:t xml:space="preserve">MLG</w:t>
-      </w:r>
-      <w:r>
-        <w:t xml:space="preserve"> </w:t>
-      </w:r>
-      <w:r>
-        <w:t xml:space="preserve">acquired</w:t>
-      </w:r>
-      <w:r>
-        <w:t xml:space="preserve"> </w:t>
-      </w:r>
-      <w:r>
-        <w:t xml:space="preserve">certain</w:t>
-      </w:r>
-      <w:r>
-        <w:t xml:space="preserve"> </w:t>
-      </w:r>
-      <w:r>
-        <w:t xml:space="preserve">assets</w:t>
-      </w:r>
-      <w:r>
-        <w:t xml:space="preserve"> </w:t>
-      </w:r>
-      <w:r>
-        <w:t xml:space="preserve">of</w:t>
-      </w:r>
-      <w:r>
-        <w:t xml:space="preserve"> </w:t>
-      </w:r>
-      <w:r>
-        <w:t xml:space="preserve">a</w:t>
-      </w:r>
-      <w:r>
-        <w:t xml:space="preserve"> </w:t>
-      </w:r>
-      <w:r>
-        <w:t xml:space="preserve">firm</w:t>
-      </w:r>
-      <w:r>
-        <w:t xml:space="preserve"> </w:t>
-      </w:r>
-      <w:r>
-        <w:t xml:space="preserve">called</w:t>
-      </w:r>
-      <w:r>
-        <w:t xml:space="preserve"> </w:t>
-      </w:r>
-      <w:r>
-        <w:t xml:space="preserve">The</w:t>
-      </w:r>
-      <w:r>
-        <w:t xml:space="preserve"> </w:t>
-      </w:r>
-      <w:r>
-        <w:t xml:space="preserve">Litigation</w:t>
-      </w:r>
-      <w:r>
-        <w:t xml:space="preserve"> </w:t>
-      </w:r>
-      <w:r>
-        <w:t xml:space="preserve">Practice</w:t>
-      </w:r>
-      <w:r>
-        <w:t xml:space="preserve"> </w:t>
-      </w:r>
-      <w:r>
-        <w:t xml:space="preserve">Group,</w:t>
-      </w:r>
-      <w:r>
-        <w:t xml:space="preserve"> </w:t>
-      </w:r>
-      <w:r>
-        <w:t xml:space="preserve">P.C.</w:t>
-      </w:r>
-      <w:r>
-        <w:t xml:space="preserve"> </w:t>
-      </w:r>
-      <w:r>
-        <w:t xml:space="preserve">(“LPG”).</w:t>
-      </w:r>
-      <w:r>
-        <w:t xml:space="preserve"> </w:t>
-      </w:r>
-      <w:r>
-        <w:t xml:space="preserve">But</w:t>
-      </w:r>
-      <w:r>
-        <w:t xml:space="preserve"> </w:t>
-      </w:r>
-      <w:r>
-        <w:t xml:space="preserve">even</w:t>
-      </w:r>
-      <w:r>
-        <w:t xml:space="preserve"> </w:t>
-      </w:r>
-      <w:r>
-        <w:t xml:space="preserve">that</w:t>
-      </w:r>
-      <w:r>
-        <w:t xml:space="preserve"> </w:t>
-      </w:r>
-      <w:r>
-        <w:t xml:space="preserve">connection</w:t>
-      </w:r>
-      <w:r>
-        <w:t xml:space="preserve"> </w:t>
-      </w:r>
-      <w:r>
-        <w:t xml:space="preserve">does</w:t>
-      </w:r>
-      <w:r>
-        <w:t xml:space="preserve"> </w:t>
-      </w:r>
-      <w:r>
-        <w:t xml:space="preserve">not</w:t>
-      </w:r>
-      <w:r>
-        <w:t xml:space="preserve"> </w:t>
-      </w:r>
-      <w:r>
-        <w:t xml:space="preserve">save</w:t>
-      </w:r>
-      <w:r>
-        <w:t xml:space="preserve"> </w:t>
-      </w:r>
-      <w:r>
-        <w:t xml:space="preserve">the</w:t>
-      </w:r>
-      <w:r>
-        <w:t xml:space="preserve"> </w:t>
-      </w:r>
-      <w:r>
-        <w:t xml:space="preserve">pleading.</w:t>
-      </w:r>
-      <w:r>
-        <w:t xml:space="preserve"> </w:t>
-      </w:r>
-      <w:r>
-        <w:t xml:space="preserve">The</w:t>
-      </w:r>
-      <w:r>
-        <w:t xml:space="preserve"> </w:t>
-      </w:r>
-      <w:r>
-        <w:t xml:space="preserve">bankruptcy</w:t>
-      </w:r>
-      <w:r>
-        <w:t xml:space="preserve"> </w:t>
-      </w:r>
-      <w:r>
-        <w:t xml:space="preserve">court</w:t>
-      </w:r>
-      <w:r>
-        <w:t xml:space="preserve"> </w:t>
-      </w:r>
-      <w:r>
-        <w:t xml:space="preserve">approved</w:t>
-      </w:r>
-      <w:r>
-        <w:t xml:space="preserve"> </w:t>
-      </w:r>
-      <w:r>
-        <w:t xml:space="preserve">the</w:t>
-      </w:r>
-      <w:r>
-        <w:t xml:space="preserve"> </w:t>
-      </w:r>
-      <w:r>
-        <w:t xml:space="preserve">sale</w:t>
-      </w:r>
-      <w:r>
-        <w:t xml:space="preserve"> </w:t>
-      </w:r>
-      <w:r>
-        <w:t xml:space="preserve">of</w:t>
-      </w:r>
-      <w:r>
-        <w:t xml:space="preserve"> </w:t>
-      </w:r>
-      <w:r>
-        <w:t xml:space="preserve">LPG’s</w:t>
-      </w:r>
-      <w:r>
-        <w:t xml:space="preserve"> </w:t>
-      </w:r>
-      <w:r>
-        <w:t xml:space="preserve">assets</w:t>
-      </w:r>
-      <w:r>
-        <w:t xml:space="preserve"> </w:t>
-      </w:r>
-      <w:r>
-        <w:t xml:space="preserve">free</w:t>
-      </w:r>
-      <w:r>
-        <w:t xml:space="preserve"> </w:t>
-      </w:r>
-      <w:r>
-        <w:t xml:space="preserve">and</w:t>
-      </w:r>
-      <w:r>
-        <w:t xml:space="preserve"> </w:t>
-      </w:r>
-      <w:r>
-        <w:t xml:space="preserve">clear</w:t>
-      </w:r>
-      <w:r>
-        <w:t xml:space="preserve"> </w:t>
-      </w:r>
-      <w:r>
-        <w:t xml:space="preserve">of</w:t>
-      </w:r>
-      <w:r>
-        <w:t xml:space="preserve"> </w:t>
-      </w:r>
-      <w:r>
-        <w:t xml:space="preserve">claims,</w:t>
-      </w:r>
-      <w:r>
-        <w:t xml:space="preserve"> </w:t>
-      </w:r>
-      <w:r>
-        <w:t xml:space="preserve">expressly</w:t>
-      </w:r>
-      <w:r>
-        <w:t xml:space="preserve"> </w:t>
-      </w:r>
-      <w:r>
-        <w:t xml:space="preserve">including</w:t>
-      </w:r>
-      <w:r>
-        <w:t xml:space="preserve"> </w:t>
-      </w:r>
-      <w:r>
-        <w:t xml:space="preserve">successor-liability</w:t>
-      </w:r>
-      <w:r>
-        <w:t xml:space="preserve"> </w:t>
-      </w:r>
-      <w:r>
-        <w:t xml:space="preserve">claims,</w:t>
-      </w:r>
-      <w:r>
-        <w:t xml:space="preserve"> </w:t>
-      </w:r>
-      <w:r>
-        <w:t xml:space="preserve">and</w:t>
-      </w:r>
-      <w:r>
-        <w:t xml:space="preserve"> </w:t>
-      </w:r>
-      <w:r>
-        <w:t xml:space="preserve">enjoined</w:t>
-      </w:r>
-      <w:r>
-        <w:t xml:space="preserve"> </w:t>
-      </w:r>
-      <w:r>
-        <w:t xml:space="preserve">claims</w:t>
-      </w:r>
-      <w:r>
-        <w:t xml:space="preserve"> </w:t>
-      </w:r>
-      <w:r>
-        <w:t xml:space="preserve">against</w:t>
-      </w:r>
-      <w:r>
-        <w:t xml:space="preserve"> </w:t>
-      </w:r>
-      <w:r>
-        <w:t xml:space="preserve">MLG</w:t>
-      </w:r>
-      <w:r>
-        <w:t xml:space="preserve"> </w:t>
-      </w:r>
-      <w:r>
-        <w:t xml:space="preserve">arising</w:t>
-      </w:r>
-      <w:r>
-        <w:t xml:space="preserve"> </w:t>
-      </w:r>
-      <w:r>
-        <w:t xml:space="preserve">from</w:t>
-      </w:r>
-      <w:r>
-        <w:t xml:space="preserve"> </w:t>
-      </w:r>
-      <w:r>
-        <w:t xml:space="preserve">LPG’s</w:t>
-      </w:r>
-      <w:r>
-        <w:t xml:space="preserve"> </w:t>
-      </w:r>
-      <w:r>
-        <w:t xml:space="preserve">pre-closing</w:t>
-      </w:r>
-      <w:r>
-        <w:t xml:space="preserve"> </w:t>
-      </w:r>
-      <w:r>
-        <w:t xml:space="preserve">conduct.</w:t>
+        <w:t xml:space="preserve">The only apparent connection is a bankruptcy sale in August 2023 through which MLG acquired certain assets of a firm called The Litigation Practice Group, P.C. (“LPG”). But even that connection does not save the pleading. The bankruptcy court approved the sale of LPG’s assets free and clear of claims, expressly including successor-liability claims, and enjoined claims against MLG arising from LPG’s pre-closing conduct.</w:t>
       </w:r>
     </w:p>
     <w:p>
       <w:pPr>
-        <w:spacing w:before="0" w:after="0" w:line="480" w:lineRule="exact"/>
-        <w:ind w:left="0" w:firstLine="720"/>
-        <w:jc w:val="left"/>
+        <w:pStyle w:val="BodyText"/>
       </w:pPr>
       <w:r>
-        <w:t xml:space="preserve">The</w:t>
-      </w:r>
-      <w:r>
-        <w:t xml:space="preserve"> </w:t>
-      </w:r>
-      <w:r>
-        <w:t xml:space="preserve">Complaint</w:t>
-      </w:r>
-      <w:r>
-        <w:t xml:space="preserve"> </w:t>
-      </w:r>
-      <w:r>
-        <w:t xml:space="preserve">therefore</w:t>
-      </w:r>
-      <w:r>
-        <w:t xml:space="preserve"> </w:t>
-      </w:r>
-      <w:r>
-        <w:t xml:space="preserve">fails</w:t>
-      </w:r>
-      <w:r>
-        <w:t xml:space="preserve"> </w:t>
-      </w:r>
-      <w:r>
-        <w:t xml:space="preserve">at</w:t>
-      </w:r>
-      <w:r>
-        <w:t xml:space="preserve"> </w:t>
-      </w:r>
-      <w:r>
-        <w:t xml:space="preserve">the</w:t>
-      </w:r>
-      <w:r>
-        <w:t xml:space="preserve"> </w:t>
-      </w:r>
-      <w:r>
-        <w:t xml:space="preserve">threshold.</w:t>
-      </w:r>
-      <w:r>
-        <w:t xml:space="preserve"> </w:t>
-      </w:r>
-      <w:r>
-        <w:t xml:space="preserve">If</w:t>
-      </w:r>
-      <w:r>
-        <w:t xml:space="preserve"> </w:t>
-      </w:r>
-      <w:r>
-        <w:t xml:space="preserve">Plaintiff’s</w:t>
-      </w:r>
-      <w:r>
-        <w:t xml:space="preserve"> </w:t>
-      </w:r>
-      <w:r>
-        <w:t xml:space="preserve">theory</w:t>
-      </w:r>
-      <w:r>
-        <w:t xml:space="preserve"> </w:t>
-      </w:r>
-      <w:r>
-        <w:t xml:space="preserve">depends</w:t>
-      </w:r>
-      <w:r>
-        <w:t xml:space="preserve"> </w:t>
-      </w:r>
-      <w:r>
-        <w:t xml:space="preserve">on</w:t>
-      </w:r>
-      <w:r>
-        <w:t xml:space="preserve"> </w:t>
-      </w:r>
-      <w:r>
-        <w:t xml:space="preserve">the</w:t>
-      </w:r>
-      <w:r>
-        <w:t xml:space="preserve"> </w:t>
-      </w:r>
-      <w:r>
-        <w:t xml:space="preserve">LPG</w:t>
-      </w:r>
-      <w:r>
-        <w:t xml:space="preserve"> </w:t>
-      </w:r>
-      <w:r>
-        <w:t xml:space="preserve">bankruptcy</w:t>
-      </w:r>
-      <w:r>
-        <w:t xml:space="preserve"> </w:t>
-      </w:r>
-      <w:r>
-        <w:t xml:space="preserve">sale,</w:t>
-      </w:r>
-      <w:r>
-        <w:t xml:space="preserve"> </w:t>
-      </w:r>
-      <w:r>
-        <w:t xml:space="preserve">the</w:t>
-      </w:r>
-      <w:r>
-        <w:t xml:space="preserve"> </w:t>
-      </w:r>
-      <w:r>
-        <w:t xml:space="preserve">bankruptcy</w:t>
-      </w:r>
-      <w:r>
-        <w:t xml:space="preserve"> </w:t>
-      </w:r>
-      <w:r>
-        <w:t xml:space="preserve">court’s</w:t>
-      </w:r>
-      <w:r>
-        <w:t xml:space="preserve"> </w:t>
-      </w:r>
-      <w:r>
-        <w:t xml:space="preserve">sale</w:t>
-      </w:r>
-      <w:r>
-        <w:t xml:space="preserve"> </w:t>
-      </w:r>
-      <w:r>
-        <w:t xml:space="preserve">order</w:t>
-      </w:r>
-      <w:r>
-        <w:t xml:space="preserve"> </w:t>
-      </w:r>
-      <w:r>
-        <w:t xml:space="preserve">bars</w:t>
-      </w:r>
-      <w:r>
-        <w:t xml:space="preserve"> </w:t>
-      </w:r>
-      <w:r>
-        <w:t xml:space="preserve">it.</w:t>
-      </w:r>
-      <w:r>
-        <w:t xml:space="preserve"> </w:t>
-      </w:r>
-      <w:r>
-        <w:t xml:space="preserve">If</w:t>
-      </w:r>
-      <w:r>
-        <w:t xml:space="preserve"> </w:t>
-      </w:r>
-      <w:r>
-        <w:t xml:space="preserve">Plaintiff</w:t>
-      </w:r>
-      <w:r>
-        <w:t xml:space="preserve"> </w:t>
-      </w:r>
-      <w:r>
-        <w:t xml:space="preserve">relies</w:t>
-      </w:r>
-      <w:r>
-        <w:t xml:space="preserve"> </w:t>
-      </w:r>
-      <w:r>
-        <w:t xml:space="preserve">on</w:t>
-      </w:r>
-      <w:r>
-        <w:t xml:space="preserve"> </w:t>
-      </w:r>
-      <w:r>
-        <w:t xml:space="preserve">some</w:t>
-      </w:r>
-      <w:r>
-        <w:t xml:space="preserve"> </w:t>
-      </w:r>
-      <w:r>
-        <w:t xml:space="preserve">other</w:t>
-      </w:r>
-      <w:r>
-        <w:t xml:space="preserve"> </w:t>
-      </w:r>
-      <w:r>
-        <w:t xml:space="preserve">connection</w:t>
-      </w:r>
-      <w:r>
-        <w:t xml:space="preserve"> </w:t>
-      </w:r>
-      <w:r>
-        <w:t xml:space="preserve">to</w:t>
-      </w:r>
-      <w:r>
-        <w:t xml:space="preserve"> </w:t>
-      </w:r>
-      <w:r>
-        <w:t xml:space="preserve">MLG,</w:t>
-      </w:r>
-      <w:r>
-        <w:t xml:space="preserve"> </w:t>
-      </w:r>
-      <w:r>
-        <w:t xml:space="preserve">the</w:t>
-      </w:r>
-      <w:r>
-        <w:t xml:space="preserve"> </w:t>
-      </w:r>
-      <w:r>
-        <w:t xml:space="preserve">Complaint</w:t>
-      </w:r>
-      <w:r>
-        <w:t xml:space="preserve"> </w:t>
-      </w:r>
-      <w:r>
-        <w:t xml:space="preserve">does</w:t>
-      </w:r>
-      <w:r>
-        <w:t xml:space="preserve"> </w:t>
-      </w:r>
-      <w:r>
-        <w:t xml:space="preserve">not</w:t>
-      </w:r>
-      <w:r>
-        <w:t xml:space="preserve"> </w:t>
-      </w:r>
-      <w:r>
-        <w:t xml:space="preserve">plead</w:t>
-      </w:r>
-      <w:r>
-        <w:t xml:space="preserve"> </w:t>
-      </w:r>
-      <w:r>
-        <w:t xml:space="preserve">one.</w:t>
-      </w:r>
-      <w:r>
-        <w:t xml:space="preserve"> </w:t>
-      </w:r>
-      <w:r>
-        <w:t xml:space="preserve">Those</w:t>
-      </w:r>
-      <w:r>
-        <w:t xml:space="preserve"> </w:t>
-      </w:r>
-      <w:r>
-        <w:t xml:space="preserve">threshold</w:t>
-      </w:r>
-      <w:r>
-        <w:t xml:space="preserve"> </w:t>
-      </w:r>
-      <w:r>
-        <w:t xml:space="preserve">defects,</w:t>
-      </w:r>
-      <w:r>
-        <w:t xml:space="preserve"> </w:t>
-      </w:r>
-      <w:r>
-        <w:t xml:space="preserve">together</w:t>
-      </w:r>
-      <w:r>
-        <w:t xml:space="preserve"> </w:t>
-      </w:r>
-      <w:r>
-        <w:t xml:space="preserve">with</w:t>
-      </w:r>
-      <w:r>
-        <w:t xml:space="preserve"> </w:t>
-      </w:r>
-      <w:r>
-        <w:t xml:space="preserve">the</w:t>
-      </w:r>
-      <w:r>
-        <w:t xml:space="preserve"> </w:t>
-      </w:r>
-      <w:r>
-        <w:t xml:space="preserve">claim-specific</w:t>
-      </w:r>
-      <w:r>
-        <w:t xml:space="preserve"> </w:t>
-      </w:r>
-      <w:r>
-        <w:t xml:space="preserve">pleading</w:t>
-      </w:r>
-      <w:r>
-        <w:t xml:space="preserve"> </w:t>
-      </w:r>
-      <w:r>
-        <w:t xml:space="preserve">failures</w:t>
-      </w:r>
-      <w:r>
-        <w:t xml:space="preserve"> </w:t>
-      </w:r>
-      <w:r>
-        <w:t xml:space="preserve">addressed</w:t>
-      </w:r>
-      <w:r>
-        <w:t xml:space="preserve"> </w:t>
-      </w:r>
-      <w:r>
-        <w:t xml:space="preserve">below,</w:t>
-      </w:r>
-      <w:r>
-        <w:t xml:space="preserve"> </w:t>
-      </w:r>
-      <w:r>
-        <w:t xml:space="preserve">require</w:t>
-      </w:r>
-      <w:r>
-        <w:t xml:space="preserve"> </w:t>
-      </w:r>
-      <w:r>
-        <w:t xml:space="preserve">dismissal</w:t>
-      </w:r>
-      <w:r>
-        <w:t xml:space="preserve"> </w:t>
-      </w:r>
-      <w:r>
-        <w:t xml:space="preserve">under</w:t>
-      </w:r>
-      <w:r>
-        <w:t xml:space="preserve"> </w:t>
-      </w:r>
-      <w:r>
-        <w:t xml:space="preserve">Rule</w:t>
-      </w:r>
-      <w:r>
-        <w:t xml:space="preserve"> </w:t>
-      </w:r>
-      <w:r>
-        <w:t xml:space="preserve">12(b)⁠(6).</w:t>
-      </w:r>
-      <w:r>
-        <w:t xml:space="preserve"> </w:t>
-      </w:r>
-      <w:r>
-        <w:t xml:space="preserve">At</w:t>
-      </w:r>
-      <w:r>
-        <w:t xml:space="preserve"> </w:t>
-      </w:r>
-      <w:r>
-        <w:t xml:space="preserve">minimum,</w:t>
-      </w:r>
-      <w:r>
-        <w:t xml:space="preserve"> </w:t>
-      </w:r>
-      <w:r>
-        <w:t xml:space="preserve">Plaintiff</w:t>
-      </w:r>
-      <w:r>
-        <w:t xml:space="preserve"> </w:t>
-      </w:r>
-      <w:r>
-        <w:t xml:space="preserve">should</w:t>
-      </w:r>
-      <w:r>
-        <w:t xml:space="preserve"> </w:t>
-      </w:r>
-      <w:r>
-        <w:t xml:space="preserve">be</w:t>
-      </w:r>
-      <w:r>
-        <w:t xml:space="preserve"> </w:t>
-      </w:r>
-      <w:r>
-        <w:t xml:space="preserve">required</w:t>
-      </w:r>
-      <w:r>
-        <w:t xml:space="preserve"> </w:t>
-      </w:r>
-      <w:r>
-        <w:t xml:space="preserve">to</w:t>
-      </w:r>
-      <w:r>
-        <w:t xml:space="preserve"> </w:t>
-      </w:r>
-      <w:r>
-        <w:t xml:space="preserve">provide</w:t>
-      </w:r>
-      <w:r>
-        <w:t xml:space="preserve"> </w:t>
-      </w:r>
-      <w:r>
-        <w:t xml:space="preserve">a</w:t>
-      </w:r>
-      <w:r>
-        <w:t xml:space="preserve"> </w:t>
-      </w:r>
-      <w:r>
-        <w:t xml:space="preserve">more</w:t>
-      </w:r>
-      <w:r>
-        <w:t xml:space="preserve"> </w:t>
-      </w:r>
-      <w:r>
-        <w:t xml:space="preserve">definite</w:t>
-      </w:r>
-      <w:r>
-        <w:t xml:space="preserve"> </w:t>
-      </w:r>
-      <w:r>
-        <w:t xml:space="preserve">statement</w:t>
-      </w:r>
-      <w:r>
-        <w:t xml:space="preserve"> </w:t>
-      </w:r>
-      <w:r>
-        <w:t xml:space="preserve">under</w:t>
-      </w:r>
-      <w:r>
-        <w:t xml:space="preserve"> </w:t>
-      </w:r>
-      <w:r>
-        <w:t xml:space="preserve">Rule</w:t>
-      </w:r>
-      <w:r>
-        <w:t xml:space="preserve"> </w:t>
-      </w:r>
-      <w:r>
-        <w:t xml:space="preserve">12(e).</w:t>
+        <w:t xml:space="preserve">The Complaint therefore fails at the threshold. If Plaintiff’s theory depends on the LPG bankruptcy sale, the bankruptcy court’s sale order bars it. If Plaintiff relies on some other connection to MLG, the Complaint does not plead one. Those threshold defects, together with the claim-specific pleading failures addressed below, require dismissal under Rule 12(b)⁠(6). At minimum, Plaintiff should be required to provide a more definite statement under Rule 12(e).</w:t>
       </w:r>
     </w:p>
     <w:p>
       <w:pPr>
-        <w:pStyle w:val="Heading1"/>
         <w:keepNext/>
         <w:keepLines/>
         <w:spacing w:before="0" w:after="0" w:line="480" w:lineRule="exact"/>
@@ -9847,7 +6999,6 @@
     </w:p>
     <w:p>
       <w:pPr>
-        <w:pStyle w:val="Heading2"/>
         <w:keepNext/>
         <w:keepLines/>
         <w:spacing w:before="0" w:after="0" w:line="480" w:lineRule="exact"/>
@@ -9906,275 +7057,14 @@
     </w:p>
     <w:p>
       <w:pPr>
-        <w:spacing w:before="0" w:after="0" w:line="480" w:lineRule="exact"/>
-        <w:ind w:left="0" w:firstLine="720"/>
-        <w:jc w:val="left"/>
+        <w:pStyle w:val="BodyText"/>
       </w:pPr>
       <w:r>
-        <w:t xml:space="preserve">The</w:t>
-      </w:r>
-      <w:r>
-        <w:t xml:space="preserve"> </w:t>
-      </w:r>
-      <w:r>
-        <w:t xml:space="preserve">Complaint’s</w:t>
-      </w:r>
-      <w:r>
-        <w:t xml:space="preserve"> </w:t>
-      </w:r>
-      <w:r>
-        <w:t xml:space="preserve">chronology</w:t>
-      </w:r>
-      <w:r>
-        <w:t xml:space="preserve"> </w:t>
-      </w:r>
-      <w:r>
-        <w:t xml:space="preserve">is</w:t>
-      </w:r>
-      <w:r>
-        <w:t xml:space="preserve"> </w:t>
-      </w:r>
-      <w:r>
-        <w:t xml:space="preserve">unclear</w:t>
-      </w:r>
-      <w:r>
-        <w:t xml:space="preserve"> </w:t>
-      </w:r>
-      <w:r>
-        <w:t xml:space="preserve">from</w:t>
-      </w:r>
-      <w:r>
-        <w:t xml:space="preserve"> </w:t>
-      </w:r>
-      <w:r>
-        <w:t xml:space="preserve">the</w:t>
-      </w:r>
-      <w:r>
-        <w:t xml:space="preserve"> </w:t>
-      </w:r>
-      <w:r>
-        <w:t xml:space="preserve">outset.</w:t>
-      </w:r>
-      <w:r>
-        <w:t xml:space="preserve"> </w:t>
-      </w:r>
-      <w:r>
-        <w:t xml:space="preserve">It</w:t>
-      </w:r>
-      <w:r>
-        <w:t xml:space="preserve"> </w:t>
-      </w:r>
-      <w:r>
-        <w:t xml:space="preserve">alleges</w:t>
-      </w:r>
-      <w:r>
-        <w:t xml:space="preserve"> </w:t>
-      </w:r>
-      <w:r>
-        <w:t xml:space="preserve">that</w:t>
-      </w:r>
-      <w:r>
-        <w:t xml:space="preserve"> </w:t>
-      </w:r>
-      <w:r>
-        <w:t xml:space="preserve">Plaintiff</w:t>
-      </w:r>
-      <w:r>
-        <w:t xml:space="preserve"> </w:t>
-      </w:r>
-      <w:r>
-        <w:t xml:space="preserve">faced</w:t>
-      </w:r>
-      <w:r>
-        <w:t xml:space="preserve"> </w:t>
-      </w:r>
-      <w:r>
-        <w:t xml:space="preserve">financial</w:t>
-      </w:r>
-      <w:r>
-        <w:t xml:space="preserve"> </w:t>
-      </w:r>
-      <w:r>
-        <w:t xml:space="preserve">hardship</w:t>
-      </w:r>
-      <w:r>
-        <w:t xml:space="preserve"> </w:t>
-      </w:r>
-      <w:r>
-        <w:t xml:space="preserve">“[i]n</w:t>
-      </w:r>
-      <w:r>
-        <w:t xml:space="preserve"> </w:t>
-      </w:r>
-      <w:r>
-        <w:t xml:space="preserve">March</w:t>
-      </w:r>
-      <w:r>
-        <w:t xml:space="preserve"> </w:t>
-      </w:r>
-      <w:r>
-        <w:t xml:space="preserve">2024,”</w:t>
-      </w:r>
-      <w:r>
-        <w:t xml:space="preserve"> </w:t>
-      </w:r>
-      <w:r>
-        <w:t xml:space="preserve">but</w:t>
-      </w:r>
-      <w:r>
-        <w:t xml:space="preserve"> </w:t>
-      </w:r>
-      <w:r>
-        <w:t xml:space="preserve">also</w:t>
-      </w:r>
-      <w:r>
-        <w:t xml:space="preserve"> </w:t>
-      </w:r>
-      <w:r>
-        <w:t xml:space="preserve">alleges</w:t>
-      </w:r>
-      <w:r>
-        <w:t xml:space="preserve"> </w:t>
-      </w:r>
-      <w:r>
-        <w:t xml:space="preserve">that</w:t>
-      </w:r>
-      <w:r>
-        <w:t xml:space="preserve"> </w:t>
-      </w:r>
-      <w:r>
-        <w:t xml:space="preserve">he</w:t>
-      </w:r>
-      <w:r>
-        <w:t xml:space="preserve"> </w:t>
-      </w:r>
-      <w:r>
-        <w:t xml:space="preserve">entered</w:t>
-      </w:r>
-      <w:r>
-        <w:t xml:space="preserve"> </w:t>
-      </w:r>
-      <w:r>
-        <w:t xml:space="preserve">into</w:t>
-      </w:r>
-      <w:r>
-        <w:t xml:space="preserve"> </w:t>
-      </w:r>
-      <w:r>
-        <w:t xml:space="preserve">“a</w:t>
-      </w:r>
-      <w:r>
-        <w:t xml:space="preserve"> </w:t>
-      </w:r>
-      <w:r>
-        <w:t xml:space="preserve">contract</w:t>
-      </w:r>
-      <w:r>
-        <w:t xml:space="preserve"> </w:t>
-      </w:r>
-      <w:r>
-        <w:t xml:space="preserve">with</w:t>
-      </w:r>
-      <w:r>
-        <w:t xml:space="preserve"> </w:t>
-      </w:r>
-      <w:r>
-        <w:t xml:space="preserve">Defendant</w:t>
-      </w:r>
-      <w:r>
-        <w:t xml:space="preserve"> </w:t>
-      </w:r>
-      <w:r>
-        <w:t xml:space="preserve">for</w:t>
-      </w:r>
-      <w:r>
-        <w:t xml:space="preserve"> </w:t>
-      </w:r>
-      <w:r>
-        <w:t xml:space="preserve">legal</w:t>
-      </w:r>
-      <w:r>
-        <w:t xml:space="preserve"> </w:t>
-      </w:r>
-      <w:r>
-        <w:t xml:space="preserve">and</w:t>
-      </w:r>
-      <w:r>
-        <w:t xml:space="preserve"> </w:t>
-      </w:r>
-      <w:r>
-        <w:t xml:space="preserve">debt</w:t>
-      </w:r>
-      <w:r>
-        <w:t xml:space="preserve"> </w:t>
-      </w:r>
-      <w:r>
-        <w:t xml:space="preserve">resolution</w:t>
-      </w:r>
-      <w:r>
-        <w:t xml:space="preserve"> </w:t>
-      </w:r>
-      <w:r>
-        <w:t xml:space="preserve">services”</w:t>
-      </w:r>
-      <w:r>
-        <w:t xml:space="preserve"> </w:t>
-      </w:r>
-      <w:r>
-        <w:t xml:space="preserve">“[i]n</w:t>
-      </w:r>
-      <w:r>
-        <w:t xml:space="preserve"> </w:t>
-      </w:r>
-      <w:r>
-        <w:t xml:space="preserve">or</w:t>
-      </w:r>
-      <w:r>
-        <w:t xml:space="preserve"> </w:t>
-      </w:r>
-      <w:r>
-        <w:t xml:space="preserve">around</w:t>
-      </w:r>
-      <w:r>
-        <w:t xml:space="preserve"> </w:t>
-      </w:r>
-      <w:r>
-        <w:t xml:space="preserve">October</w:t>
-      </w:r>
-      <w:r>
-        <w:t xml:space="preserve"> </w:t>
-      </w:r>
-      <w:r>
-        <w:t xml:space="preserve">2021.”</w:t>
-      </w:r>
-      <w:r>
-        <w:t xml:space="preserve"> </w:t>
-      </w:r>
-      <w:r>
-        <w:t xml:space="preserve">Compl.</w:t>
-      </w:r>
-      <w:r>
-        <w:t xml:space="preserve"> </w:t>
-      </w:r>
-      <w:r>
-        <w:t xml:space="preserve">¶¶</w:t>
-      </w:r>
-      <w:r>
-        <w:t xml:space="preserve"> </w:t>
-      </w:r>
-      <w:r>
-        <w:t xml:space="preserve">1,</w:t>
-      </w:r>
-      <w:r>
-        <w:t xml:space="preserve"> </w:t>
-      </w:r>
-      <w:r>
-        <w:t xml:space="preserve">7.</w:t>
+        <w:t xml:space="preserve">The Complaint’s chronology is unclear from the outset. It alleges that Plaintiff faced financial hardship “[i]n March 2024,” but also alleges that he entered into “a contract with Defendant for legal and debt resolution services” “[i]n or around October 2021.” Compl. ¶¶ 1, 7.</w:t>
       </w:r>
     </w:p>
     <w:p>
       <w:pPr>
-        <w:pStyle w:val="Heading1"/>
         <w:keepNext/>
         <w:keepLines/>
         <w:spacing w:before="0" w:after="0" w:line="480" w:lineRule="exact"/>
@@ -10205,7 +7095,6 @@
     </w:p>
     <w:p>
       <w:pPr>
-        <w:pStyle w:val="Heading2"/>
         <w:keepNext/>
         <w:keepLines/>
         <w:spacing w:before="0" w:after="0" w:line="480" w:lineRule="exact"/>
@@ -10460,698 +7349,23 @@
     </w:p>
     <w:p>
       <w:pPr>
-        <w:spacing w:before="0" w:after="0" w:line="480" w:lineRule="exact"/>
-        <w:ind w:left="0" w:firstLine="720"/>
-        <w:jc w:val="left"/>
+        <w:pStyle w:val="BodyText"/>
       </w:pPr>
       <w:r>
-        <w:t xml:space="preserve">If</w:t>
-      </w:r>
-      <w:r>
-        <w:t xml:space="preserve"> </w:t>
-      </w:r>
-      <w:r>
-        <w:t xml:space="preserve">any</w:t>
-      </w:r>
-      <w:r>
-        <w:t xml:space="preserve"> </w:t>
-      </w:r>
-      <w:r>
-        <w:t xml:space="preserve">claim</w:t>
-      </w:r>
-      <w:r>
-        <w:t xml:space="preserve"> </w:t>
-      </w:r>
-      <w:r>
-        <w:t xml:space="preserve">survives</w:t>
-      </w:r>
-      <w:r>
-        <w:t xml:space="preserve"> </w:t>
-      </w:r>
-      <w:r>
-        <w:t xml:space="preserve">dismissal,</w:t>
-      </w:r>
-      <w:r>
-        <w:t xml:space="preserve"> </w:t>
-      </w:r>
-      <w:r>
-        <w:t xml:space="preserve">Rule</w:t>
-      </w:r>
-      <w:r>
-        <w:t xml:space="preserve"> </w:t>
-      </w:r>
-      <w:r>
-        <w:t xml:space="preserve">12(e)</w:t>
-      </w:r>
-      <w:r>
-        <w:t xml:space="preserve"> </w:t>
-      </w:r>
-      <w:r>
-        <w:t xml:space="preserve">relief</w:t>
-      </w:r>
-      <w:r>
-        <w:t xml:space="preserve"> </w:t>
-      </w:r>
-      <w:r>
-        <w:t xml:space="preserve">is</w:t>
-      </w:r>
-      <w:r>
-        <w:t xml:space="preserve"> </w:t>
-      </w:r>
-      <w:r>
-        <w:t xml:space="preserve">warranted.</w:t>
-      </w:r>
-      <w:r>
-        <w:t xml:space="preserve"> </w:t>
-      </w:r>
-      <w:r>
-        <w:t xml:space="preserve">The</w:t>
-      </w:r>
-      <w:r>
-        <w:t xml:space="preserve"> </w:t>
-      </w:r>
-      <w:r>
-        <w:t xml:space="preserve">Complaint</w:t>
-      </w:r>
-      <w:r>
-        <w:t xml:space="preserve"> </w:t>
-      </w:r>
-      <w:r>
-        <w:t xml:space="preserve">does</w:t>
-      </w:r>
-      <w:r>
-        <w:t xml:space="preserve"> </w:t>
-      </w:r>
-      <w:r>
-        <w:t xml:space="preserve">not</w:t>
-      </w:r>
-      <w:r>
-        <w:t xml:space="preserve"> </w:t>
-      </w:r>
-      <w:r>
-        <w:t xml:space="preserve">identify</w:t>
-      </w:r>
-      <w:r>
-        <w:t xml:space="preserve"> </w:t>
-      </w:r>
-      <w:r>
-        <w:t xml:space="preserve">the</w:t>
-      </w:r>
-      <w:r>
-        <w:t xml:space="preserve"> </w:t>
-      </w:r>
-      <w:r>
-        <w:t xml:space="preserve">entity</w:t>
-      </w:r>
-      <w:r>
-        <w:t xml:space="preserve"> </w:t>
-      </w:r>
-      <w:r>
-        <w:t xml:space="preserve">that</w:t>
-      </w:r>
-      <w:r>
-        <w:t xml:space="preserve"> </w:t>
-      </w:r>
-      <w:r>
-        <w:t xml:space="preserve">allegedly</w:t>
-      </w:r>
-      <w:r>
-        <w:t xml:space="preserve"> </w:t>
-      </w:r>
-      <w:r>
-        <w:t xml:space="preserve">contracted</w:t>
-      </w:r>
-      <w:r>
-        <w:t xml:space="preserve"> </w:t>
-      </w:r>
-      <w:r>
-        <w:t xml:space="preserve">with</w:t>
-      </w:r>
-      <w:r>
-        <w:t xml:space="preserve"> </w:t>
-      </w:r>
-      <w:r>
-        <w:t xml:space="preserve">Plaintiff</w:t>
-      </w:r>
-      <w:r>
-        <w:t xml:space="preserve"> </w:t>
-      </w:r>
-      <w:r>
-        <w:t xml:space="preserve">in</w:t>
-      </w:r>
-      <w:r>
-        <w:t xml:space="preserve"> </w:t>
-      </w:r>
-      <w:r>
-        <w:t xml:space="preserve">October</w:t>
-      </w:r>
-      <w:r>
-        <w:t xml:space="preserve"> </w:t>
-      </w:r>
-      <w:r>
-        <w:t xml:space="preserve">2021,</w:t>
-      </w:r>
-      <w:r>
-        <w:t xml:space="preserve"> </w:t>
-      </w:r>
-      <w:r>
-        <w:t xml:space="preserve">explain</w:t>
-      </w:r>
-      <w:r>
-        <w:t xml:space="preserve"> </w:t>
-      </w:r>
-      <w:r>
-        <w:t xml:space="preserve">how</w:t>
-      </w:r>
-      <w:r>
-        <w:t xml:space="preserve"> </w:t>
-      </w:r>
-      <w:r>
-        <w:t xml:space="preserve">that</w:t>
-      </w:r>
-      <w:r>
-        <w:t xml:space="preserve"> </w:t>
-      </w:r>
-      <w:r>
-        <w:t xml:space="preserve">entity’s</w:t>
-      </w:r>
-      <w:r>
-        <w:t xml:space="preserve"> </w:t>
-      </w:r>
-      <w:r>
-        <w:t xml:space="preserve">conduct</w:t>
-      </w:r>
-      <w:r>
-        <w:t xml:space="preserve"> </w:t>
-      </w:r>
-      <w:r>
-        <w:t xml:space="preserve">could</w:t>
-      </w:r>
-      <w:r>
-        <w:t xml:space="preserve"> </w:t>
-      </w:r>
-      <w:r>
-        <w:t xml:space="preserve">be</w:t>
-      </w:r>
-      <w:r>
-        <w:t xml:space="preserve"> </w:t>
-      </w:r>
-      <w:r>
-        <w:t xml:space="preserve">attributed</w:t>
-      </w:r>
-      <w:r>
-        <w:t xml:space="preserve"> </w:t>
-      </w:r>
-      <w:r>
-        <w:t xml:space="preserve">to</w:t>
-      </w:r>
-      <w:r>
-        <w:t xml:space="preserve"> </w:t>
-      </w:r>
-      <w:r>
-        <w:t xml:space="preserve">MLG,</w:t>
-      </w:r>
-      <w:r>
-        <w:t xml:space="preserve"> </w:t>
-      </w:r>
-      <w:r>
-        <w:t xml:space="preserve">or</w:t>
-      </w:r>
-      <w:r>
-        <w:t xml:space="preserve"> </w:t>
-      </w:r>
-      <w:r>
-        <w:t xml:space="preserve">allege</w:t>
-      </w:r>
-      <w:r>
-        <w:t xml:space="preserve"> </w:t>
-      </w:r>
-      <w:r>
-        <w:t xml:space="preserve">when</w:t>
-      </w:r>
-      <w:r>
-        <w:t xml:space="preserve"> </w:t>
-      </w:r>
-      <w:r>
-        <w:t xml:space="preserve">MLG</w:t>
-      </w:r>
-      <w:r>
-        <w:t xml:space="preserve"> </w:t>
-      </w:r>
-      <w:r>
-        <w:t xml:space="preserve">supposedly</w:t>
-      </w:r>
-      <w:r>
-        <w:t xml:space="preserve"> </w:t>
-      </w:r>
-      <w:r>
-        <w:t xml:space="preserve">became</w:t>
-      </w:r>
-      <w:r>
-        <w:t xml:space="preserve"> </w:t>
-      </w:r>
-      <w:r>
-        <w:t xml:space="preserve">involved.</w:t>
-      </w:r>
-      <w:r>
-        <w:t xml:space="preserve"> </w:t>
-      </w:r>
-      <w:r>
-        <w:t xml:space="preserve">As</w:t>
-      </w:r>
-      <w:r>
-        <w:t xml:space="preserve"> </w:t>
-      </w:r>
-      <w:r>
-        <w:t xml:space="preserve">a</w:t>
-      </w:r>
-      <w:r>
-        <w:t xml:space="preserve"> </w:t>
-      </w:r>
-      <w:r>
-        <w:t xml:space="preserve">result,</w:t>
-      </w:r>
-      <w:r>
-        <w:t xml:space="preserve"> </w:t>
-      </w:r>
-      <w:r>
-        <w:t xml:space="preserve">MLG</w:t>
-      </w:r>
-      <w:r>
-        <w:t xml:space="preserve"> </w:t>
-      </w:r>
-      <w:r>
-        <w:t xml:space="preserve">cannot</w:t>
-      </w:r>
-      <w:r>
-        <w:t xml:space="preserve"> </w:t>
-      </w:r>
-      <w:r>
-        <w:t xml:space="preserve">reasonably</w:t>
-      </w:r>
-      <w:r>
-        <w:t xml:space="preserve"> </w:t>
-      </w:r>
-      <w:r>
-        <w:t xml:space="preserve">determine</w:t>
-      </w:r>
-      <w:r>
-        <w:t xml:space="preserve"> </w:t>
-      </w:r>
-      <w:r>
-        <w:t xml:space="preserve">what</w:t>
-      </w:r>
-      <w:r>
-        <w:t xml:space="preserve"> </w:t>
-      </w:r>
-      <w:r>
-        <w:t xml:space="preserve">conduct</w:t>
-      </w:r>
-      <w:r>
-        <w:t xml:space="preserve"> </w:t>
-      </w:r>
-      <w:r>
-        <w:t xml:space="preserve">it</w:t>
-      </w:r>
-      <w:r>
-        <w:t xml:space="preserve"> </w:t>
-      </w:r>
-      <w:r>
-        <w:t xml:space="preserve">must</w:t>
-      </w:r>
-      <w:r>
-        <w:t xml:space="preserve"> </w:t>
-      </w:r>
-      <w:r>
-        <w:t xml:space="preserve">answer.</w:t>
-      </w:r>
-      <w:r>
-        <w:t xml:space="preserve"> </w:t>
-      </w:r>
-      <w:r>
-        <w:t xml:space="preserve">See</w:t>
-      </w:r>
-      <w:r>
-        <w:t xml:space="preserve"> </w:t>
-      </w:r>
-      <w:r>
-        <w:t xml:space="preserve">Comm.</w:t>
-      </w:r>
-      <w:r>
-        <w:t xml:space="preserve"> </w:t>
-      </w:r>
-      <w:r>
-        <w:t xml:space="preserve">for</w:t>
-      </w:r>
-      <w:r>
-        <w:t xml:space="preserve"> </w:t>
-      </w:r>
-      <w:r>
-        <w:t xml:space="preserve">Immigrant</w:t>
-      </w:r>
-      <w:r>
-        <w:t xml:space="preserve"> </w:t>
-      </w:r>
-      <w:r>
-        <w:t xml:space="preserve">Rts.,</w:t>
-      </w:r>
-      <w:r>
-        <w:t xml:space="preserve"> </w:t>
-      </w:r>
-      <w:r>
-        <w:t xml:space="preserve">644</w:t>
-      </w:r>
-      <w:r>
-        <w:t xml:space="preserve"> </w:t>
-      </w:r>
-      <w:r>
-        <w:t xml:space="preserve">F.</w:t>
-      </w:r>
-      <w:r>
-        <w:t xml:space="preserve"> </w:t>
-      </w:r>
-      <w:r>
-        <w:t xml:space="preserve">Supp.</w:t>
-      </w:r>
-      <w:r>
-        <w:t xml:space="preserve"> </w:t>
-      </w:r>
-      <w:r>
-        <w:t xml:space="preserve">2d</w:t>
-      </w:r>
-      <w:r>
-        <w:t xml:space="preserve"> </w:t>
-      </w:r>
-      <w:r>
-        <w:t xml:space="preserve">at</w:t>
-      </w:r>
-      <w:r>
-        <w:t xml:space="preserve"> </w:t>
-      </w:r>
-      <w:r>
-        <w:t xml:space="preserve">1209</w:t>
-      </w:r>
-      <w:r>
-        <w:t xml:space="preserve"> </w:t>
-      </w:r>
-      <w:r>
-        <w:t xml:space="preserve">(ordering</w:t>
-      </w:r>
-      <w:r>
-        <w:t xml:space="preserve"> </w:t>
-      </w:r>
-      <w:r>
-        <w:t xml:space="preserve">a</w:t>
-      </w:r>
-      <w:r>
-        <w:t xml:space="preserve"> </w:t>
-      </w:r>
-      <w:r>
-        <w:t xml:space="preserve">more</w:t>
-      </w:r>
-      <w:r>
-        <w:t xml:space="preserve"> </w:t>
-      </w:r>
-      <w:r>
-        <w:t xml:space="preserve">definite</w:t>
-      </w:r>
-      <w:r>
-        <w:t xml:space="preserve"> </w:t>
-      </w:r>
-      <w:r>
-        <w:t xml:space="preserve">statement</w:t>
-      </w:r>
-      <w:r>
-        <w:t xml:space="preserve"> </w:t>
-      </w:r>
-      <w:r>
-        <w:t xml:space="preserve">where</w:t>
-      </w:r>
-      <w:r>
-        <w:t xml:space="preserve"> </w:t>
-      </w:r>
-      <w:r>
-        <w:t xml:space="preserve">the</w:t>
-      </w:r>
-      <w:r>
-        <w:t xml:space="preserve"> </w:t>
-      </w:r>
-      <w:r>
-        <w:t xml:space="preserve">complaint</w:t>
-      </w:r>
-      <w:r>
-        <w:t xml:space="preserve"> </w:t>
-      </w:r>
-      <w:r>
-        <w:t xml:space="preserve">was</w:t>
-      </w:r>
-      <w:r>
-        <w:t xml:space="preserve"> </w:t>
-      </w:r>
-      <w:r>
-        <w:t xml:space="preserve">“vague</w:t>
-      </w:r>
-      <w:r>
-        <w:t xml:space="preserve"> </w:t>
-      </w:r>
-      <w:r>
-        <w:t xml:space="preserve">and</w:t>
-      </w:r>
-      <w:r>
-        <w:t xml:space="preserve"> </w:t>
-      </w:r>
-      <w:r>
-        <w:t xml:space="preserve">difficult</w:t>
-      </w:r>
-      <w:r>
-        <w:t xml:space="preserve"> </w:t>
-      </w:r>
-      <w:r>
-        <w:t xml:space="preserve">to</w:t>
-      </w:r>
-      <w:r>
-        <w:t xml:space="preserve"> </w:t>
-      </w:r>
-      <w:r>
-        <w:t xml:space="preserve">reasonably</w:t>
-      </w:r>
-      <w:r>
-        <w:t xml:space="preserve"> </w:t>
-      </w:r>
-      <w:r>
-        <w:t xml:space="preserve">decipher”</w:t>
-      </w:r>
-      <w:r>
-        <w:t xml:space="preserve"> </w:t>
-      </w:r>
-      <w:r>
-        <w:t xml:space="preserve">and</w:t>
-      </w:r>
-      <w:r>
-        <w:t xml:space="preserve"> </w:t>
-      </w:r>
-      <w:r>
-        <w:t xml:space="preserve">the</w:t>
-      </w:r>
-      <w:r>
-        <w:t xml:space="preserve"> </w:t>
-      </w:r>
-      <w:r>
-        <w:t xml:space="preserve">defendant</w:t>
-      </w:r>
-      <w:r>
-        <w:t xml:space="preserve"> </w:t>
-      </w:r>
-      <w:r>
-        <w:t xml:space="preserve">needed</w:t>
-      </w:r>
-      <w:r>
-        <w:t xml:space="preserve"> </w:t>
-      </w:r>
-      <w:r>
-        <w:t xml:space="preserve">“a</w:t>
-      </w:r>
-      <w:r>
-        <w:t xml:space="preserve"> </w:t>
-      </w:r>
-      <w:r>
-        <w:t xml:space="preserve">fair</w:t>
-      </w:r>
-      <w:r>
-        <w:t xml:space="preserve"> </w:t>
-      </w:r>
-      <w:r>
-        <w:t xml:space="preserve">opportunity</w:t>
-      </w:r>
-      <w:r>
-        <w:t xml:space="preserve"> </w:t>
-      </w:r>
-      <w:r>
-        <w:t xml:space="preserve">to</w:t>
-      </w:r>
-      <w:r>
-        <w:t xml:space="preserve"> </w:t>
-      </w:r>
-      <w:r>
-        <w:t xml:space="preserve">frame</w:t>
-      </w:r>
-      <w:r>
-        <w:t xml:space="preserve"> </w:t>
-      </w:r>
-      <w:r>
-        <w:t xml:space="preserve">a</w:t>
-      </w:r>
-      <w:r>
-        <w:t xml:space="preserve"> </w:t>
-      </w:r>
-      <w:r>
-        <w:t xml:space="preserve">responsive</w:t>
-      </w:r>
-      <w:r>
-        <w:t xml:space="preserve"> </w:t>
-      </w:r>
-      <w:r>
-        <w:t xml:space="preserve">pleading”).</w:t>
+        <w:t xml:space="preserve">If any claim survives dismissal, Rule 12(e) relief is warranted. The Complaint does not identify the entity that allegedly contracted with Plaintiff in October 2021, explain how that entity’s conduct could be attributed to MLG, or allege when MLG supposedly became involved. As a result, MLG cannot reasonably determine what conduct it must answer. See Comm. for Immigrant Rts., 644 F. Supp. 2d at 1209 (ordering a more definite statement where the complaint was “vague and difficult to reasonably decipher” and the defendant needed “a fair opportunity to frame a responsive pleading”).</w:t>
       </w:r>
     </w:p>
     <w:p>
       <w:pPr>
-        <w:spacing w:before="0" w:after="0" w:line="480" w:lineRule="exact"/>
-        <w:ind w:left="0" w:firstLine="720"/>
-        <w:jc w:val="left"/>
+        <w:pStyle w:val="BodyText"/>
       </w:pPr>
       <w:r>
-        <w:t xml:space="preserve">If</w:t>
-      </w:r>
-      <w:r>
-        <w:t xml:space="preserve"> </w:t>
-      </w:r>
-      <w:r>
-        <w:t xml:space="preserve">the</w:t>
-      </w:r>
-      <w:r>
-        <w:t xml:space="preserve"> </w:t>
-      </w:r>
-      <w:r>
-        <w:t xml:space="preserve">Court</w:t>
-      </w:r>
-      <w:r>
-        <w:t xml:space="preserve"> </w:t>
-      </w:r>
-      <w:r>
-        <w:t xml:space="preserve">does</w:t>
-      </w:r>
-      <w:r>
-        <w:t xml:space="preserve"> </w:t>
-      </w:r>
-      <w:r>
-        <w:t xml:space="preserve">not</w:t>
-      </w:r>
-      <w:r>
-        <w:t xml:space="preserve"> </w:t>
-      </w:r>
-      <w:r>
-        <w:t xml:space="preserve">dismiss</w:t>
-      </w:r>
-      <w:r>
-        <w:t xml:space="preserve"> </w:t>
-      </w:r>
-      <w:r>
-        <w:t xml:space="preserve">the</w:t>
-      </w:r>
-      <w:r>
-        <w:t xml:space="preserve"> </w:t>
-      </w:r>
-      <w:r>
-        <w:t xml:space="preserve">Complaint,</w:t>
-      </w:r>
-      <w:r>
-        <w:t xml:space="preserve"> </w:t>
-      </w:r>
-      <w:r>
-        <w:t xml:space="preserve">MLG</w:t>
-      </w:r>
-      <w:r>
-        <w:t xml:space="preserve"> </w:t>
-      </w:r>
-      <w:r>
-        <w:t xml:space="preserve">requests</w:t>
-      </w:r>
-      <w:r>
-        <w:t xml:space="preserve"> </w:t>
-      </w:r>
-      <w:r>
-        <w:t xml:space="preserve">an</w:t>
-      </w:r>
-      <w:r>
-        <w:t xml:space="preserve"> </w:t>
-      </w:r>
-      <w:r>
-        <w:t xml:space="preserve">order</w:t>
-      </w:r>
-      <w:r>
-        <w:t xml:space="preserve"> </w:t>
-      </w:r>
-      <w:r>
-        <w:t xml:space="preserve">requiring</w:t>
-      </w:r>
-      <w:r>
-        <w:t xml:space="preserve"> </w:t>
-      </w:r>
-      <w:r>
-        <w:t xml:space="preserve">Plaintiff</w:t>
-      </w:r>
-      <w:r>
-        <w:t xml:space="preserve"> </w:t>
-      </w:r>
-      <w:r>
-        <w:t xml:space="preserve">to</w:t>
-      </w:r>
-      <w:r>
-        <w:t xml:space="preserve"> </w:t>
-      </w:r>
-      <w:r>
-        <w:t xml:space="preserve">file</w:t>
-      </w:r>
-      <w:r>
-        <w:t xml:space="preserve"> </w:t>
-      </w:r>
-      <w:r>
-        <w:t xml:space="preserve">a</w:t>
-      </w:r>
-      <w:r>
-        <w:t xml:space="preserve"> </w:t>
-      </w:r>
-      <w:r>
-        <w:t xml:space="preserve">more</w:t>
-      </w:r>
-      <w:r>
-        <w:t xml:space="preserve"> </w:t>
-      </w:r>
-      <w:r>
-        <w:t xml:space="preserve">definite</w:t>
-      </w:r>
-      <w:r>
-        <w:t xml:space="preserve"> </w:t>
-      </w:r>
-      <w:r>
-        <w:t xml:space="preserve">statement</w:t>
-      </w:r>
-      <w:r>
-        <w:t xml:space="preserve"> </w:t>
-      </w:r>
-      <w:r>
-        <w:t xml:space="preserve">identifying:</w:t>
+        <w:t xml:space="preserve">If the Court does not dismiss the Complaint, MLG requests an order requiring Plaintiff to file a more definite statement identifying:</w:t>
       </w:r>
     </w:p>
     <w:p>
       <w:pPr>
-        <w:tabs>
-          <w:tab w:val="left" w:pos="1440"/>
-        </w:tabs>
-        <w:spacing w:before="0" w:after="0" w:line="480" w:lineRule="exact"/>
-        <w:ind w:left="1440" w:hanging="720"/>
-        <w:jc w:val="left"/>
+        <w:pStyle w:val="XdList1"/>
       </w:pPr>
       <w:r>
         <w:t xml:space="preserve">1.</w:t>
@@ -11160,59 +7374,12 @@
         <w:tab/>
       </w:r>
       <w:r>
-        <w:t xml:space="preserve">Which</w:t>
-      </w:r>
-      <w:r>
-        <w:t xml:space="preserve"> </w:t>
-      </w:r>
-      <w:r>
-        <w:t xml:space="preserve">entity</w:t>
-      </w:r>
-      <w:r>
-        <w:t xml:space="preserve"> </w:t>
-      </w:r>
-      <w:r>
-        <w:t xml:space="preserve">Plaintiff</w:t>
-      </w:r>
-      <w:r>
-        <w:t xml:space="preserve"> </w:t>
-      </w:r>
-      <w:r>
-        <w:t xml:space="preserve">contracted</w:t>
-      </w:r>
-      <w:r>
-        <w:t xml:space="preserve"> </w:t>
-      </w:r>
-      <w:r>
-        <w:t xml:space="preserve">with</w:t>
-      </w:r>
-      <w:r>
-        <w:t xml:space="preserve"> </w:t>
-      </w:r>
-      <w:r>
-        <w:t xml:space="preserve">in</w:t>
-      </w:r>
-      <w:r>
-        <w:t xml:space="preserve"> </w:t>
-      </w:r>
-      <w:r>
-        <w:t xml:space="preserve">October</w:t>
-      </w:r>
-      <w:r>
-        <w:t xml:space="preserve"> </w:t>
-      </w:r>
-      <w:r>
-        <w:t xml:space="preserve">2021.</w:t>
+        <w:t xml:space="preserve">Which entity Plaintiff contracted with in October 2021.</w:t>
       </w:r>
     </w:p>
     <w:p>
       <w:pPr>
-        <w:tabs>
-          <w:tab w:val="left" w:pos="1440"/>
-        </w:tabs>
-        <w:spacing w:before="0" w:after="0" w:line="480" w:lineRule="exact"/>
-        <w:ind w:left="1440" w:hanging="720"/>
-        <w:jc w:val="left"/>
+        <w:pStyle w:val="XdList1"/>
       </w:pPr>
       <w:r>
         <w:t xml:space="preserve">2.</w:t>
@@ -11221,107 +7388,12 @@
         <w:tab/>
       </w:r>
       <w:r>
-        <w:t xml:space="preserve">What</w:t>
-      </w:r>
-      <w:r>
-        <w:t xml:space="preserve"> </w:t>
-      </w:r>
-      <w:r>
-        <w:t xml:space="preserve">legal</w:t>
-      </w:r>
-      <w:r>
-        <w:t xml:space="preserve"> </w:t>
-      </w:r>
-      <w:r>
-        <w:t xml:space="preserve">theory</w:t>
-      </w:r>
-      <w:r>
-        <w:t xml:space="preserve"> </w:t>
-      </w:r>
-      <w:r>
-        <w:t xml:space="preserve">(successor</w:t>
-      </w:r>
-      <w:r>
-        <w:t xml:space="preserve"> </w:t>
-      </w:r>
-      <w:r>
-        <w:t xml:space="preserve">liability,</w:t>
-      </w:r>
-      <w:r>
-        <w:t xml:space="preserve"> </w:t>
-      </w:r>
-      <w:r>
-        <w:t xml:space="preserve">agency,</w:t>
-      </w:r>
-      <w:r>
-        <w:t xml:space="preserve"> </w:t>
-      </w:r>
-      <w:r>
-        <w:t xml:space="preserve">alter</w:t>
-      </w:r>
-      <w:r>
-        <w:t xml:space="preserve"> </w:t>
-      </w:r>
-      <w:r>
-        <w:t xml:space="preserve">ego,</w:t>
-      </w:r>
-      <w:r>
-        <w:t xml:space="preserve"> </w:t>
-      </w:r>
-      <w:r>
-        <w:t xml:space="preserve">or</w:t>
-      </w:r>
-      <w:r>
-        <w:t xml:space="preserve"> </w:t>
-      </w:r>
-      <w:r>
-        <w:t xml:space="preserve">other)</w:t>
-      </w:r>
-      <w:r>
-        <w:t xml:space="preserve"> </w:t>
-      </w:r>
-      <w:r>
-        <w:t xml:space="preserve">connects</w:t>
-      </w:r>
-      <w:r>
-        <w:t xml:space="preserve"> </w:t>
-      </w:r>
-      <w:r>
-        <w:t xml:space="preserve">that</w:t>
-      </w:r>
-      <w:r>
-        <w:t xml:space="preserve"> </w:t>
-      </w:r>
-      <w:r>
-        <w:t xml:space="preserve">entity’s</w:t>
-      </w:r>
-      <w:r>
-        <w:t xml:space="preserve"> </w:t>
-      </w:r>
-      <w:r>
-        <w:t xml:space="preserve">conduct</w:t>
-      </w:r>
-      <w:r>
-        <w:t xml:space="preserve"> </w:t>
-      </w:r>
-      <w:r>
-        <w:t xml:space="preserve">to</w:t>
-      </w:r>
-      <w:r>
-        <w:t xml:space="preserve"> </w:t>
-      </w:r>
-      <w:r>
-        <w:t xml:space="preserve">MLG.</w:t>
+        <w:t xml:space="preserve">What legal theory (successor liability, agency, alter ego, or other) connects that entity’s conduct to MLG.</w:t>
       </w:r>
     </w:p>
     <w:p>
       <w:pPr>
-        <w:tabs>
-          <w:tab w:val="left" w:pos="1440"/>
-        </w:tabs>
-        <w:spacing w:before="0" w:after="0" w:line="480" w:lineRule="exact"/>
-        <w:ind w:left="1440" w:hanging="720"/>
-        <w:jc w:val="left"/>
+        <w:pStyle w:val="XdList1"/>
       </w:pPr>
       <w:r>
         <w:t xml:space="preserve">3.</w:t>
@@ -11330,53 +7402,12 @@
         <w:tab/>
       </w:r>
       <w:r>
-        <w:t xml:space="preserve">When</w:t>
-      </w:r>
-      <w:r>
-        <w:t xml:space="preserve"> </w:t>
-      </w:r>
-      <w:r>
-        <w:t xml:space="preserve">Plaintiff’s</w:t>
-      </w:r>
-      <w:r>
-        <w:t xml:space="preserve"> </w:t>
-      </w:r>
-      <w:r>
-        <w:t xml:space="preserve">relationship</w:t>
-      </w:r>
-      <w:r>
-        <w:t xml:space="preserve"> </w:t>
-      </w:r>
-      <w:r>
-        <w:t xml:space="preserve">with</w:t>
-      </w:r>
-      <w:r>
-        <w:t xml:space="preserve"> </w:t>
-      </w:r>
-      <w:r>
-        <w:t xml:space="preserve">MLG</w:t>
-      </w:r>
-      <w:r>
-        <w:t xml:space="preserve"> </w:t>
-      </w:r>
-      <w:r>
-        <w:t xml:space="preserve">specifically</w:t>
-      </w:r>
-      <w:r>
-        <w:t xml:space="preserve"> </w:t>
-      </w:r>
-      <w:r>
-        <w:t xml:space="preserve">began.</w:t>
+        <w:t xml:space="preserve">When Plaintiff’s relationship with MLG specifically began.</w:t>
       </w:r>
     </w:p>
     <w:p>
       <w:pPr>
-        <w:tabs>
-          <w:tab w:val="left" w:pos="1440"/>
-        </w:tabs>
-        <w:spacing w:before="0" w:after="0" w:line="480" w:lineRule="exact"/>
-        <w:ind w:left="1440" w:hanging="720"/>
-        <w:jc w:val="left"/>
+        <w:pStyle w:val="XdList1"/>
       </w:pPr>
       <w:r>
         <w:t xml:space="preserve">4.</w:t>
@@ -11385,77 +7416,12 @@
         <w:tab/>
       </w:r>
       <w:r>
-        <w:t xml:space="preserve">Which</w:t>
-      </w:r>
-      <w:r>
-        <w:t xml:space="preserve"> </w:t>
-      </w:r>
-      <w:r>
-        <w:t xml:space="preserve">contract</w:t>
-      </w:r>
-      <w:r>
-        <w:t xml:space="preserve"> </w:t>
-      </w:r>
-      <w:r>
-        <w:t xml:space="preserve">governs</w:t>
-      </w:r>
-      <w:r>
-        <w:t xml:space="preserve"> </w:t>
-      </w:r>
-      <w:r>
-        <w:t xml:space="preserve">the</w:t>
-      </w:r>
-      <w:r>
-        <w:t xml:space="preserve"> </w:t>
-      </w:r>
-      <w:r>
-        <w:t xml:space="preserve">relationship</w:t>
-      </w:r>
-      <w:r>
-        <w:t xml:space="preserve"> </w:t>
-      </w:r>
-      <w:r>
-        <w:t xml:space="preserve">with</w:t>
-      </w:r>
-      <w:r>
-        <w:t xml:space="preserve"> </w:t>
-      </w:r>
-      <w:r>
-        <w:t xml:space="preserve">MLG</w:t>
-      </w:r>
-      <w:r>
-        <w:t xml:space="preserve"> </w:t>
-      </w:r>
-      <w:r>
-        <w:t xml:space="preserve">and</w:t>
-      </w:r>
-      <w:r>
-        <w:t xml:space="preserve"> </w:t>
-      </w:r>
-      <w:r>
-        <w:t xml:space="preserve">its</w:t>
-      </w:r>
-      <w:r>
-        <w:t xml:space="preserve"> </w:t>
-      </w:r>
-      <w:r>
-        <w:t xml:space="preserve">specific</w:t>
-      </w:r>
-      <w:r>
-        <w:t xml:space="preserve"> </w:t>
-      </w:r>
-      <w:r>
-        <w:t xml:space="preserve">terms.</w:t>
+        <w:t xml:space="preserve">Which contract governs the relationship with MLG and its specific terms.</w:t>
       </w:r>
     </w:p>
     <w:p>
       <w:pPr>
-        <w:tabs>
-          <w:tab w:val="left" w:pos="1440"/>
-        </w:tabs>
-        <w:spacing w:before="0" w:after="0" w:line="480" w:lineRule="exact"/>
-        <w:ind w:left="1440" w:hanging="720"/>
-        <w:jc w:val="left"/>
+        <w:pStyle w:val="XdList1"/>
       </w:pPr>
       <w:r>
         <w:t xml:space="preserve">5.</w:t>
@@ -11464,119 +7430,12 @@
         <w:tab/>
       </w:r>
       <w:r>
-        <w:t xml:space="preserve">For</w:t>
-      </w:r>
-      <w:r>
-        <w:t xml:space="preserve"> </w:t>
-      </w:r>
-      <w:r>
-        <w:t xml:space="preserve">each</w:t>
-      </w:r>
-      <w:r>
-        <w:t xml:space="preserve"> </w:t>
-      </w:r>
-      <w:r>
-        <w:t xml:space="preserve">alleged</w:t>
-      </w:r>
-      <w:r>
-        <w:t xml:space="preserve"> </w:t>
-      </w:r>
-      <w:r>
-        <w:t xml:space="preserve">misrepresentation:</w:t>
-      </w:r>
-      <w:r>
-        <w:t xml:space="preserve"> </w:t>
-      </w:r>
-      <w:r>
-        <w:t xml:space="preserve">who</w:t>
-      </w:r>
-      <w:r>
-        <w:t xml:space="preserve"> </w:t>
-      </w:r>
-      <w:r>
-        <w:t xml:space="preserve">made</w:t>
-      </w:r>
-      <w:r>
-        <w:t xml:space="preserve"> </w:t>
-      </w:r>
-      <w:r>
-        <w:t xml:space="preserve">the</w:t>
-      </w:r>
-      <w:r>
-        <w:t xml:space="preserve"> </w:t>
-      </w:r>
-      <w:r>
-        <w:t xml:space="preserve">statement,</w:t>
-      </w:r>
-      <w:r>
-        <w:t xml:space="preserve"> </w:t>
-      </w:r>
-      <w:r>
-        <w:t xml:space="preserve">when,</w:t>
-      </w:r>
-      <w:r>
-        <w:t xml:space="preserve"> </w:t>
-      </w:r>
-      <w:r>
-        <w:t xml:space="preserve">through</w:t>
-      </w:r>
-      <w:r>
-        <w:t xml:space="preserve"> </w:t>
-      </w:r>
-      <w:r>
-        <w:t xml:space="preserve">what</w:t>
-      </w:r>
-      <w:r>
-        <w:t xml:space="preserve"> </w:t>
-      </w:r>
-      <w:r>
-        <w:t xml:space="preserve">medium,</w:t>
-      </w:r>
-      <w:r>
-        <w:t xml:space="preserve"> </w:t>
-      </w:r>
-      <w:r>
-        <w:t xml:space="preserve">and</w:t>
-      </w:r>
-      <w:r>
-        <w:t xml:space="preserve"> </w:t>
-      </w:r>
-      <w:r>
-        <w:t xml:space="preserve">on</w:t>
-      </w:r>
-      <w:r>
-        <w:t xml:space="preserve"> </w:t>
-      </w:r>
-      <w:r>
-        <w:t xml:space="preserve">behalf</w:t>
-      </w:r>
-      <w:r>
-        <w:t xml:space="preserve"> </w:t>
-      </w:r>
-      <w:r>
-        <w:t xml:space="preserve">of</w:t>
-      </w:r>
-      <w:r>
-        <w:t xml:space="preserve"> </w:t>
-      </w:r>
-      <w:r>
-        <w:t xml:space="preserve">which</w:t>
-      </w:r>
-      <w:r>
-        <w:t xml:space="preserve"> </w:t>
-      </w:r>
-      <w:r>
-        <w:t xml:space="preserve">entity.</w:t>
+        <w:t xml:space="preserve">For each alleged misrepresentation: who made the statement, when, through what medium, and on behalf of which entity.</w:t>
       </w:r>
     </w:p>
     <w:p>
       <w:pPr>
-        <w:tabs>
-          <w:tab w:val="left" w:pos="1440"/>
-        </w:tabs>
-        <w:spacing w:before="0" w:after="0" w:line="480" w:lineRule="exact"/>
-        <w:ind w:left="1440" w:hanging="720"/>
-        <w:jc w:val="left"/>
+        <w:pStyle w:val="XdList1"/>
       </w:pPr>
       <w:r>
         <w:t xml:space="preserve">6.</w:t>
@@ -11585,95 +7444,12 @@
         <w:tab/>
       </w:r>
       <w:r>
-        <w:t xml:space="preserve">Which</w:t>
-      </w:r>
-      <w:r>
-        <w:t xml:space="preserve"> </w:t>
-      </w:r>
-      <w:r>
-        <w:t xml:space="preserve">payments</w:t>
-      </w:r>
-      <w:r>
-        <w:t xml:space="preserve"> </w:t>
-      </w:r>
-      <w:r>
-        <w:t xml:space="preserve">were</w:t>
-      </w:r>
-      <w:r>
-        <w:t xml:space="preserve"> </w:t>
-      </w:r>
-      <w:r>
-        <w:t xml:space="preserve">made</w:t>
-      </w:r>
-      <w:r>
-        <w:t xml:space="preserve"> </w:t>
-      </w:r>
-      <w:r>
-        <w:t xml:space="preserve">to</w:t>
-      </w:r>
-      <w:r>
-        <w:t xml:space="preserve"> </w:t>
-      </w:r>
-      <w:r>
-        <w:t xml:space="preserve">MLG</w:t>
-      </w:r>
-      <w:r>
-        <w:t xml:space="preserve"> </w:t>
-      </w:r>
-      <w:r>
-        <w:t xml:space="preserve">versus</w:t>
-      </w:r>
-      <w:r>
-        <w:t xml:space="preserve"> </w:t>
-      </w:r>
-      <w:r>
-        <w:t xml:space="preserve">any</w:t>
-      </w:r>
-      <w:r>
-        <w:t xml:space="preserve"> </w:t>
-      </w:r>
-      <w:r>
-        <w:t xml:space="preserve">prior</w:t>
-      </w:r>
-      <w:r>
-        <w:t xml:space="preserve"> </w:t>
-      </w:r>
-      <w:r>
-        <w:t xml:space="preserve">entity,</w:t>
-      </w:r>
-      <w:r>
-        <w:t xml:space="preserve"> </w:t>
-      </w:r>
-      <w:r>
-        <w:t xml:space="preserve">and</w:t>
-      </w:r>
-      <w:r>
-        <w:t xml:space="preserve"> </w:t>
-      </w:r>
-      <w:r>
-        <w:t xml:space="preserve">under</w:t>
-      </w:r>
-      <w:r>
-        <w:t xml:space="preserve"> </w:t>
-      </w:r>
-      <w:r>
-        <w:t xml:space="preserve">which</w:t>
-      </w:r>
-      <w:r>
-        <w:t xml:space="preserve"> </w:t>
-      </w:r>
-      <w:r>
-        <w:t xml:space="preserve">agreement.</w:t>
+        <w:t xml:space="preserve">Which payments were made to MLG versus any prior entity, and under which agreement.</w:t>
       </w:r>
     </w:p>
     <w:p>
       <w:pPr>
-        <w:tabs>
-          <w:tab w:val="left" w:pos="1440"/>
-        </w:tabs>
-        <w:spacing w:before="0" w:after="0" w:line="480" w:lineRule="exact"/>
-        <w:ind w:left="1440" w:hanging="720"/>
-        <w:jc w:val="left"/>
+        <w:pStyle w:val="XdList1"/>
       </w:pPr>
       <w:r>
         <w:t xml:space="preserve">7.</w:t>
@@ -11682,280 +7458,19 @@
         <w:tab/>
       </w:r>
       <w:r>
-        <w:t xml:space="preserve">Which</w:t>
-      </w:r>
-      <w:r>
-        <w:t xml:space="preserve"> </w:t>
-      </w:r>
-      <w:r>
-        <w:t xml:space="preserve">specific</w:t>
-      </w:r>
-      <w:r>
-        <w:t xml:space="preserve"> </w:t>
-      </w:r>
-      <w:r>
-        <w:t xml:space="preserve">post-sale</w:t>
-      </w:r>
-      <w:r>
-        <w:t xml:space="preserve"> </w:t>
-      </w:r>
-      <w:r>
-        <w:t xml:space="preserve">MLG</w:t>
-      </w:r>
-      <w:r>
-        <w:t xml:space="preserve"> </w:t>
-      </w:r>
-      <w:r>
-        <w:t xml:space="preserve">conduct</w:t>
-      </w:r>
-      <w:r>
-        <w:t xml:space="preserve"> </w:t>
-      </w:r>
-      <w:r>
-        <w:t xml:space="preserve">is</w:t>
-      </w:r>
-      <w:r>
-        <w:t xml:space="preserve"> </w:t>
-      </w:r>
-      <w:r>
-        <w:t xml:space="preserve">alleged</w:t>
-      </w:r>
-      <w:r>
-        <w:t xml:space="preserve"> </w:t>
-      </w:r>
-      <w:r>
-        <w:t xml:space="preserve">to</w:t>
-      </w:r>
-      <w:r>
-        <w:t xml:space="preserve"> </w:t>
-      </w:r>
-      <w:r>
-        <w:t xml:space="preserve">violate</w:t>
-      </w:r>
-      <w:r>
-        <w:t xml:space="preserve"> </w:t>
-      </w:r>
-      <w:r>
-        <w:t xml:space="preserve">each</w:t>
-      </w:r>
-      <w:r>
-        <w:t xml:space="preserve"> </w:t>
-      </w:r>
-      <w:r>
-        <w:t xml:space="preserve">statute.</w:t>
+        <w:t xml:space="preserve">Which specific post-sale MLG conduct is alleged to violate each statute.</w:t>
       </w:r>
     </w:p>
     <w:p>
       <w:pPr>
-        <w:spacing w:before="0" w:after="0" w:line="480" w:lineRule="exact"/>
-        <w:ind w:left="0" w:firstLine="720"/>
-        <w:jc w:val="left"/>
+        <w:pStyle w:val="BodyText"/>
       </w:pPr>
       <w:r>
-        <w:t xml:space="preserve">Without</w:t>
-      </w:r>
-      <w:r>
-        <w:t xml:space="preserve"> </w:t>
-      </w:r>
-      <w:r>
-        <w:t xml:space="preserve">those</w:t>
-      </w:r>
-      <w:r>
-        <w:t xml:space="preserve"> </w:t>
-      </w:r>
-      <w:r>
-        <w:t xml:space="preserve">details,</w:t>
-      </w:r>
-      <w:r>
-        <w:t xml:space="preserve"> </w:t>
-      </w:r>
-      <w:r>
-        <w:t xml:space="preserve">MLG</w:t>
-      </w:r>
-      <w:r>
-        <w:t xml:space="preserve"> </w:t>
-      </w:r>
-      <w:r>
-        <w:t xml:space="preserve">cannot</w:t>
-      </w:r>
-      <w:r>
-        <w:t xml:space="preserve"> </w:t>
-      </w:r>
-      <w:r>
-        <w:t xml:space="preserve">determine</w:t>
-      </w:r>
-      <w:r>
-        <w:t xml:space="preserve"> </w:t>
-      </w:r>
-      <w:r>
-        <w:t xml:space="preserve">whether</w:t>
-      </w:r>
-      <w:r>
-        <w:t xml:space="preserve"> </w:t>
-      </w:r>
-      <w:r>
-        <w:t xml:space="preserve">Plaintiff’s</w:t>
-      </w:r>
-      <w:r>
-        <w:t xml:space="preserve"> </w:t>
-      </w:r>
-      <w:r>
-        <w:t xml:space="preserve">claims</w:t>
-      </w:r>
-      <w:r>
-        <w:t xml:space="preserve"> </w:t>
-      </w:r>
-      <w:r>
-        <w:t xml:space="preserve">are</w:t>
-      </w:r>
-      <w:r>
-        <w:t xml:space="preserve"> </w:t>
-      </w:r>
-      <w:r>
-        <w:t xml:space="preserve">directed</w:t>
-      </w:r>
-      <w:r>
-        <w:t xml:space="preserve"> </w:t>
-      </w:r>
-      <w:r>
-        <w:t xml:space="preserve">at</w:t>
-      </w:r>
-      <w:r>
-        <w:t xml:space="preserve"> </w:t>
-      </w:r>
-      <w:r>
-        <w:t xml:space="preserve">MLG,</w:t>
-      </w:r>
-      <w:r>
-        <w:t xml:space="preserve"> </w:t>
-      </w:r>
-      <w:r>
-        <w:t xml:space="preserve">LPG,</w:t>
-      </w:r>
-      <w:r>
-        <w:t xml:space="preserve"> </w:t>
-      </w:r>
-      <w:r>
-        <w:t xml:space="preserve">another</w:t>
-      </w:r>
-      <w:r>
-        <w:t xml:space="preserve"> </w:t>
-      </w:r>
-      <w:r>
-        <w:t xml:space="preserve">predecessor</w:t>
-      </w:r>
-      <w:r>
-        <w:t xml:space="preserve"> </w:t>
-      </w:r>
-      <w:r>
-        <w:t xml:space="preserve">entity,</w:t>
-      </w:r>
-      <w:r>
-        <w:t xml:space="preserve"> </w:t>
-      </w:r>
-      <w:r>
-        <w:t xml:space="preserve">or</w:t>
-      </w:r>
-      <w:r>
-        <w:t xml:space="preserve"> </w:t>
-      </w:r>
-      <w:r>
-        <w:t xml:space="preserve">some</w:t>
-      </w:r>
-      <w:r>
-        <w:t xml:space="preserve"> </w:t>
-      </w:r>
-      <w:r>
-        <w:t xml:space="preserve">combination</w:t>
-      </w:r>
-      <w:r>
-        <w:t xml:space="preserve"> </w:t>
-      </w:r>
-      <w:r>
-        <w:t xml:space="preserve">of</w:t>
-      </w:r>
-      <w:r>
-        <w:t xml:space="preserve"> </w:t>
-      </w:r>
-      <w:r>
-        <w:t xml:space="preserve">entities.</w:t>
-      </w:r>
-      <w:r>
-        <w:t xml:space="preserve"> </w:t>
-      </w:r>
-      <w:r>
-        <w:t xml:space="preserve">A</w:t>
-      </w:r>
-      <w:r>
-        <w:t xml:space="preserve"> </w:t>
-      </w:r>
-      <w:r>
-        <w:t xml:space="preserve">more</w:t>
-      </w:r>
-      <w:r>
-        <w:t xml:space="preserve"> </w:t>
-      </w:r>
-      <w:r>
-        <w:t xml:space="preserve">definite</w:t>
-      </w:r>
-      <w:r>
-        <w:t xml:space="preserve"> </w:t>
-      </w:r>
-      <w:r>
-        <w:t xml:space="preserve">statement</w:t>
-      </w:r>
-      <w:r>
-        <w:t xml:space="preserve"> </w:t>
-      </w:r>
-      <w:r>
-        <w:t xml:space="preserve">is</w:t>
-      </w:r>
-      <w:r>
-        <w:t xml:space="preserve"> </w:t>
-      </w:r>
-      <w:r>
-        <w:t xml:space="preserve">therefore</w:t>
-      </w:r>
-      <w:r>
-        <w:t xml:space="preserve"> </w:t>
-      </w:r>
-      <w:r>
-        <w:t xml:space="preserve">necessary</w:t>
-      </w:r>
-      <w:r>
-        <w:t xml:space="preserve"> </w:t>
-      </w:r>
-      <w:r>
-        <w:t xml:space="preserve">if</w:t>
-      </w:r>
-      <w:r>
-        <w:t xml:space="preserve"> </w:t>
-      </w:r>
-      <w:r>
-        <w:t xml:space="preserve">any</w:t>
-      </w:r>
-      <w:r>
-        <w:t xml:space="preserve"> </w:t>
-      </w:r>
-      <w:r>
-        <w:t xml:space="preserve">claim</w:t>
-      </w:r>
-      <w:r>
-        <w:t xml:space="preserve"> </w:t>
-      </w:r>
-      <w:r>
-        <w:t xml:space="preserve">survives</w:t>
-      </w:r>
-      <w:r>
-        <w:t xml:space="preserve"> </w:t>
-      </w:r>
-      <w:r>
-        <w:t xml:space="preserve">dismissal.</w:t>
+        <w:t xml:space="preserve">Without those details, MLG cannot determine whether Plaintiff’s claims are directed at MLG, LPG, another predecessor entity, or some combination of entities. A more definite statement is therefore necessary if any claim survives dismissal.</w:t>
       </w:r>
     </w:p>
     <w:p>
       <w:pPr>
-        <w:pStyle w:val="Heading1"/>
         <w:keepNext/>
         <w:keepLines/>
         <w:spacing w:before="0" w:after="0" w:line="480" w:lineRule="exact"/>
@@ -11986,605 +7501,17 @@
     </w:p>
     <w:p>
       <w:pPr>
-        <w:keepNext/>
-        <w:keepLines/>
-        <w:spacing w:before="0" w:after="0" w:line="480" w:lineRule="exact"/>
-        <w:ind w:left="0" w:firstLine="720"/>
-        <w:jc w:val="left"/>
+        <w:pStyle w:val="BodyTextKeep"/>
       </w:pPr>
       <w:r>
-        <w:t xml:space="preserve">For</w:t>
-      </w:r>
-      <w:r>
-        <w:t xml:space="preserve"> </w:t>
-      </w:r>
-      <w:r>
-        <w:t xml:space="preserve">the</w:t>
-      </w:r>
-      <w:r>
-        <w:t xml:space="preserve"> </w:t>
-      </w:r>
-      <w:r>
-        <w:t xml:space="preserve">foregoing</w:t>
-      </w:r>
-      <w:r>
-        <w:t xml:space="preserve"> </w:t>
-      </w:r>
-      <w:r>
-        <w:t xml:space="preserve">reasons,</w:t>
-      </w:r>
-      <w:r>
-        <w:t xml:space="preserve"> </w:t>
-      </w:r>
-      <w:r>
-        <w:t xml:space="preserve">MLG</w:t>
-      </w:r>
-      <w:r>
-        <w:t xml:space="preserve"> </w:t>
-      </w:r>
-      <w:r>
-        <w:t xml:space="preserve">respectfully</w:t>
-      </w:r>
-      <w:r>
-        <w:t xml:space="preserve"> </w:t>
-      </w:r>
-      <w:r>
-        <w:t xml:space="preserve">requests</w:t>
-      </w:r>
-      <w:r>
-        <w:t xml:space="preserve"> </w:t>
-      </w:r>
-      <w:r>
-        <w:t xml:space="preserve">that</w:t>
-      </w:r>
-      <w:r>
-        <w:t xml:space="preserve"> </w:t>
-      </w:r>
-      <w:r>
-        <w:t xml:space="preserve">the</w:t>
-      </w:r>
-      <w:r>
-        <w:t xml:space="preserve"> </w:t>
-      </w:r>
-      <w:r>
-        <w:t xml:space="preserve">Court</w:t>
-      </w:r>
-      <w:r>
-        <w:t xml:space="preserve"> </w:t>
-      </w:r>
-      <w:r>
-        <w:t xml:space="preserve">dismiss</w:t>
-      </w:r>
-      <w:r>
-        <w:t xml:space="preserve"> </w:t>
-      </w:r>
-      <w:r>
-        <w:t xml:space="preserve">the</w:t>
-      </w:r>
-      <w:r>
-        <w:t xml:space="preserve"> </w:t>
-      </w:r>
-      <w:r>
-        <w:t xml:space="preserve">Complaint</w:t>
-      </w:r>
-      <w:r>
-        <w:t xml:space="preserve"> </w:t>
-      </w:r>
-      <w:r>
-        <w:t xml:space="preserve">in</w:t>
-      </w:r>
-      <w:r>
-        <w:t xml:space="preserve"> </w:t>
-      </w:r>
-      <w:r>
-        <w:t xml:space="preserve">its</w:t>
-      </w:r>
-      <w:r>
-        <w:t xml:space="preserve"> </w:t>
-      </w:r>
-      <w:r>
-        <w:t xml:space="preserve">entirety.</w:t>
-      </w:r>
-      <w:r>
-        <w:t xml:space="preserve"> </w:t>
-      </w:r>
-      <w:r>
-        <w:t xml:space="preserve">In</w:t>
-      </w:r>
-      <w:r>
-        <w:t xml:space="preserve"> </w:t>
-      </w:r>
-      <w:r>
-        <w:t xml:space="preserve">the</w:t>
-      </w:r>
-      <w:r>
-        <w:t xml:space="preserve"> </w:t>
-      </w:r>
-      <w:r>
-        <w:t xml:space="preserve">alternative,</w:t>
-      </w:r>
-      <w:r>
-        <w:t xml:space="preserve"> </w:t>
-      </w:r>
-      <w:r>
-        <w:t xml:space="preserve">MLG</w:t>
-      </w:r>
-      <w:r>
-        <w:t xml:space="preserve"> </w:t>
-      </w:r>
-      <w:r>
-        <w:t xml:space="preserve">requests</w:t>
-      </w:r>
-      <w:r>
-        <w:t xml:space="preserve"> </w:t>
-      </w:r>
-      <w:r>
-        <w:t xml:space="preserve">that</w:t>
-      </w:r>
-      <w:r>
-        <w:t xml:space="preserve"> </w:t>
-      </w:r>
-      <w:r>
-        <w:t xml:space="preserve">the</w:t>
-      </w:r>
-      <w:r>
-        <w:t xml:space="preserve"> </w:t>
-      </w:r>
-      <w:r>
-        <w:t xml:space="preserve">Court</w:t>
-      </w:r>
-      <w:r>
-        <w:t xml:space="preserve"> </w:t>
-      </w:r>
-      <w:r>
-        <w:t xml:space="preserve">dismiss</w:t>
-      </w:r>
-      <w:r>
-        <w:t xml:space="preserve"> </w:t>
-      </w:r>
-      <w:r>
-        <w:t xml:space="preserve">Counts</w:t>
-      </w:r>
-      <w:r>
-        <w:t xml:space="preserve"> </w:t>
-      </w:r>
-      <w:r>
-        <w:t xml:space="preserve">V</w:t>
-      </w:r>
-      <w:r>
-        <w:t xml:space="preserve"> </w:t>
-      </w:r>
-      <w:r>
-        <w:t xml:space="preserve">and</w:t>
-      </w:r>
-      <w:r>
-        <w:t xml:space="preserve"> </w:t>
-      </w:r>
-      <w:r>
-        <w:t xml:space="preserve">VI,</w:t>
-      </w:r>
-      <w:r>
-        <w:t xml:space="preserve"> </w:t>
-      </w:r>
-      <w:r>
-        <w:t xml:space="preserve">with</w:t>
-      </w:r>
-      <w:r>
-        <w:t xml:space="preserve"> </w:t>
-      </w:r>
-      <w:r>
-        <w:t xml:space="preserve">prejudice</w:t>
-      </w:r>
-      <w:r>
-        <w:t xml:space="preserve"> </w:t>
-      </w:r>
-      <w:r>
-        <w:t xml:space="preserve">as</w:t>
-      </w:r>
-      <w:r>
-        <w:t xml:space="preserve"> </w:t>
-      </w:r>
-      <w:r>
-        <w:t xml:space="preserve">to</w:t>
-      </w:r>
-      <w:r>
-        <w:t xml:space="preserve"> </w:t>
-      </w:r>
-      <w:r>
-        <w:t xml:space="preserve">the</w:t>
-      </w:r>
-      <w:r>
-        <w:t xml:space="preserve"> </w:t>
-      </w:r>
-      <w:r>
-        <w:t xml:space="preserve">October</w:t>
-      </w:r>
-      <w:r>
-        <w:t xml:space="preserve"> </w:t>
-      </w:r>
-      <w:r>
-        <w:t xml:space="preserve">2021</w:t>
-      </w:r>
-      <w:r>
-        <w:t xml:space="preserve"> </w:t>
-      </w:r>
-      <w:r>
-        <w:t xml:space="preserve">enrollment-related</w:t>
-      </w:r>
-      <w:r>
-        <w:t xml:space="preserve"> </w:t>
-      </w:r>
-      <w:r>
-        <w:t xml:space="preserve">statements,</w:t>
-      </w:r>
-      <w:r>
-        <w:t xml:space="preserve"> </w:t>
-      </w:r>
-      <w:r>
-        <w:t xml:space="preserve">for</w:t>
-      </w:r>
-      <w:r>
-        <w:t xml:space="preserve"> </w:t>
-      </w:r>
-      <w:r>
-        <w:t xml:space="preserve">failure</w:t>
-      </w:r>
-      <w:r>
-        <w:t xml:space="preserve"> </w:t>
-      </w:r>
-      <w:r>
-        <w:t xml:space="preserve">to</w:t>
-      </w:r>
-      <w:r>
-        <w:t xml:space="preserve"> </w:t>
-      </w:r>
-      <w:r>
-        <w:t xml:space="preserve">satisfy</w:t>
-      </w:r>
-      <w:r>
-        <w:t xml:space="preserve"> </w:t>
-      </w:r>
-      <w:r>
-        <w:t xml:space="preserve">Rule</w:t>
-      </w:r>
-      <w:r>
-        <w:t xml:space="preserve"> </w:t>
-      </w:r>
-      <w:r>
-        <w:t xml:space="preserve">9(b),</w:t>
-      </w:r>
-      <w:r>
-        <w:t xml:space="preserve"> </w:t>
-      </w:r>
-      <w:r>
-        <w:t xml:space="preserve">and</w:t>
-      </w:r>
-      <w:r>
-        <w:t xml:space="preserve"> </w:t>
-      </w:r>
-      <w:r>
-        <w:t xml:space="preserve">dismiss</w:t>
-      </w:r>
-      <w:r>
-        <w:t xml:space="preserve"> </w:t>
-      </w:r>
-      <w:r>
-        <w:t xml:space="preserve">the</w:t>
-      </w:r>
-      <w:r>
-        <w:t xml:space="preserve"> </w:t>
-      </w:r>
-      <w:r>
-        <w:t xml:space="preserve">remaining</w:t>
-      </w:r>
-      <w:r>
-        <w:t xml:space="preserve"> </w:t>
-      </w:r>
-      <w:r>
-        <w:t xml:space="preserve">counts</w:t>
-      </w:r>
-      <w:r>
-        <w:t xml:space="preserve"> </w:t>
-      </w:r>
-      <w:r>
-        <w:t xml:space="preserve">without</w:t>
-      </w:r>
-      <w:r>
-        <w:t xml:space="preserve"> </w:t>
-      </w:r>
-      <w:r>
-        <w:t xml:space="preserve">prejudice</w:t>
-      </w:r>
-      <w:r>
-        <w:t xml:space="preserve"> </w:t>
-      </w:r>
-      <w:r>
-        <w:t xml:space="preserve">to</w:t>
-      </w:r>
-      <w:r>
-        <w:t xml:space="preserve"> </w:t>
-      </w:r>
-      <w:r>
-        <w:t xml:space="preserve">the</w:t>
-      </w:r>
-      <w:r>
-        <w:t xml:space="preserve"> </w:t>
-      </w:r>
-      <w:r>
-        <w:t xml:space="preserve">filing</w:t>
-      </w:r>
-      <w:r>
-        <w:t xml:space="preserve"> </w:t>
-      </w:r>
-      <w:r>
-        <w:t xml:space="preserve">of</w:t>
-      </w:r>
-      <w:r>
-        <w:t xml:space="preserve"> </w:t>
-      </w:r>
-      <w:r>
-        <w:t xml:space="preserve">an</w:t>
-      </w:r>
-      <w:r>
-        <w:t xml:space="preserve"> </w:t>
-      </w:r>
-      <w:r>
-        <w:t xml:space="preserve">amended</w:t>
-      </w:r>
-      <w:r>
-        <w:t xml:space="preserve"> </w:t>
-      </w:r>
-      <w:r>
-        <w:t xml:space="preserve">complaint</w:t>
-      </w:r>
-      <w:r>
-        <w:t xml:space="preserve"> </w:t>
-      </w:r>
-      <w:r>
-        <w:t xml:space="preserve">that</w:t>
-      </w:r>
-      <w:r>
-        <w:t xml:space="preserve"> </w:t>
-      </w:r>
-      <w:r>
-        <w:t xml:space="preserve">pleads</w:t>
-      </w:r>
-      <w:r>
-        <w:t xml:space="preserve"> </w:t>
-      </w:r>
-      <w:r>
-        <w:t xml:space="preserve">MLG-specific</w:t>
-      </w:r>
-      <w:r>
-        <w:t xml:space="preserve"> </w:t>
-      </w:r>
-      <w:r>
-        <w:t xml:space="preserve">conduct</w:t>
-      </w:r>
-      <w:r>
-        <w:t xml:space="preserve"> </w:t>
-      </w:r>
-      <w:r>
-        <w:t xml:space="preserve">and</w:t>
-      </w:r>
-      <w:r>
-        <w:t xml:space="preserve"> </w:t>
-      </w:r>
-      <w:r>
-        <w:t xml:space="preserve">a</w:t>
-      </w:r>
-      <w:r>
-        <w:t xml:space="preserve"> </w:t>
-      </w:r>
-      <w:r>
-        <w:t xml:space="preserve">cognizable</w:t>
-      </w:r>
-      <w:r>
-        <w:t xml:space="preserve"> </w:t>
-      </w:r>
-      <w:r>
-        <w:t xml:space="preserve">legal</w:t>
-      </w:r>
-      <w:r>
-        <w:t xml:space="preserve"> </w:t>
-      </w:r>
-      <w:r>
-        <w:t xml:space="preserve">theory</w:t>
-      </w:r>
-      <w:r>
-        <w:t xml:space="preserve"> </w:t>
-      </w:r>
-      <w:r>
-        <w:t xml:space="preserve">for</w:t>
-      </w:r>
-      <w:r>
-        <w:t xml:space="preserve"> </w:t>
-      </w:r>
-      <w:r>
-        <w:t xml:space="preserve">attributing</w:t>
-      </w:r>
-      <w:r>
-        <w:t xml:space="preserve"> </w:t>
-      </w:r>
-      <w:r>
-        <w:t xml:space="preserve">pre-incorporation</w:t>
-      </w:r>
-      <w:r>
-        <w:t xml:space="preserve"> </w:t>
-      </w:r>
-      <w:r>
-        <w:t xml:space="preserve">conduct</w:t>
-      </w:r>
-      <w:r>
-        <w:t xml:space="preserve"> </w:t>
-      </w:r>
-      <w:r>
-        <w:t xml:space="preserve">to</w:t>
-      </w:r>
-      <w:r>
-        <w:t xml:space="preserve"> </w:t>
-      </w:r>
-      <w:r>
-        <w:t xml:space="preserve">MLG.</w:t>
-      </w:r>
-      <w:r>
-        <w:t xml:space="preserve"> </w:t>
-      </w:r>
-      <w:r>
-        <w:t xml:space="preserve">In</w:t>
-      </w:r>
-      <w:r>
-        <w:t xml:space="preserve"> </w:t>
-      </w:r>
-      <w:r>
-        <w:t xml:space="preserve">the</w:t>
-      </w:r>
-      <w:r>
-        <w:t xml:space="preserve"> </w:t>
-      </w:r>
-      <w:r>
-        <w:t xml:space="preserve">further</w:t>
-      </w:r>
-      <w:r>
-        <w:t xml:space="preserve"> </w:t>
-      </w:r>
-      <w:r>
-        <w:t xml:space="preserve">alternative,</w:t>
-      </w:r>
-      <w:r>
-        <w:t xml:space="preserve"> </w:t>
-      </w:r>
-      <w:r>
-        <w:t xml:space="preserve">MLG</w:t>
-      </w:r>
-      <w:r>
-        <w:t xml:space="preserve"> </w:t>
-      </w:r>
-      <w:r>
-        <w:t xml:space="preserve">requests</w:t>
-      </w:r>
-      <w:r>
-        <w:t xml:space="preserve"> </w:t>
-      </w:r>
-      <w:r>
-        <w:t xml:space="preserve">that</w:t>
-      </w:r>
-      <w:r>
-        <w:t xml:space="preserve"> </w:t>
-      </w:r>
-      <w:r>
-        <w:t xml:space="preserve">the</w:t>
-      </w:r>
-      <w:r>
-        <w:t xml:space="preserve"> </w:t>
-      </w:r>
-      <w:r>
-        <w:t xml:space="preserve">Court</w:t>
-      </w:r>
-      <w:r>
-        <w:t xml:space="preserve"> </w:t>
-      </w:r>
-      <w:r>
-        <w:t xml:space="preserve">order</w:t>
-      </w:r>
-      <w:r>
-        <w:t xml:space="preserve"> </w:t>
-      </w:r>
-      <w:r>
-        <w:t xml:space="preserve">Plaintiff</w:t>
-      </w:r>
-      <w:r>
-        <w:t xml:space="preserve"> </w:t>
-      </w:r>
-      <w:r>
-        <w:t xml:space="preserve">to</w:t>
-      </w:r>
-      <w:r>
-        <w:t xml:space="preserve"> </w:t>
-      </w:r>
-      <w:r>
-        <w:t xml:space="preserve">file</w:t>
-      </w:r>
-      <w:r>
-        <w:t xml:space="preserve"> </w:t>
-      </w:r>
-      <w:r>
-        <w:t xml:space="preserve">a</w:t>
-      </w:r>
-      <w:r>
-        <w:t xml:space="preserve"> </w:t>
-      </w:r>
-      <w:r>
-        <w:t xml:space="preserve">more</w:t>
-      </w:r>
-      <w:r>
-        <w:t xml:space="preserve"> </w:t>
-      </w:r>
-      <w:r>
-        <w:t xml:space="preserve">definite</w:t>
-      </w:r>
-      <w:r>
-        <w:t xml:space="preserve"> </w:t>
-      </w:r>
-      <w:r>
-        <w:t xml:space="preserve">statement</w:t>
-      </w:r>
-      <w:r>
-        <w:t xml:space="preserve"> </w:t>
-      </w:r>
-      <w:r>
-        <w:t xml:space="preserve">under</w:t>
-      </w:r>
-      <w:r>
-        <w:t xml:space="preserve"> </w:t>
-      </w:r>
-      <w:r>
-        <w:t xml:space="preserve">Rule</w:t>
-      </w:r>
-      <w:r>
-        <w:t xml:space="preserve"> </w:t>
-      </w:r>
-      <w:r>
-        <w:t xml:space="preserve">12(e)</w:t>
-      </w:r>
-      <w:r>
-        <w:t xml:space="preserve"> </w:t>
-      </w:r>
-      <w:r>
-        <w:t xml:space="preserve">addressing</w:t>
-      </w:r>
-      <w:r>
-        <w:t xml:space="preserve"> </w:t>
-      </w:r>
-      <w:r>
-        <w:t xml:space="preserve">the</w:t>
-      </w:r>
-      <w:r>
-        <w:t xml:space="preserve"> </w:t>
-      </w:r>
-      <w:r>
-        <w:t xml:space="preserve">deficiencies</w:t>
-      </w:r>
-      <w:r>
-        <w:t xml:space="preserve"> </w:t>
-      </w:r>
-      <w:r>
-        <w:t xml:space="preserve">identified</w:t>
-      </w:r>
-      <w:r>
-        <w:t xml:space="preserve"> </w:t>
-      </w:r>
-      <w:r>
-        <w:t xml:space="preserve">above.</w:t>
+        <w:t xml:space="preserve">For the foregoing reasons, MLG respectfully requests that the Court dismiss the Complaint in its entirety. In the alternative, MLG requests that the Court dismiss Counts V and VI, with prejudice as to the October 2021 enrollment-related statements, for failure to satisfy Rule 9(b), and dismiss the remaining counts without prejudice to the filing of an amended complaint that pleads MLG-specific conduct and a cognizable legal theory for attributing pre-incorporation conduct to MLG. In the further alternative, MLG requests that the Court order Plaintiff to file a more definite statement under Rule 12(e) addressing the deficiencies identified above.</w:t>
       </w:r>
     </w:p>
     <w:p>
       <w:pPr>
         <w:keepNext/>
         <w:keepLines/>
-        <w:spacing w:before="460" w:after="0" w:line="20" w:lineRule="exact"/>
-        <w:ind w:left="0" w:firstLine="0"/>
-        <w:jc w:val="left"/>
+        <w:spacing w:before="0" w:after="0" w:line="480" w:lineRule="exact"/>
       </w:pPr>
     </w:p>
     <w:tbl>
@@ -12600,185 +7527,214 @@
         <w:tblLook w:val="0000" w:firstRow="0" w:lastRow="0" w:firstColumn="0" w:lastColumn="0" w:noHBand="0" w:noVBand="0"/>
       </w:tblPr>
       <w:tblGrid>
-        <w:gridCol w:w="3744"/>
-        <w:gridCol w:w="288"/>
-        <w:gridCol w:w="4608"/>
+        <w:gridCol w:w="8640"/>
       </w:tblGrid>
       <w:tr>
         <w:trPr>
           <w:cantSplit/>
-          <w:trHeight w:val="1920" w:hRule="exact"/>
         </w:trPr>
         <w:tc>
           <w:tcPr>
-            <w:tcW w:w="3744" w:type="dxa"/>
+            <w:tcW w:w="8640" w:type="dxa"/>
           </w:tcPr>
+          <w:tbl>
+            <w:tblPr>
+              <w:tblW w:w="8640" w:type="dxa"/>
+              <w:tblLayout w:type="fixed"/>
+              <w:tblCellMar>
+                <w:top w:w="0" w:type="dxa"/>
+                <w:left w:w="0" w:type="dxa"/>
+                <w:bottom w:w="0" w:type="dxa"/>
+                <w:right w:w="0" w:type="dxa"/>
+              </w:tblCellMar>
+              <w:tblLook w:val="0000" w:firstRow="0" w:lastRow="0" w:firstColumn="0" w:lastColumn="0" w:noHBand="0" w:noVBand="0"/>
+            </w:tblPr>
+            <w:tblGrid>
+              <w:gridCol w:w="3744"/>
+              <w:gridCol w:w="4896"/>
+            </w:tblGrid>
+            <w:tr>
+              <w:trPr>
+                <w:cantSplit/>
+              </w:trPr>
+              <w:tc>
+                <w:tcPr>
+                  <w:tcW w:w="3744" w:type="dxa"/>
+                </w:tcPr>
+                <w:p>
+                  <w:pPr>
+                    <w:spacing w:before="0" w:after="0" w:line="240" w:lineRule="exact"/>
+                    <w:ind w:left="0" w:firstLine="0"/>
+                    <w:jc w:val="left"/>
+                  </w:pPr>
+                  <w:r>
+                    <w:t xml:space="preserve">Dated:</w:t>
+                  </w:r>
+                  <w:r>
+                    <w:t xml:space="preserve"> </w:t>
+                  </w:r>
+                  <w:r>
+                    <w:t xml:space="preserve">September</w:t>
+                  </w:r>
+                  <w:r>
+                    <w:t xml:space="preserve"> </w:t>
+                  </w:r>
+                  <w:r>
+                    <w:t xml:space="preserve">4,</w:t>
+                  </w:r>
+                  <w:r>
+                    <w:t xml:space="preserve"> </w:t>
+                  </w:r>
+                  <w:r>
+                    <w:t xml:space="preserve">2026</w:t>
+                  </w:r>
+                </w:p>
+              </w:tc>
+              <w:tc>
+                <w:tcPr>
+                  <w:tcW w:w="4896" w:type="dxa"/>
+                  <w:tcMar>
+                    <w:left w:w="288" w:type="dxa"/>
+                  </w:tcMar>
+                </w:tcPr>
+                <w:p>
+                  <w:pPr>
+                    <w:spacing w:before="0" w:after="0" w:line="240" w:lineRule="exact"/>
+                    <w:ind w:left="0" w:firstLine="0"/>
+                    <w:jc w:val="left"/>
+                  </w:pPr>
+                  <w:r>
+                    <w:t xml:space="preserve">DTO</w:t>
+                  </w:r>
+                  <w:r>
+                    <w:t xml:space="preserve"> </w:t>
+                  </w:r>
+                  <w:r>
+                    <w:t xml:space="preserve">LAW</w:t>
+                  </w:r>
+                </w:p>
+                <w:p>
+                  <w:pPr>
+                    <w:spacing w:before="240" w:after="0" w:line="240" w:lineRule="exact"/>
+                    <w:ind w:left="0" w:firstLine="0"/>
+                    <w:jc w:val="left"/>
+                  </w:pPr>
+                  <w:r>
+                    <w:t xml:space="preserve">By:</w:t>
+                  </w:r>
+                  <w:r>
+                    <w:t xml:space="preserve"> ⁠</w:t>
+                  </w:r>
+                  <w:r>
+                    <w:t xml:space="preserve">/s/</w:t>
+                  </w:r>
+                  <w:r>
+                    <w:t xml:space="preserve"> </w:t>
+                  </w:r>
+                  <w:r>
+                    <w:t xml:space="preserve">William</w:t>
+                  </w:r>
+                  <w:r>
+                    <w:t xml:space="preserve"> </w:t>
+                  </w:r>
+                  <w:r>
+                    <w:t xml:space="preserve">A.</w:t>
+                  </w:r>
+                  <w:r>
+                    <w:t xml:space="preserve"> </w:t>
+                  </w:r>
+                  <w:r>
+                    <w:t xml:space="preserve">Delgado</w:t>
+                  </w:r>
+                </w:p>
+                <w:p>
+                  <w:pPr>
+                    <w:spacing w:before="0" w:after="0" w:line="240" w:lineRule="exact"/>
+                    <w:ind w:left="0" w:firstLine="0"/>
+                    <w:jc w:val="left"/>
+                  </w:pPr>
+                  <w:r>
+                    <w:t xml:space="preserve">William</w:t>
+                  </w:r>
+                  <w:r>
+                    <w:t xml:space="preserve"> </w:t>
+                  </w:r>
+                  <w:r>
+                    <w:t xml:space="preserve">A.</w:t>
+                  </w:r>
+                  <w:r>
+                    <w:t xml:space="preserve"> </w:t>
+                  </w:r>
+                  <w:r>
+                    <w:t xml:space="preserve">Delgado</w:t>
+                  </w:r>
+                </w:p>
+                <w:p>
+                  <w:pPr>
+                    <w:spacing w:before="0" w:after="0" w:line="240" w:lineRule="exact"/>
+                    <w:ind w:left="0" w:firstLine="0"/>
+                    <w:jc w:val="left"/>
+                  </w:pPr>
+                  <w:r>
+                    <w:t xml:space="preserve">Attorneys</w:t>
+                  </w:r>
+                  <w:r>
+                    <w:t xml:space="preserve"> </w:t>
+                  </w:r>
+                  <w:r>
+                    <w:t xml:space="preserve">for</w:t>
+                  </w:r>
+                  <w:r>
+                    <w:t xml:space="preserve"> </w:t>
+                  </w:r>
+                  <w:r>
+                    <w:t xml:space="preserve">Defendant</w:t>
+                  </w:r>
+                </w:p>
+                <w:p>
+                  <w:pPr>
+                    <w:spacing w:before="0" w:after="0" w:line="240" w:lineRule="exact"/>
+                    <w:ind w:left="0" w:firstLine="0"/>
+                    <w:jc w:val="left"/>
+                  </w:pPr>
+                  <w:r>
+                    <w:t xml:space="preserve">MORNING</w:t>
+                  </w:r>
+                  <w:r>
+                    <w:t xml:space="preserve"> </w:t>
+                  </w:r>
+                  <w:r>
+                    <w:t xml:space="preserve">LAW</w:t>
+                  </w:r>
+                  <w:r>
+                    <w:t xml:space="preserve"> </w:t>
+                  </w:r>
+                  <w:r>
+                    <w:t xml:space="preserve">GROUP,</w:t>
+                  </w:r>
+                  <w:r>
+                    <w:t xml:space="preserve"> </w:t>
+                  </w:r>
+                  <w:r>
+                    <w:t xml:space="preserve">P.C.</w:t>
+                  </w:r>
+                </w:p>
+              </w:tc>
+            </w:tr>
+          </w:tbl>
           <w:p>
             <w:pPr>
-              <w:spacing w:before="192" w:after="0" w:line="240" w:lineRule="exact"/>
-              <w:ind w:left="0" w:firstLine="0"/>
-              <w:jc w:val="left"/>
+              <w:spacing w:before="0" w:after="0" w:line="1" w:lineRule="exact"/>
             </w:pPr>
-            <w:r>
-              <w:t xml:space="preserve">Dated: </w:t>
-            </w:r>
-            <w:r>
-              <w:t xml:space="preserve">September</w:t>
-            </w:r>
-            <w:r>
-              <w:t xml:space="preserve"> </w:t>
-            </w:r>
-            <w:r>
-              <w:t xml:space="preserve">4,</w:t>
-            </w:r>
-            <w:r>
-              <w:t xml:space="preserve"> </w:t>
-            </w:r>
-            <w:r>
-              <w:t xml:space="preserve">2026</w:t>
-            </w:r>
-          </w:p>
-        </w:tc>
-        <w:tc>
-          <w:tcPr>
-            <w:tcW w:w="288" w:type="dxa"/>
-          </w:tcPr>
-          <w:p>
-            <w:pPr>
-              <w:spacing w:before="0" w:after="0" w:line="240" w:lineRule="exact"/>
-              <w:ind w:left="0" w:firstLine="0"/>
-              <w:jc w:val="left"/>
-            </w:pPr>
-          </w:p>
-        </w:tc>
-        <w:tc>
-          <w:tcPr>
-            <w:tcW w:w="4608" w:type="dxa"/>
-          </w:tcPr>
-          <w:p>
-            <w:pPr>
-              <w:spacing w:before="192" w:after="0" w:line="240" w:lineRule="exact"/>
-              <w:ind w:left="0" w:firstLine="0"/>
-              <w:jc w:val="left"/>
-            </w:pPr>
-            <w:r>
-              <w:t xml:space="preserve">DTO</w:t>
-            </w:r>
-            <w:r>
-              <w:t xml:space="preserve"> </w:t>
-            </w:r>
-            <w:r>
-              <w:t xml:space="preserve">LAW</w:t>
-            </w:r>
-          </w:p>
-          <w:p>
-            <w:pPr>
-              <w:spacing w:before="240" w:after="0" w:line="240" w:lineRule="exact"/>
-              <w:ind w:left="0" w:firstLine="0"/>
-              <w:jc w:val="left"/>
-            </w:pPr>
-            <w:r>
-              <w:t xml:space="preserve">By: /s/ </w:t>
-            </w:r>
-            <w:r>
-              <w:t xml:space="preserve">William</w:t>
-            </w:r>
-            <w:r>
-              <w:t xml:space="preserve"> </w:t>
-            </w:r>
-            <w:r>
-              <w:t xml:space="preserve">A.</w:t>
-            </w:r>
-            <w:r>
-              <w:t xml:space="preserve"> </w:t>
-            </w:r>
-            <w:r>
-              <w:t xml:space="preserve">Delgado</w:t>
-            </w:r>
-          </w:p>
-          <w:p>
-            <w:pPr>
-              <w:spacing w:before="0" w:after="0" w:line="240" w:lineRule="exact"/>
-              <w:ind w:left="0" w:firstLine="0"/>
-              <w:jc w:val="left"/>
-            </w:pPr>
-            <w:r>
-              <w:t xml:space="preserve">William</w:t>
-            </w:r>
-            <w:r>
-              <w:t xml:space="preserve"> </w:t>
-            </w:r>
-            <w:r>
-              <w:t xml:space="preserve">A.</w:t>
-            </w:r>
-            <w:r>
-              <w:t xml:space="preserve"> </w:t>
-            </w:r>
-            <w:r>
-              <w:t xml:space="preserve">Delgado</w:t>
-            </w:r>
-          </w:p>
-          <w:p>
-            <w:pPr>
-              <w:spacing w:before="0" w:after="0" w:line="240" w:lineRule="exact"/>
-              <w:ind w:left="0" w:firstLine="0"/>
-              <w:jc w:val="left"/>
-            </w:pPr>
-            <w:r>
-              <w:t xml:space="preserve">Attorneys</w:t>
-            </w:r>
-            <w:r>
-              <w:t xml:space="preserve"> </w:t>
-            </w:r>
-            <w:r>
-              <w:t xml:space="preserve">for</w:t>
-            </w:r>
-            <w:r>
-              <w:t xml:space="preserve"> </w:t>
-            </w:r>
-            <w:r>
-              <w:t xml:space="preserve">Defendant</w:t>
-            </w:r>
-          </w:p>
-          <w:p>
-            <w:pPr>
-              <w:spacing w:before="0" w:after="0" w:line="240" w:lineRule="exact"/>
-              <w:ind w:left="0" w:firstLine="0"/>
-              <w:jc w:val="left"/>
-            </w:pPr>
-            <w:r>
-              <w:t xml:space="preserve">MORNING</w:t>
-            </w:r>
-            <w:r>
-              <w:t xml:space="preserve"> </w:t>
-            </w:r>
-            <w:r>
-              <w:t xml:space="preserve">LAW</w:t>
-            </w:r>
-            <w:r>
-              <w:t xml:space="preserve"> </w:t>
-            </w:r>
-            <w:r>
-              <w:t xml:space="preserve">GROUP,</w:t>
-            </w:r>
-            <w:r>
-              <w:t xml:space="preserve"> </w:t>
-            </w:r>
-            <w:r>
-              <w:t xml:space="preserve">P.C.</w:t>
-            </w:r>
           </w:p>
         </w:tc>
       </w:tr>
     </w:tbl>
     <w:sectPr>
-      <w:footerReference w:type="default" r:id="rIdCaedPage"/>
+      <w:headerReference w:type="default" r:id="rIdXdPleading"/>
+      <w:footerReference w:type="default" r:id="rIdXdPage"/>
       <w:pgSz w:w="12240" w:h="15840"/>
       <w:pgMar w:top="1440" w:right="1440" w:bottom="1440" w:left="2160" w:header="720" w:footer="1080" w:gutter="0"/>
-      <w:pgBorders w:offsetFrom="text">
-        <w:left w:val="double" w:sz="4" w:space="12" w:color="000000"/>
-        <w:right w:val="single" w:sz="4" w:space="7" w:color="000000"/>
-      </w:pgBorders>
       <w:pgNumType w:fmt="decimal" w:start="1"/>
     </w:sectPr>
   </w:body>
@@ -12793,23 +7749,9 @@
 <w:ftr xmlns:w="http://schemas.openxmlformats.org/wordprocessingml/2006/main" xmlns:r="http://schemas.openxmlformats.org/officeDocument/2006/relationships">
   <w:p>
     <w:pPr>
-      <w:jc w:val="center"/>
+      <w:spacing w:before="0" w:after="0" w:line="240" w:lineRule="exact"/>
+      <w:jc w:val="left"/>
     </w:pPr>
-    <w:r>
-      <w:fldChar w:fldCharType="begin"/>
-    </w:r>
-    <w:r>
-      <w:instrText xml:space="preserve"> PAGE </w:instrText>
-    </w:r>
-    <w:r>
-      <w:fldChar w:fldCharType="separate"/>
-    </w:r>
-    <w:r>
-      <w:t>1</w:t>
-    </w:r>
-    <w:r>
-      <w:fldChar w:fldCharType="end"/>
-    </w:r>
   </w:p>
 </w:ftr>
 </file>
@@ -12877,308 +7819,10 @@
 <w:ftr xmlns:w="http://schemas.openxmlformats.org/wordprocessingml/2006/main" xmlns:r="http://schemas.openxmlformats.org/officeDocument/2006/relationships">
   <w:p>
     <w:pPr>
-      <w:framePr w:w="1440" w:hSpace="0" w:wrap="around" w:vAnchor="page" w:hAnchor="page" w:x="0" w:y="1440"/>
-      <w:spacing w:before="0" w:after="0" w:line="480" w:lineRule="exact"/>
-      <w:ind w:left="0" w:firstLine="0"/>
-      <w:jc w:val="right"/>
-    </w:pPr>
-    <w:r>
-      <w:t xml:space="preserve">1</w:t>
-    </w:r>
-  </w:p>
-  <w:p>
-    <w:pPr>
-      <w:framePr w:w="1440" w:hSpace="0" w:wrap="around" w:vAnchor="page" w:hAnchor="page" w:x="0" w:y="1440"/>
-      <w:spacing w:before="0" w:after="0" w:line="480" w:lineRule="exact"/>
-      <w:ind w:left="0" w:firstLine="0"/>
-      <w:jc w:val="right"/>
-    </w:pPr>
-    <w:r>
-      <w:t xml:space="preserve">2</w:t>
-    </w:r>
-  </w:p>
-  <w:p>
-    <w:pPr>
-      <w:framePr w:w="1440" w:hSpace="0" w:wrap="around" w:vAnchor="page" w:hAnchor="page" w:x="0" w:y="1440"/>
-      <w:spacing w:before="0" w:after="0" w:line="480" w:lineRule="exact"/>
-      <w:ind w:left="0" w:firstLine="0"/>
-      <w:jc w:val="right"/>
-    </w:pPr>
-    <w:r>
-      <w:t xml:space="preserve">3</w:t>
-    </w:r>
-  </w:p>
-  <w:p>
-    <w:pPr>
-      <w:framePr w:w="1440" w:hSpace="0" w:wrap="around" w:vAnchor="page" w:hAnchor="page" w:x="0" w:y="1440"/>
-      <w:spacing w:before="0" w:after="0" w:line="480" w:lineRule="exact"/>
-      <w:ind w:left="0" w:firstLine="0"/>
-      <w:jc w:val="right"/>
-    </w:pPr>
-    <w:r>
-      <w:t xml:space="preserve">4</w:t>
-    </w:r>
-  </w:p>
-  <w:p>
-    <w:pPr>
-      <w:framePr w:w="1440" w:hSpace="0" w:wrap="around" w:vAnchor="page" w:hAnchor="page" w:x="0" w:y="1440"/>
-      <w:spacing w:before="0" w:after="0" w:line="480" w:lineRule="exact"/>
-      <w:ind w:left="0" w:firstLine="0"/>
-      <w:jc w:val="right"/>
-    </w:pPr>
-    <w:r>
-      <w:t xml:space="preserve">5</w:t>
-    </w:r>
-  </w:p>
-  <w:p>
-    <w:pPr>
-      <w:framePr w:w="1440" w:hSpace="0" w:wrap="around" w:vAnchor="page" w:hAnchor="page" w:x="0" w:y="1440"/>
-      <w:spacing w:before="0" w:after="0" w:line="480" w:lineRule="exact"/>
-      <w:ind w:left="0" w:firstLine="0"/>
-      <w:jc w:val="right"/>
-    </w:pPr>
-    <w:r>
-      <w:t xml:space="preserve">6</w:t>
-    </w:r>
-  </w:p>
-  <w:p>
-    <w:pPr>
-      <w:framePr w:w="1440" w:hSpace="0" w:wrap="around" w:vAnchor="page" w:hAnchor="page" w:x="0" w:y="1440"/>
-      <w:spacing w:before="0" w:after="0" w:line="480" w:lineRule="exact"/>
-      <w:ind w:left="0" w:firstLine="0"/>
-      <w:jc w:val="right"/>
-    </w:pPr>
-    <w:r>
-      <w:t xml:space="preserve">7</w:t>
-    </w:r>
-  </w:p>
-  <w:p>
-    <w:pPr>
-      <w:framePr w:w="1440" w:hSpace="0" w:wrap="around" w:vAnchor="page" w:hAnchor="page" w:x="0" w:y="1440"/>
-      <w:spacing w:before="0" w:after="0" w:line="480" w:lineRule="exact"/>
-      <w:ind w:left="0" w:firstLine="0"/>
-      <w:jc w:val="right"/>
-    </w:pPr>
-    <w:r>
-      <w:t xml:space="preserve">8</w:t>
-    </w:r>
-  </w:p>
-  <w:p>
-    <w:pPr>
-      <w:framePr w:w="1440" w:hSpace="0" w:wrap="around" w:vAnchor="page" w:hAnchor="page" w:x="0" w:y="1440"/>
-      <w:spacing w:before="0" w:after="0" w:line="480" w:lineRule="exact"/>
-      <w:ind w:left="0" w:firstLine="0"/>
-      <w:jc w:val="right"/>
-    </w:pPr>
-    <w:r>
-      <w:t xml:space="preserve">9</w:t>
-    </w:r>
-  </w:p>
-  <w:p>
-    <w:pPr>
-      <w:framePr w:w="1440" w:hSpace="0" w:wrap="around" w:vAnchor="page" w:hAnchor="page" w:x="0" w:y="1440"/>
-      <w:spacing w:before="0" w:after="0" w:line="480" w:lineRule="exact"/>
-      <w:ind w:left="0" w:firstLine="0"/>
-      <w:jc w:val="right"/>
-    </w:pPr>
-    <w:r>
-      <w:t xml:space="preserve">10</w:t>
-    </w:r>
-  </w:p>
-  <w:p>
-    <w:pPr>
-      <w:framePr w:w="1440" w:hSpace="0" w:wrap="around" w:vAnchor="page" w:hAnchor="page" w:x="0" w:y="1440"/>
-      <w:spacing w:before="0" w:after="0" w:line="480" w:lineRule="exact"/>
-      <w:ind w:left="0" w:firstLine="0"/>
-      <w:jc w:val="right"/>
-    </w:pPr>
-    <w:r>
-      <w:t xml:space="preserve">11</w:t>
-    </w:r>
-  </w:p>
-  <w:p>
-    <w:pPr>
-      <w:framePr w:w="1440" w:hSpace="0" w:wrap="around" w:vAnchor="page" w:hAnchor="page" w:x="0" w:y="1440"/>
-      <w:spacing w:before="0" w:after="0" w:line="480" w:lineRule="exact"/>
-      <w:ind w:left="0" w:firstLine="0"/>
-      <w:jc w:val="right"/>
-    </w:pPr>
-    <w:r>
-      <w:t xml:space="preserve">12</w:t>
-    </w:r>
-  </w:p>
-  <w:p>
-    <w:pPr>
-      <w:framePr w:w="1440" w:hSpace="0" w:wrap="around" w:vAnchor="page" w:hAnchor="page" w:x="0" w:y="1440"/>
-      <w:spacing w:before="0" w:after="0" w:line="480" w:lineRule="exact"/>
-      <w:ind w:left="0" w:firstLine="0"/>
-      <w:jc w:val="right"/>
-    </w:pPr>
-    <w:r>
-      <w:t xml:space="preserve">13</w:t>
-    </w:r>
-  </w:p>
-  <w:p>
-    <w:pPr>
-      <w:framePr w:w="1440" w:hSpace="0" w:wrap="around" w:vAnchor="page" w:hAnchor="page" w:x="0" w:y="1440"/>
-      <w:spacing w:before="0" w:after="0" w:line="480" w:lineRule="exact"/>
-      <w:ind w:left="0" w:firstLine="0"/>
-      <w:jc w:val="right"/>
-    </w:pPr>
-    <w:r>
-      <w:t xml:space="preserve">14</w:t>
-    </w:r>
-  </w:p>
-  <w:p>
-    <w:pPr>
-      <w:framePr w:w="1440" w:hSpace="0" w:wrap="around" w:vAnchor="page" w:hAnchor="page" w:x="0" w:y="1440"/>
-      <w:spacing w:before="0" w:after="0" w:line="480" w:lineRule="exact"/>
-      <w:ind w:left="0" w:firstLine="0"/>
-      <w:jc w:val="right"/>
-    </w:pPr>
-    <w:r>
-      <w:t xml:space="preserve">15</w:t>
-    </w:r>
-  </w:p>
-  <w:p>
-    <w:pPr>
-      <w:framePr w:w="1440" w:hSpace="0" w:wrap="around" w:vAnchor="page" w:hAnchor="page" w:x="0" w:y="1440"/>
-      <w:spacing w:before="0" w:after="0" w:line="480" w:lineRule="exact"/>
-      <w:ind w:left="0" w:firstLine="0"/>
-      <w:jc w:val="right"/>
-    </w:pPr>
-    <w:r>
-      <w:t xml:space="preserve">16</w:t>
-    </w:r>
-  </w:p>
-  <w:p>
-    <w:pPr>
-      <w:framePr w:w="1440" w:hSpace="0" w:wrap="around" w:vAnchor="page" w:hAnchor="page" w:x="0" w:y="1440"/>
-      <w:spacing w:before="0" w:after="0" w:line="480" w:lineRule="exact"/>
-      <w:ind w:left="0" w:firstLine="0"/>
-      <w:jc w:val="right"/>
-    </w:pPr>
-    <w:r>
-      <w:t xml:space="preserve">17</w:t>
-    </w:r>
-  </w:p>
-  <w:p>
-    <w:pPr>
-      <w:framePr w:w="1440" w:hSpace="0" w:wrap="around" w:vAnchor="page" w:hAnchor="page" w:x="0" w:y="1440"/>
-      <w:spacing w:before="0" w:after="0" w:line="480" w:lineRule="exact"/>
-      <w:ind w:left="0" w:firstLine="0"/>
-      <w:jc w:val="right"/>
-    </w:pPr>
-    <w:r>
-      <w:t xml:space="preserve">18</w:t>
-    </w:r>
-  </w:p>
-  <w:p>
-    <w:pPr>
-      <w:framePr w:w="1440" w:hSpace="0" w:wrap="around" w:vAnchor="page" w:hAnchor="page" w:x="0" w:y="1440"/>
-      <w:spacing w:before="0" w:after="0" w:line="480" w:lineRule="exact"/>
-      <w:ind w:left="0" w:firstLine="0"/>
-      <w:jc w:val="right"/>
-    </w:pPr>
-    <w:r>
-      <w:t xml:space="preserve">19</w:t>
-    </w:r>
-  </w:p>
-  <w:p>
-    <w:pPr>
-      <w:framePr w:w="1440" w:hSpace="0" w:wrap="around" w:vAnchor="page" w:hAnchor="page" w:x="0" w:y="1440"/>
-      <w:spacing w:before="0" w:after="0" w:line="480" w:lineRule="exact"/>
-      <w:ind w:left="0" w:firstLine="0"/>
-      <w:jc w:val="right"/>
-    </w:pPr>
-    <w:r>
-      <w:t xml:space="preserve">20</w:t>
-    </w:r>
-  </w:p>
-  <w:p>
-    <w:pPr>
-      <w:framePr w:w="1440" w:hSpace="0" w:wrap="around" w:vAnchor="page" w:hAnchor="page" w:x="0" w:y="1440"/>
-      <w:spacing w:before="0" w:after="0" w:line="480" w:lineRule="exact"/>
-      <w:ind w:left="0" w:firstLine="0"/>
-      <w:jc w:val="right"/>
-    </w:pPr>
-    <w:r>
-      <w:t xml:space="preserve">21</w:t>
-    </w:r>
-  </w:p>
-  <w:p>
-    <w:pPr>
-      <w:framePr w:w="1440" w:hSpace="0" w:wrap="around" w:vAnchor="page" w:hAnchor="page" w:x="0" w:y="1440"/>
-      <w:spacing w:before="0" w:after="0" w:line="480" w:lineRule="exact"/>
-      <w:ind w:left="0" w:firstLine="0"/>
-      <w:jc w:val="right"/>
-    </w:pPr>
-    <w:r>
-      <w:t xml:space="preserve">22</w:t>
-    </w:r>
-  </w:p>
-  <w:p>
-    <w:pPr>
-      <w:framePr w:w="1440" w:hSpace="0" w:wrap="around" w:vAnchor="page" w:hAnchor="page" w:x="0" w:y="1440"/>
-      <w:spacing w:before="0" w:after="0" w:line="480" w:lineRule="exact"/>
-      <w:ind w:left="0" w:firstLine="0"/>
-      <w:jc w:val="right"/>
-    </w:pPr>
-    <w:r>
-      <w:t xml:space="preserve">23</w:t>
-    </w:r>
-  </w:p>
-  <w:p>
-    <w:pPr>
-      <w:framePr w:w="1440" w:hSpace="0" w:wrap="around" w:vAnchor="page" w:hAnchor="page" w:x="0" w:y="1440"/>
-      <w:spacing w:before="0" w:after="0" w:line="480" w:lineRule="exact"/>
-      <w:ind w:left="0" w:firstLine="0"/>
-      <w:jc w:val="right"/>
-    </w:pPr>
-    <w:r>
-      <w:t xml:space="preserve">24</w:t>
-    </w:r>
-  </w:p>
-  <w:p>
-    <w:pPr>
-      <w:framePr w:w="1440" w:hSpace="0" w:wrap="around" w:vAnchor="page" w:hAnchor="page" w:x="0" w:y="1440"/>
-      <w:spacing w:before="0" w:after="0" w:line="480" w:lineRule="exact"/>
-      <w:ind w:left="0" w:firstLine="0"/>
-      <w:jc w:val="right"/>
-    </w:pPr>
-    <w:r>
-      <w:t xml:space="preserve">25</w:t>
-    </w:r>
-  </w:p>
-  <w:p>
-    <w:pPr>
-      <w:framePr w:w="1440" w:hSpace="0" w:wrap="around" w:vAnchor="page" w:hAnchor="page" w:x="0" w:y="1440"/>
-      <w:spacing w:before="0" w:after="0" w:line="480" w:lineRule="exact"/>
-      <w:ind w:left="0" w:firstLine="0"/>
-      <w:jc w:val="right"/>
-    </w:pPr>
-    <w:r>
-      <w:t xml:space="preserve">26</w:t>
-    </w:r>
-  </w:p>
-  <w:p>
-    <w:pPr>
-      <w:framePr w:w="1440" w:hSpace="0" w:wrap="around" w:vAnchor="page" w:hAnchor="page" w:x="0" w:y="1440"/>
-      <w:spacing w:before="0" w:after="0" w:line="480" w:lineRule="exact"/>
-      <w:ind w:left="0" w:firstLine="0"/>
-      <w:jc w:val="right"/>
-    </w:pPr>
-    <w:r>
-      <w:t xml:space="preserve">27</w:t>
-    </w:r>
-  </w:p>
-  <w:p>
-    <w:pPr>
       <w:tabs>
         <w:tab w:val="right" w:pos="8640"/>
       </w:tabs>
       <w:spacing w:before="0" w:after="0" w:line="240" w:lineRule="exact"/>
-      <w:ind w:left="0" w:firstLine="0"/>
       <w:jc w:val="left"/>
     </w:pPr>
     <w:r>
@@ -13186,13 +7830,107 @@
         <w:sz w:val="20"/>
         <w:szCs w:val="20"/>
       </w:rPr>
-      <w:t xml:space="preserve">DEF. MORNING LAW GROUP, P.C.’S MOTION TO DISMISS</w:t>
+      <w:t xml:space="preserve">DEF.</w:t>
     </w:r>
     <w:r>
       <w:rPr>
         <w:sz w:val="20"/>
         <w:szCs w:val="20"/>
       </w:rPr>
+      <w:t xml:space="preserve"> </w:t>
+    </w:r>
+    <w:r>
+      <w:rPr>
+        <w:sz w:val="20"/>
+        <w:szCs w:val="20"/>
+      </w:rPr>
+      <w:t xml:space="preserve">MORNING</w:t>
+    </w:r>
+    <w:r>
+      <w:rPr>
+        <w:sz w:val="20"/>
+        <w:szCs w:val="20"/>
+      </w:rPr>
+      <w:t xml:space="preserve"> </w:t>
+    </w:r>
+    <w:r>
+      <w:rPr>
+        <w:sz w:val="20"/>
+        <w:szCs w:val="20"/>
+      </w:rPr>
+      <w:t xml:space="preserve">LAW</w:t>
+    </w:r>
+    <w:r>
+      <w:rPr>
+        <w:sz w:val="20"/>
+        <w:szCs w:val="20"/>
+      </w:rPr>
+      <w:t xml:space="preserve"> </w:t>
+    </w:r>
+    <w:r>
+      <w:rPr>
+        <w:sz w:val="20"/>
+        <w:szCs w:val="20"/>
+      </w:rPr>
+      <w:t xml:space="preserve">GROUP,</w:t>
+    </w:r>
+    <w:r>
+      <w:rPr>
+        <w:sz w:val="20"/>
+        <w:szCs w:val="20"/>
+      </w:rPr>
+      <w:t xml:space="preserve"> </w:t>
+    </w:r>
+    <w:r>
+      <w:rPr>
+        <w:sz w:val="20"/>
+        <w:szCs w:val="20"/>
+      </w:rPr>
+      <w:t xml:space="preserve">P.C.’S</w:t>
+    </w:r>
+    <w:r>
+      <w:rPr>
+        <w:sz w:val="20"/>
+        <w:szCs w:val="20"/>
+      </w:rPr>
+      <w:t xml:space="preserve"> </w:t>
+    </w:r>
+    <w:r>
+      <w:rPr>
+        <w:sz w:val="20"/>
+        <w:szCs w:val="20"/>
+      </w:rPr>
+      <w:t xml:space="preserve">MOTION</w:t>
+    </w:r>
+    <w:r>
+      <w:rPr>
+        <w:sz w:val="20"/>
+        <w:szCs w:val="20"/>
+      </w:rPr>
+      <w:t xml:space="preserve"> </w:t>
+    </w:r>
+    <w:r>
+      <w:rPr>
+        <w:sz w:val="20"/>
+        <w:szCs w:val="20"/>
+      </w:rPr>
+      <w:t xml:space="preserve">TO</w:t>
+    </w:r>
+    <w:r>
+      <w:rPr>
+        <w:sz w:val="20"/>
+        <w:szCs w:val="20"/>
+      </w:rPr>
+      <w:t xml:space="preserve"> </w:t>
+    </w:r>
+    <w:r>
+      <w:rPr>
+        <w:sz w:val="20"/>
+        <w:szCs w:val="20"/>
+      </w:rPr>
+      <w:t xml:space="preserve">DISMISS</w:t>
+    </w:r>
+    <w:r>
       <w:tab/>
     </w:r>
     <w:r>
@@ -13234,6 +7972,17 @@
 </w:ftr>
 </file>
 
+<file path=word/ftr-own2.xml><?xml version="1.0" encoding="utf-8"?>
+<w:ftr xmlns:w="http://schemas.openxmlformats.org/wordprocessingml/2006/main" xmlns:r="http://schemas.openxmlformats.org/officeDocument/2006/relationships">
+  <w:p>
+    <w:pPr>
+      <w:spacing w:before="0" w:after="0" w:line="240" w:lineRule="exact"/>
+      <w:jc w:val="left"/>
+    </w:pPr>
+  </w:p>
+</w:ftr>
+</file>
+
 <file path=word/ftr-page.xml><?xml version="1.0" encoding="utf-8"?>
 <w:ftr xmlns:w="http://schemas.openxmlformats.org/wordprocessingml/2006/main" xmlns:r="http://schemas.openxmlformats.org/officeDocument/2006/relationships">
   <w:p>
@@ -13258,6 +8007,559 @@
     </w:r>
   </w:p>
 </w:ftr>
+</file>
+
+<file path=word/hdr-own1.xml><?xml version="1.0" encoding="utf-8"?>
+<w:hdr xmlns:w="http://schemas.openxmlformats.org/wordprocessingml/2006/main" xmlns:r="http://schemas.openxmlformats.org/officeDocument/2006/relationships">
+  <w:p>
+    <w:pPr>
+      <w:spacing w:before="0" w:after="0" w:line="20" w:lineRule="exact"/>
+    </w:pPr>
+    <w:r>
+      <w:drawing xmlns:wp="http://schemas.openxmlformats.org/drawingml/2006/wordprocessingDrawing">
+        <wp:anchor distT="0" distB="0" distL="0" distR="0" simplePos="0" relativeHeight="1" behindDoc="1" locked="1" layoutInCell="1" allowOverlap="1">
+          <wp:simplePos x="0" y="0"/>
+          <wp:positionH relativeFrom="page">
+            <wp:posOffset>0</wp:posOffset>
+          </wp:positionH>
+          <wp:positionV relativeFrom="page">
+            <wp:posOffset>914400</wp:posOffset>
+          </wp:positionV>
+          <wp:extent cx="914400" cy="8229600"/>
+          <wp:effectExtent l="0" t="0" r="0" b="0"/>
+          <wp:wrapNone/>
+          <wp:docPr id="9911" name="Pleading line numbers"/>
+          <wp:cNvGraphicFramePr/>
+          <a:graphic xmlns:a="http://schemas.openxmlformats.org/drawingml/2006/main">
+            <a:graphicData uri="http://schemas.microsoft.com/office/word/2010/wordprocessingShape">
+              <wps:wsp xmlns:wps="http://schemas.microsoft.com/office/word/2010/wordprocessingShape">
+                <wps:cNvSpPr txBox="1"/>
+                <wps:spPr>
+                  <a:xfrm>
+                    <a:off x="0" y="0"/>
+                    <a:ext cx="914400" cy="8229600"/>
+                  </a:xfrm>
+                  <a:prstGeom prst="rect">
+                    <a:avLst/>
+                  </a:prstGeom>
+                  <a:noFill/>
+                  <a:ln>
+                    <a:noFill/>
+                  </a:ln>
+                </wps:spPr>
+                <wps:txbx>
+                  <w:txbxContent>
+                    <w:p>
+                      <w:pPr>
+                        <w:spacing w:before="0" w:after="0" w:line="480" w:lineRule="exact"/>
+                        <w:ind w:left="0" w:right="0" w:firstLine="0"/>
+                        <w:jc w:val="right"/>
+                      </w:pPr>
+                      <w:r>
+                        <w:rPr>
+                          <w:sz w:val="24"/>
+                          <w:szCs w:val="24"/>
+                        </w:rPr>
+                        <w:t>1</w:t>
+                      </w:r>
+                    </w:p>
+                    <w:p>
+                      <w:pPr>
+                        <w:spacing w:before="0" w:after="0" w:line="480" w:lineRule="exact"/>
+                        <w:ind w:left="0" w:right="0" w:firstLine="0"/>
+                        <w:jc w:val="right"/>
+                      </w:pPr>
+                      <w:r>
+                        <w:rPr>
+                          <w:sz w:val="24"/>
+                          <w:szCs w:val="24"/>
+                        </w:rPr>
+                        <w:t>2</w:t>
+                      </w:r>
+                    </w:p>
+                    <w:p>
+                      <w:pPr>
+                        <w:spacing w:before="0" w:after="0" w:line="480" w:lineRule="exact"/>
+                        <w:ind w:left="0" w:right="0" w:firstLine="0"/>
+                        <w:jc w:val="right"/>
+                      </w:pPr>
+                      <w:r>
+                        <w:rPr>
+                          <w:sz w:val="24"/>
+                          <w:szCs w:val="24"/>
+                        </w:rPr>
+                        <w:t>3</w:t>
+                      </w:r>
+                    </w:p>
+                    <w:p>
+                      <w:pPr>
+                        <w:spacing w:before="0" w:after="0" w:line="480" w:lineRule="exact"/>
+                        <w:ind w:left="0" w:right="0" w:firstLine="0"/>
+                        <w:jc w:val="right"/>
+                      </w:pPr>
+                      <w:r>
+                        <w:rPr>
+                          <w:sz w:val="24"/>
+                          <w:szCs w:val="24"/>
+                        </w:rPr>
+                        <w:t>4</w:t>
+                      </w:r>
+                    </w:p>
+                    <w:p>
+                      <w:pPr>
+                        <w:spacing w:before="0" w:after="0" w:line="480" w:lineRule="exact"/>
+                        <w:ind w:left="0" w:right="0" w:firstLine="0"/>
+                        <w:jc w:val="right"/>
+                      </w:pPr>
+                      <w:r>
+                        <w:rPr>
+                          <w:sz w:val="24"/>
+                          <w:szCs w:val="24"/>
+                        </w:rPr>
+                        <w:t>5</w:t>
+                      </w:r>
+                    </w:p>
+                    <w:p>
+                      <w:pPr>
+                        <w:spacing w:before="0" w:after="0" w:line="480" w:lineRule="exact"/>
+                        <w:ind w:left="0" w:right="0" w:firstLine="0"/>
+                        <w:jc w:val="right"/>
+                      </w:pPr>
+                      <w:r>
+                        <w:rPr>
+                          <w:sz w:val="24"/>
+                          <w:szCs w:val="24"/>
+                        </w:rPr>
+                        <w:t>6</w:t>
+                      </w:r>
+                    </w:p>
+                    <w:p>
+                      <w:pPr>
+                        <w:spacing w:before="0" w:after="0" w:line="480" w:lineRule="exact"/>
+                        <w:ind w:left="0" w:right="0" w:firstLine="0"/>
+                        <w:jc w:val="right"/>
+                      </w:pPr>
+                      <w:r>
+                        <w:rPr>
+                          <w:sz w:val="24"/>
+                          <w:szCs w:val="24"/>
+                        </w:rPr>
+                        <w:t>7</w:t>
+                      </w:r>
+                    </w:p>
+                    <w:p>
+                      <w:pPr>
+                        <w:spacing w:before="0" w:after="0" w:line="480" w:lineRule="exact"/>
+                        <w:ind w:left="0" w:right="0" w:firstLine="0"/>
+                        <w:jc w:val="right"/>
+                      </w:pPr>
+                      <w:r>
+                        <w:rPr>
+                          <w:sz w:val="24"/>
+                          <w:szCs w:val="24"/>
+                        </w:rPr>
+                        <w:t>8</w:t>
+                      </w:r>
+                    </w:p>
+                    <w:p>
+                      <w:pPr>
+                        <w:spacing w:before="0" w:after="0" w:line="480" w:lineRule="exact"/>
+                        <w:ind w:left="0" w:right="0" w:firstLine="0"/>
+                        <w:jc w:val="right"/>
+                      </w:pPr>
+                      <w:r>
+                        <w:rPr>
+                          <w:sz w:val="24"/>
+                          <w:szCs w:val="24"/>
+                        </w:rPr>
+                        <w:t>9</w:t>
+                      </w:r>
+                    </w:p>
+                    <w:p>
+                      <w:pPr>
+                        <w:spacing w:before="0" w:after="0" w:line="480" w:lineRule="exact"/>
+                        <w:ind w:left="0" w:right="0" w:firstLine="0"/>
+                        <w:jc w:val="right"/>
+                      </w:pPr>
+                      <w:r>
+                        <w:rPr>
+                          <w:sz w:val="24"/>
+                          <w:szCs w:val="24"/>
+                        </w:rPr>
+                        <w:t>10</w:t>
+                      </w:r>
+                    </w:p>
+                    <w:p>
+                      <w:pPr>
+                        <w:spacing w:before="0" w:after="0" w:line="480" w:lineRule="exact"/>
+                        <w:ind w:left="0" w:right="0" w:firstLine="0"/>
+                        <w:jc w:val="right"/>
+                      </w:pPr>
+                      <w:r>
+                        <w:rPr>
+                          <w:sz w:val="24"/>
+                          <w:szCs w:val="24"/>
+                        </w:rPr>
+                        <w:t>11</w:t>
+                      </w:r>
+                    </w:p>
+                    <w:p>
+                      <w:pPr>
+                        <w:spacing w:before="0" w:after="0" w:line="480" w:lineRule="exact"/>
+                        <w:ind w:left="0" w:right="0" w:firstLine="0"/>
+                        <w:jc w:val="right"/>
+                      </w:pPr>
+                      <w:r>
+                        <w:rPr>
+                          <w:sz w:val="24"/>
+                          <w:szCs w:val="24"/>
+                        </w:rPr>
+                        <w:t>12</w:t>
+                      </w:r>
+                    </w:p>
+                    <w:p>
+                      <w:pPr>
+                        <w:spacing w:before="0" w:after="0" w:line="480" w:lineRule="exact"/>
+                        <w:ind w:left="0" w:right="0" w:firstLine="0"/>
+                        <w:jc w:val="right"/>
+                      </w:pPr>
+                      <w:r>
+                        <w:rPr>
+                          <w:sz w:val="24"/>
+                          <w:szCs w:val="24"/>
+                        </w:rPr>
+                        <w:t>13</w:t>
+                      </w:r>
+                    </w:p>
+                    <w:p>
+                      <w:pPr>
+                        <w:spacing w:before="0" w:after="0" w:line="480" w:lineRule="exact"/>
+                        <w:ind w:left="0" w:right="0" w:firstLine="0"/>
+                        <w:jc w:val="right"/>
+                      </w:pPr>
+                      <w:r>
+                        <w:rPr>
+                          <w:sz w:val="24"/>
+                          <w:szCs w:val="24"/>
+                        </w:rPr>
+                        <w:t>14</w:t>
+                      </w:r>
+                    </w:p>
+                    <w:p>
+                      <w:pPr>
+                        <w:spacing w:before="0" w:after="0" w:line="480" w:lineRule="exact"/>
+                        <w:ind w:left="0" w:right="0" w:firstLine="0"/>
+                        <w:jc w:val="right"/>
+                      </w:pPr>
+                      <w:r>
+                        <w:rPr>
+                          <w:sz w:val="24"/>
+                          <w:szCs w:val="24"/>
+                        </w:rPr>
+                        <w:t>15</w:t>
+                      </w:r>
+                    </w:p>
+                    <w:p>
+                      <w:pPr>
+                        <w:spacing w:before="0" w:after="0" w:line="480" w:lineRule="exact"/>
+                        <w:ind w:left="0" w:right="0" w:firstLine="0"/>
+                        <w:jc w:val="right"/>
+                      </w:pPr>
+                      <w:r>
+                        <w:rPr>
+                          <w:sz w:val="24"/>
+                          <w:szCs w:val="24"/>
+                        </w:rPr>
+                        <w:t>16</w:t>
+                      </w:r>
+                    </w:p>
+                    <w:p>
+                      <w:pPr>
+                        <w:spacing w:before="0" w:after="0" w:line="480" w:lineRule="exact"/>
+                        <w:ind w:left="0" w:right="0" w:firstLine="0"/>
+                        <w:jc w:val="right"/>
+                      </w:pPr>
+                      <w:r>
+                        <w:rPr>
+                          <w:sz w:val="24"/>
+                          <w:szCs w:val="24"/>
+                        </w:rPr>
+                        <w:t>17</w:t>
+                      </w:r>
+                    </w:p>
+                    <w:p>
+                      <w:pPr>
+                        <w:spacing w:before="0" w:after="0" w:line="480" w:lineRule="exact"/>
+                        <w:ind w:left="0" w:right="0" w:firstLine="0"/>
+                        <w:jc w:val="right"/>
+                      </w:pPr>
+                      <w:r>
+                        <w:rPr>
+                          <w:sz w:val="24"/>
+                          <w:szCs w:val="24"/>
+                        </w:rPr>
+                        <w:t>18</w:t>
+                      </w:r>
+                    </w:p>
+                    <w:p>
+                      <w:pPr>
+                        <w:spacing w:before="0" w:after="0" w:line="480" w:lineRule="exact"/>
+                        <w:ind w:left="0" w:right="0" w:firstLine="0"/>
+                        <w:jc w:val="right"/>
+                      </w:pPr>
+                      <w:r>
+                        <w:rPr>
+                          <w:sz w:val="24"/>
+                          <w:szCs w:val="24"/>
+                        </w:rPr>
+                        <w:t>19</w:t>
+                      </w:r>
+                    </w:p>
+                    <w:p>
+                      <w:pPr>
+                        <w:spacing w:before="0" w:after="0" w:line="480" w:lineRule="exact"/>
+                        <w:ind w:left="0" w:right="0" w:firstLine="0"/>
+                        <w:jc w:val="right"/>
+                      </w:pPr>
+                      <w:r>
+                        <w:rPr>
+                          <w:sz w:val="24"/>
+                          <w:szCs w:val="24"/>
+                        </w:rPr>
+                        <w:t>20</w:t>
+                      </w:r>
+                    </w:p>
+                    <w:p>
+                      <w:pPr>
+                        <w:spacing w:before="0" w:after="0" w:line="480" w:lineRule="exact"/>
+                        <w:ind w:left="0" w:right="0" w:firstLine="0"/>
+                        <w:jc w:val="right"/>
+                      </w:pPr>
+                      <w:r>
+                        <w:rPr>
+                          <w:sz w:val="24"/>
+                          <w:szCs w:val="24"/>
+                        </w:rPr>
+                        <w:t>21</w:t>
+                      </w:r>
+                    </w:p>
+                    <w:p>
+                      <w:pPr>
+                        <w:spacing w:before="0" w:after="0" w:line="480" w:lineRule="exact"/>
+                        <w:ind w:left="0" w:right="0" w:firstLine="0"/>
+                        <w:jc w:val="right"/>
+                      </w:pPr>
+                      <w:r>
+                        <w:rPr>
+                          <w:sz w:val="24"/>
+                          <w:szCs w:val="24"/>
+                        </w:rPr>
+                        <w:t>22</w:t>
+                      </w:r>
+                    </w:p>
+                    <w:p>
+                      <w:pPr>
+                        <w:spacing w:before="0" w:after="0" w:line="480" w:lineRule="exact"/>
+                        <w:ind w:left="0" w:right="0" w:firstLine="0"/>
+                        <w:jc w:val="right"/>
+                      </w:pPr>
+                      <w:r>
+                        <w:rPr>
+                          <w:sz w:val="24"/>
+                          <w:szCs w:val="24"/>
+                        </w:rPr>
+                        <w:t>23</w:t>
+                      </w:r>
+                    </w:p>
+                    <w:p>
+                      <w:pPr>
+                        <w:spacing w:before="0" w:after="0" w:line="480" w:lineRule="exact"/>
+                        <w:ind w:left="0" w:right="0" w:firstLine="0"/>
+                        <w:jc w:val="right"/>
+                      </w:pPr>
+                      <w:r>
+                        <w:rPr>
+                          <w:sz w:val="24"/>
+                          <w:szCs w:val="24"/>
+                        </w:rPr>
+                        <w:t>24</w:t>
+                      </w:r>
+                    </w:p>
+                    <w:p>
+                      <w:pPr>
+                        <w:spacing w:before="0" w:after="0" w:line="480" w:lineRule="exact"/>
+                        <w:ind w:left="0" w:right="0" w:firstLine="0"/>
+                        <w:jc w:val="right"/>
+                      </w:pPr>
+                      <w:r>
+                        <w:rPr>
+                          <w:sz w:val="24"/>
+                          <w:szCs w:val="24"/>
+                        </w:rPr>
+                        <w:t>25</w:t>
+                      </w:r>
+                    </w:p>
+                    <w:p>
+                      <w:pPr>
+                        <w:spacing w:before="0" w:after="0" w:line="480" w:lineRule="exact"/>
+                        <w:ind w:left="0" w:right="0" w:firstLine="0"/>
+                        <w:jc w:val="right"/>
+                      </w:pPr>
+                      <w:r>
+                        <w:rPr>
+                          <w:sz w:val="24"/>
+                          <w:szCs w:val="24"/>
+                        </w:rPr>
+                        <w:t>26</w:t>
+                      </w:r>
+                    </w:p>
+                    <w:p>
+                      <w:pPr>
+                        <w:spacing w:before="0" w:after="0" w:line="480" w:lineRule="exact"/>
+                        <w:ind w:left="0" w:right="0" w:firstLine="0"/>
+                        <w:jc w:val="right"/>
+                      </w:pPr>
+                      <w:r>
+                        <w:rPr>
+                          <w:sz w:val="24"/>
+                          <w:szCs w:val="24"/>
+                        </w:rPr>
+                        <w:t>27</w:t>
+                      </w:r>
+                    </w:p>
+                  </w:txbxContent>
+                </wps:txbx>
+                <wps:bodyPr rot="0" vert="horz" wrap="square" lIns="0" tIns="0" rIns="0" bIns="0" anchor="t" anchorCtr="0">
+                  <a:noAutofit/>
+                </wps:bodyPr>
+              </wps:wsp>
+            </a:graphicData>
+          </a:graphic>
+        </wp:anchor>
+      </w:drawing>
+    </w:r>
+    <w:r>
+      <w:drawing xmlns:wp="http://schemas.openxmlformats.org/drawingml/2006/wordprocessingDrawing">
+        <wp:anchor distT="0" distB="0" distL="0" distR="0" simplePos="0" relativeHeight="2" behindDoc="1" locked="1" layoutInCell="1" allowOverlap="1">
+          <wp:simplePos x="0" y="0"/>
+          <wp:positionH relativeFrom="page">
+            <wp:posOffset>1188720</wp:posOffset>
+          </wp:positionH>
+          <wp:positionV relativeFrom="page">
+            <wp:posOffset>0</wp:posOffset>
+          </wp:positionV>
+          <wp:extent cx="0" cy="10058400"/>
+          <wp:effectExtent l="0" t="0" r="0" b="0"/>
+          <wp:wrapNone/>
+          <wp:docPr id="9912" name="Pleading rule 1"/>
+          <wp:cNvGraphicFramePr/>
+          <a:graphic xmlns:a="http://schemas.openxmlformats.org/drawingml/2006/main">
+            <a:graphicData uri="http://schemas.microsoft.com/office/word/2010/wordprocessingShape">
+              <wps:wsp xmlns:wps="http://schemas.microsoft.com/office/word/2010/wordprocessingShape">
+                <wps:cNvCnPr/>
+                <wps:spPr>
+                  <a:xfrm>
+                    <a:off x="0" y="0"/>
+                    <a:ext cx="0" cy="10058400"/>
+                  </a:xfrm>
+                  <a:prstGeom prst="line">
+                    <a:avLst/>
+                  </a:prstGeom>
+                  <a:ln w="9525">
+                    <a:solidFill>
+                      <a:srgbClr val="000000"/>
+                    </a:solidFill>
+                  </a:ln>
+                </wps:spPr>
+                <wps:bodyPr/>
+              </wps:wsp>
+            </a:graphicData>
+          </a:graphic>
+        </wp:anchor>
+      </w:drawing>
+    </w:r>
+    <w:r>
+      <w:drawing xmlns:wp="http://schemas.openxmlformats.org/drawingml/2006/wordprocessingDrawing">
+        <wp:anchor distT="0" distB="0" distL="0" distR="0" simplePos="0" relativeHeight="3" behindDoc="1" locked="1" layoutInCell="1" allowOverlap="1">
+          <wp:simplePos x="0" y="0"/>
+          <wp:positionH relativeFrom="page">
+            <wp:posOffset>1225550</wp:posOffset>
+          </wp:positionH>
+          <wp:positionV relativeFrom="page">
+            <wp:posOffset>0</wp:posOffset>
+          </wp:positionV>
+          <wp:extent cx="0" cy="10058400"/>
+          <wp:effectExtent l="0" t="0" r="0" b="0"/>
+          <wp:wrapNone/>
+          <wp:docPr id="9913" name="Pleading rule 2"/>
+          <wp:cNvGraphicFramePr/>
+          <a:graphic xmlns:a="http://schemas.openxmlformats.org/drawingml/2006/main">
+            <a:graphicData uri="http://schemas.microsoft.com/office/word/2010/wordprocessingShape">
+              <wps:wsp xmlns:wps="http://schemas.microsoft.com/office/word/2010/wordprocessingShape">
+                <wps:cNvCnPr/>
+                <wps:spPr>
+                  <a:xfrm>
+                    <a:off x="0" y="0"/>
+                    <a:ext cx="0" cy="10058400"/>
+                  </a:xfrm>
+                  <a:prstGeom prst="line">
+                    <a:avLst/>
+                  </a:prstGeom>
+                  <a:ln w="9525">
+                    <a:solidFill>
+                      <a:srgbClr val="000000"/>
+                    </a:solidFill>
+                  </a:ln>
+                </wps:spPr>
+                <wps:bodyPr/>
+              </wps:wsp>
+            </a:graphicData>
+          </a:graphic>
+        </wp:anchor>
+      </w:drawing>
+    </w:r>
+    <w:r>
+      <w:drawing xmlns:wp="http://schemas.openxmlformats.org/drawingml/2006/wordprocessingDrawing">
+        <wp:anchor distT="0" distB="0" distL="0" distR="0" simplePos="0" relativeHeight="4" behindDoc="1" locked="1" layoutInCell="1" allowOverlap="1">
+          <wp:simplePos x="0" y="0"/>
+          <wp:positionH relativeFrom="page">
+            <wp:posOffset>6949440</wp:posOffset>
+          </wp:positionH>
+          <wp:positionV relativeFrom="page">
+            <wp:posOffset>0</wp:posOffset>
+          </wp:positionV>
+          <wp:extent cx="0" cy="10058400"/>
+          <wp:effectExtent l="0" t="0" r="0" b="0"/>
+          <wp:wrapNone/>
+          <wp:docPr id="9914" name="Pleading rule 3"/>
+          <wp:cNvGraphicFramePr/>
+          <a:graphic xmlns:a="http://schemas.openxmlformats.org/drawingml/2006/main">
+            <a:graphicData uri="http://schemas.microsoft.com/office/word/2010/wordprocessingShape">
+              <wps:wsp xmlns:wps="http://schemas.microsoft.com/office/word/2010/wordprocessingShape">
+                <wps:cNvCnPr/>
+                <wps:spPr>
+                  <a:xfrm>
+                    <a:off x="0" y="0"/>
+                    <a:ext cx="0" cy="10058400"/>
+                  </a:xfrm>
+                  <a:prstGeom prst="line">
+                    <a:avLst/>
+                  </a:prstGeom>
+                  <a:ln w="9525">
+                    <a:solidFill>
+                      <a:srgbClr val="000000"/>
+                    </a:solidFill>
+                  </a:ln>
+                </wps:spPr>
+                <wps:bodyPr/>
+              </wps:wsp>
+            </a:graphicData>
+          </a:graphic>
+        </wp:anchor>
+      </w:drawing>
+    </w:r>
+  </w:p>
+</w:hdr>
 </file>
 
 <file path=word/numbering.xml><?xml version="1.0" encoding="utf-8"?>
@@ -13535,7 +8837,7 @@
     <w:pPr>
       <w:keepNext/>
       <w:keepLines/>
-      <w:spacing w:before="0" w:after="0" w:line="480" w:lineRule="exact"/>
+      <w:spacing w:before="240" w:after="120" w:line="240" w:lineRule="exact"/>
       <w:ind w:firstLine="0"/>
       <w:jc w:val="center"/>
       <w:outlineLvl w:val="0"/>
@@ -13563,7 +8865,7 @@
     <w:pPr>
       <w:keepNext/>
       <w:keepLines/>
-      <w:spacing w:before="0" w:after="0" w:line="480" w:lineRule="exact"/>
+      <w:spacing w:before="240" w:after="120" w:line="240" w:lineRule="exact"/>
       <w:ind w:firstLine="0"/>
       <w:outlineLvl w:val="1"/>
     </w:pPr>
@@ -13589,7 +8891,7 @@
     <w:pPr>
       <w:keepNext/>
       <w:keepLines/>
-      <w:spacing w:before="0" w:after="0" w:line="480" w:lineRule="exact"/>
+      <w:spacing w:before="240" w:after="120" w:line="240" w:lineRule="exact"/>
       <w:ind w:firstLine="0"/>
       <w:outlineLvl w:val="2"/>
     </w:pPr>
@@ -13615,7 +8917,7 @@
     <w:pPr>
       <w:keepNext/>
       <w:keepLines/>
-      <w:spacing w:before="0" w:after="0" w:line="480" w:lineRule="exact"/>
+      <w:spacing w:before="240" w:after="120" w:line="240" w:lineRule="exact"/>
       <w:ind w:firstLine="0"/>
       <w:outlineLvl w:val="3"/>
     </w:pPr>
@@ -13642,7 +8944,7 @@
     <w:pPr>
       <w:keepNext/>
       <w:keepLines/>
-      <w:spacing w:before="0" w:after="0" w:line="480" w:lineRule="exact"/>
+      <w:spacing w:before="240" w:after="120" w:line="240" w:lineRule="exact"/>
       <w:ind w:firstLine="0"/>
       <w:outlineLvl w:val="4"/>
     </w:pPr>
@@ -13893,7 +9195,7 @@
     <w:qFormat/>
     <w:pPr>
       <w:keepLines/>
-      <w:spacing w:before="0" w:after="140" w:line="240" w:lineRule="exact"/>
+      <w:spacing w:before="46" w:after="140" w:line="240" w:lineRule="exact"/>
     </w:pPr>
     <w:rPr>
       <w:sz w:val="24"/>
@@ -14037,6 +9339,154 @@
       <w:bCs w:val="0"/>
       <w:color w:val="365F91" w:themeColor="accent1" w:themeShade="BF"/>
     </w:rPr>
+  </w:style>
+  <w:style w:type="paragraph" w:customStyle="1" w:styleId="BodyTextNote">
+    <w:name w:val="Body Text Note"/>
+    <w:basedOn w:val="BodyText"/>
+    <w:qFormat/>
+    <w:pPr>
+      <w:widowControl w:val="0"/>
+    </w:pPr>
+  </w:style>
+  <w:style w:type="paragraph" w:customStyle="1" w:styleId="XdQuote">
+    <w:name w:val="Xd Quote"/>
+    <w:basedOn w:val="Normal"/>
+    <w:qFormat/>
+    <w:pPr>
+      <w:spacing w:before="0" w:after="0" w:line="240" w:lineRule="exact"/>
+      <w:ind w:left="720" w:right="720" w:firstLine="0"/>
+    </w:pPr>
+  </w:style>
+  <w:style w:type="paragraph" w:customStyle="1" w:styleId="XdQuoteFirst">
+    <w:name w:val="Xd Quote First"/>
+    <w:basedOn w:val="Normal"/>
+    <w:qFormat/>
+    <w:pPr>
+      <w:spacing w:before="0" w:after="0" w:line="240" w:lineRule="exact"/>
+      <w:ind w:left="720" w:right="720" w:firstLine="0"/>
+    </w:pPr>
+  </w:style>
+  <w:style w:type="paragraph" w:customStyle="1" w:styleId="XdQuoteLast">
+    <w:name w:val="Xd Quote Last"/>
+    <w:basedOn w:val="Normal"/>
+    <w:qFormat/>
+    <w:pPr>
+      <w:spacing w:before="0" w:after="0" w:line="240" w:lineRule="exact"/>
+      <w:ind w:left="720" w:right="720" w:firstLine="0"/>
+    </w:pPr>
+  </w:style>
+  <w:style w:type="paragraph" w:customStyle="1" w:styleId="XdQuoteOnly">
+    <w:name w:val="Xd Quote Only"/>
+    <w:basedOn w:val="Normal"/>
+    <w:qFormat/>
+    <w:pPr>
+      <w:spacing w:before="0" w:after="0" w:line="240" w:lineRule="exact"/>
+      <w:ind w:left="720" w:right="720" w:firstLine="0"/>
+    </w:pPr>
+  </w:style>
+  <w:style w:type="paragraph" w:customStyle="1" w:styleId="XdTail">
+    <w:name w:val="Xd Tail"/>
+    <w:basedOn w:val="Normal"/>
+    <w:qFormat/>
+    <w:pPr>
+      <w:spacing w:before="0" w:after="0" w:line="240" w:lineRule="exact"/>
+      <w:ind w:firstLine="0"/>
+    </w:pPr>
+  </w:style>
+  <w:style w:type="paragraph" w:customStyle="1" w:styleId="BodyTextKeep">
+    <w:name w:val="Body Text Keep"/>
+    <w:basedOn w:val="BodyText"/>
+    <w:qFormat/>
+    <w:pPr>
+      <w:keepNext/>
+      <w:keepLines/>
+    </w:pPr>
+  </w:style>
+  <w:style w:type="paragraph" w:customStyle="1" w:styleId="XdList1">
+    <w:name w:val="XdList 1"/>
+    <w:basedOn w:val="Normal"/>
+    <w:qFormat/>
+    <w:pPr>
+      <w:spacing w:before="0" w:after="0" w:line="480" w:lineRule="exact"/>
+      <w:ind w:left="1440" w:hanging="720"/>
+    </w:pPr>
+  </w:style>
+  <w:style w:type="paragraph" w:customStyle="1" w:styleId="XdList2">
+    <w:name w:val="XdList 2"/>
+    <w:basedOn w:val="Normal"/>
+    <w:qFormat/>
+    <w:pPr>
+      <w:spacing w:before="0" w:after="0" w:line="480" w:lineRule="exact"/>
+      <w:ind w:left="2160" w:hanging="720"/>
+    </w:pPr>
+  </w:style>
+  <w:style w:type="paragraph" w:customStyle="1" w:styleId="XdList3">
+    <w:name w:val="XdList 3"/>
+    <w:basedOn w:val="Normal"/>
+    <w:qFormat/>
+    <w:pPr>
+      <w:spacing w:before="0" w:after="0" w:line="480" w:lineRule="exact"/>
+      <w:ind w:left="2880" w:hanging="720"/>
+    </w:pPr>
+  </w:style>
+  <w:style w:type="paragraph" w:customStyle="1" w:styleId="XdTailList1">
+    <w:name w:val="XdTailList 1"/>
+    <w:basedOn w:val="Normal"/>
+    <w:qFormat/>
+    <w:pPr>
+      <w:spacing w:before="0" w:after="0" w:line="240" w:lineRule="exact"/>
+      <w:ind w:left="1440" w:hanging="720"/>
+    </w:pPr>
+  </w:style>
+  <w:style w:type="paragraph" w:customStyle="1" w:styleId="XdTailList2">
+    <w:name w:val="XdTailList 2"/>
+    <w:basedOn w:val="Normal"/>
+    <w:qFormat/>
+    <w:pPr>
+      <w:spacing w:before="0" w:after="0" w:line="240" w:lineRule="exact"/>
+      <w:ind w:left="2160" w:hanging="720"/>
+    </w:pPr>
+  </w:style>
+  <w:style w:type="paragraph" w:customStyle="1" w:styleId="XdTailList3">
+    <w:name w:val="XdTailList 3"/>
+    <w:basedOn w:val="Normal"/>
+    <w:qFormat/>
+    <w:pPr>
+      <w:spacing w:before="0" w:after="0" w:line="240" w:lineRule="exact"/>
+      <w:ind w:left="2880" w:hanging="720"/>
+    </w:pPr>
+  </w:style>
+  <w:style w:type="paragraph" w:customStyle="1" w:styleId="XdQuoteList1">
+    <w:name w:val="Xd Quote List 1"/>
+    <w:basedOn w:val="Normal"/>
+    <w:qFormat/>
+    <w:pPr>
+      <w:spacing w:before="0" w:after="0" w:line="240" w:lineRule="exact"/>
+      <w:ind w:left="2160" w:right="720" w:hanging="720"/>
+    </w:pPr>
+  </w:style>
+  <w:style w:type="paragraph" w:customStyle="1" w:styleId="XdQuoteList2">
+    <w:name w:val="Xd Quote List 2"/>
+    <w:basedOn w:val="Normal"/>
+    <w:qFormat/>
+    <w:pPr>
+      <w:spacing w:before="0" w:after="0" w:line="240" w:lineRule="exact"/>
+      <w:ind w:left="2880" w:right="720" w:hanging="720"/>
+    </w:pPr>
+  </w:style>
+  <w:style w:type="paragraph" w:customStyle="1" w:styleId="XdQuoteList3">
+    <w:name w:val="Xd Quote List 3"/>
+    <w:basedOn w:val="Normal"/>
+    <w:qFormat/>
+    <w:pPr>
+      <w:spacing w:before="0" w:after="0" w:line="240" w:lineRule="exact"/>
+      <w:ind w:left="3600" w:right="720" w:hanging="720"/>
+    </w:pPr>
+  </w:style>
+  <w:style w:type="paragraph" w:customStyle="1" w:styleId="XdList1">
+    <w:name w:val="XdList1"/>
+    <w:basedOn w:val="BodyText"/>
+    <w:qFormat/>
   </w:style>
   <w:style w:type="paragraph" w:customStyle="1" w:styleId="SourceCode">
     <w:name w:val="Source Code"/>

--- a/courts/ninth-circuit/california/federal/eastern-district/motion-brief/usage/OUTPUT-motion-brief.docx
+++ b/courts/ninth-circuit/california/federal/eastern-district/motion-brief/usage/OUTPUT-motion-brief.docx
@@ -1670,6 +1670,22 @@
           <w:bCs/>
         </w:rPr>
         <w:t xml:space="preserve">CONTENTS</w:t>
+      </w:r>
+    </w:p>
+    <w:p>
+      <w:pPr>
+        <w:keepNext/>
+        <w:keepLines/>
+        <w:spacing w:before="0" w:after="0" w:line="480" w:lineRule="exact"/>
+        <w:ind w:left="0" w:firstLine="0"/>
+        <w:jc w:val="right"/>
+      </w:pPr>
+      <w:r>
+        <w:rPr>
+          <w:b/>
+          <w:bCs/>
+        </w:rPr>
+        <w:t xml:space="preserve">Page</w:t>
       </w:r>
     </w:p>
     <w:p>
